--- a/GROUP ASSESSMEN new.docx
+++ b/GROUP ASSESSMEN new.docx
@@ -1,9 +1,10 @@
 
 <file path=word/document.xml><?xml version="1.0" encoding="utf-8"?>
-<w:document xmlns:wpc="http://schemas.microsoft.com/office/word/2010/wordprocessingCanvas" xmlns:cx="http://schemas.microsoft.com/office/drawing/2014/chartex" xmlns:cx1="http://schemas.microsoft.com/office/drawing/2015/9/8/chartex" xmlns:cx2="http://schemas.microsoft.com/office/drawing/2015/10/21/chartex" xmlns:cx3="http://schemas.microsoft.com/office/drawing/2016/5/9/chartex" xmlns:cx4="http://schemas.microsoft.com/office/drawing/2016/5/10/chartex" xmlns:cx5="http://schemas.microsoft.com/office/drawing/2016/5/11/chartex" xmlns:cx6="http://schemas.microsoft.com/office/drawing/2016/5/12/chartex" xmlns:cx7="http://schemas.microsoft.com/office/drawing/2016/5/13/chartex" xmlns:cx8="http://schemas.microsoft.com/office/drawing/2016/5/14/chartex" xmlns:mc="http://schemas.openxmlformats.org/markup-compatibility/2006" xmlns:aink="http://schemas.microsoft.com/office/drawing/2016/ink" xmlns:am3d="http://schemas.microsoft.com/office/drawing/2017/model3d" xmlns:o="urn:schemas-microsoft-com:office:office" xmlns:oel="http://schemas.microsoft.com/office/2019/extlst" xmlns:r="http://schemas.openxmlformats.org/officeDocument/2006/relationships" xmlns:m="http://schemas.openxmlformats.org/officeDocument/2006/math" xmlns:v="urn:schemas-microsoft-com:vml" xmlns:wp14="http://schemas.microsoft.com/office/word/2010/wordprocessingDrawing" xmlns:wp="http://schemas.openxmlformats.org/drawingml/2006/wordprocessingDrawing" xmlns:w10="urn:schemas-microsoft-com:office:word" xmlns:w="http://schemas.openxmlformats.org/wordprocessingml/2006/main" xmlns:w14="http://schemas.microsoft.com/office/word/2010/wordml" xmlns:w15="http://schemas.microsoft.com/office/word/2012/wordml" xmlns:w16cex="http://schemas.microsoft.com/office/word/2018/wordml/cex" xmlns:w16cid="http://schemas.microsoft.com/office/word/2016/wordml/cid" xmlns:w16="http://schemas.microsoft.com/office/word/2018/wordml" xmlns:w16du="http://schemas.microsoft.com/office/word/2023/wordml/word16du" xmlns:w16sdtdh="http://schemas.microsoft.com/office/word/2020/wordml/sdtdatahash" xmlns:w16se="http://schemas.microsoft.com/office/word/2015/wordml/symex" xmlns:wpg="http://schemas.microsoft.com/office/word/2010/wordprocessingGroup" xmlns:wpi="http://schemas.microsoft.com/office/word/2010/wordprocessingInk" xmlns:wne="http://schemas.microsoft.com/office/word/2006/wordml" xmlns:wps="http://schemas.microsoft.com/office/word/2010/wordprocessingShape" mc:Ignorable="w14 w15 w16se w16cid w16 w16cex w16sdtdh w16du wp14">
+<w:document xmlns:o="urn:schemas-microsoft-com:office:office" xmlns:r="http://schemas.openxmlformats.org/officeDocument/2006/relationships" xmlns:v="urn:schemas-microsoft-com:vml" xmlns:w="http://schemas.openxmlformats.org/wordprocessingml/2006/main" xmlns:w10="urn:schemas-microsoft-com:office:word" xmlns:wp="http://schemas.openxmlformats.org/drawingml/2006/wordprocessingDrawing" xmlns:pic="http://schemas.openxmlformats.org/drawingml/2006/picture" xmlns:wps="http://schemas.microsoft.com/office/word/2010/wordprocessingShape" xmlns:wpg="http://schemas.microsoft.com/office/word/2010/wordprocessingGroup" xmlns:mc="http://schemas.openxmlformats.org/markup-compatibility/2006" xmlns:wp14="http://schemas.microsoft.com/office/word/2010/wordprocessingDrawing" xmlns:w14="http://schemas.microsoft.com/office/word/2010/wordml" xmlns:w15="http://schemas.microsoft.com/office/word/2012/wordml" mc:Ignorable="w14 wp14 w15">
   <w:body>
     <w:p>
       <w:pPr>
+        <w:pStyle w:val="Normal"/>
         <w:jc w:val="center"/>
         <w:rPr>
           <w:b/>
@@ -26,350 +27,288 @@
     </w:p>
     <w:p>
       <w:pPr>
+        <w:pStyle w:val="Normal"/>
         <w:rPr>
           <w:sz w:val="96"/>
           <w:szCs w:val="96"/>
         </w:rPr>
       </w:pPr>
-    </w:p>
-    <w:p>
-      <w:pPr>
+      <w:r>
+        <w:rPr>
+          <w:sz w:val="96"/>
+          <w:szCs w:val="96"/>
+        </w:rPr>
+      </w:r>
+    </w:p>
+    <w:p>
+      <w:pPr>
+        <w:pStyle w:val="Normal"/>
         <w:rPr>
           <w:sz w:val="96"/>
           <w:szCs w:val="96"/>
           <w:u w:val="single"/>
         </w:rPr>
       </w:pPr>
-    </w:p>
-    <w:p>
-      <w:pPr>
-        <w:rPr>
-          <w:sz w:val="28"/>
-          <w:szCs w:val="28"/>
-        </w:rPr>
-      </w:pPr>
-    </w:p>
-    <w:p>
-      <w:pPr>
-        <w:rPr>
-          <w:sz w:val="28"/>
-          <w:szCs w:val="28"/>
-        </w:rPr>
-      </w:pPr>
-    </w:p>
-    <w:p>
-      <w:pPr>
-        <w:rPr>
-          <w:sz w:val="28"/>
-          <w:szCs w:val="28"/>
-        </w:rPr>
-      </w:pPr>
-    </w:p>
-    <w:p>
-      <w:pPr>
-        <w:rPr>
-          <w:sz w:val="28"/>
-          <w:szCs w:val="28"/>
-        </w:rPr>
-      </w:pPr>
-    </w:p>
-    <w:p>
-      <w:pPr>
-        <w:rPr>
-          <w:sz w:val="28"/>
-          <w:szCs w:val="28"/>
-        </w:rPr>
-      </w:pPr>
-    </w:p>
-    <w:p>
-      <w:pPr>
-        <w:rPr>
-          <w:sz w:val="28"/>
-          <w:szCs w:val="28"/>
-        </w:rPr>
-      </w:pPr>
-    </w:p>
-    <w:p>
-      <w:pPr>
-        <w:rPr>
-          <w:sz w:val="28"/>
-          <w:szCs w:val="28"/>
-        </w:rPr>
-      </w:pPr>
-    </w:p>
-    <w:p>
-      <w:pPr>
-        <w:rPr>
-          <w:sz w:val="28"/>
-          <w:szCs w:val="28"/>
-        </w:rPr>
-      </w:pPr>
-    </w:p>
-    <w:p>
-      <w:pPr>
-        <w:rPr>
-          <w:sz w:val="28"/>
-          <w:szCs w:val="28"/>
-        </w:rPr>
-      </w:pPr>
-    </w:p>
-    <w:p>
-      <w:pPr>
-        <w:rPr>
-          <w:sz w:val="28"/>
-          <w:szCs w:val="28"/>
-        </w:rPr>
-      </w:pPr>
-    </w:p>
-    <w:p>
-      <w:pPr>
-        <w:rPr>
-          <w:sz w:val="28"/>
-          <w:szCs w:val="28"/>
-        </w:rPr>
-      </w:pPr>
-      <w:r>
-        <w:rPr>
-          <w:sz w:val="28"/>
-          <w:szCs w:val="28"/>
-        </w:rPr>
-        <w:t xml:space="preserve">ICT/24/849 – </w:t>
-      </w:r>
-      <w:proofErr w:type="spellStart"/>
-      <w:r>
-        <w:rPr>
-          <w:sz w:val="28"/>
-          <w:szCs w:val="28"/>
-        </w:rPr>
-        <w:t>G.</w:t>
-      </w:r>
-      <w:proofErr w:type="gramStart"/>
-      <w:r>
-        <w:rPr>
-          <w:sz w:val="28"/>
-          <w:szCs w:val="28"/>
-        </w:rPr>
-        <w:t>A.Chamith</w:t>
-      </w:r>
-      <w:proofErr w:type="spellEnd"/>
-      <w:proofErr w:type="gramEnd"/>
-      <w:r>
-        <w:rPr>
-          <w:sz w:val="28"/>
-          <w:szCs w:val="28"/>
-        </w:rPr>
-        <w:t xml:space="preserve"> </w:t>
-      </w:r>
-      <w:proofErr w:type="spellStart"/>
-      <w:r>
-        <w:rPr>
-          <w:sz w:val="28"/>
-          <w:szCs w:val="28"/>
-        </w:rPr>
-        <w:t>Uditha</w:t>
-      </w:r>
-      <w:proofErr w:type="spellEnd"/>
-      <w:r>
-        <w:rPr>
-          <w:sz w:val="28"/>
-          <w:szCs w:val="28"/>
-        </w:rPr>
-        <w:t xml:space="preserve"> =&gt; Educational</w:t>
-      </w:r>
-    </w:p>
-    <w:p>
-      <w:pPr>
-        <w:rPr>
-          <w:sz w:val="28"/>
-          <w:szCs w:val="28"/>
-        </w:rPr>
-      </w:pPr>
-      <w:r>
-        <w:rPr>
-          <w:sz w:val="28"/>
-          <w:szCs w:val="28"/>
-        </w:rPr>
-        <w:t xml:space="preserve">ICT/24/911 – </w:t>
-      </w:r>
-      <w:proofErr w:type="spellStart"/>
-      <w:r>
-        <w:rPr>
-          <w:sz w:val="28"/>
-          <w:szCs w:val="28"/>
-        </w:rPr>
-        <w:t>R.</w:t>
-      </w:r>
-      <w:proofErr w:type="gramStart"/>
-      <w:r>
-        <w:rPr>
-          <w:sz w:val="28"/>
-          <w:szCs w:val="28"/>
-        </w:rPr>
-        <w:t>M.Laksara</w:t>
-      </w:r>
-      <w:proofErr w:type="spellEnd"/>
-      <w:proofErr w:type="gramEnd"/>
-      <w:r>
-        <w:rPr>
-          <w:sz w:val="28"/>
-          <w:szCs w:val="28"/>
-        </w:rPr>
-        <w:t xml:space="preserve"> Gayal    =&gt; Multimedia</w:t>
-      </w:r>
-    </w:p>
-    <w:p>
-      <w:pPr>
-        <w:rPr>
-          <w:sz w:val="28"/>
-          <w:szCs w:val="28"/>
-        </w:rPr>
-      </w:pPr>
-      <w:r>
-        <w:rPr>
-          <w:sz w:val="28"/>
-          <w:szCs w:val="28"/>
-        </w:rPr>
-        <w:t xml:space="preserve">ICT/24/807 – </w:t>
-      </w:r>
-      <w:proofErr w:type="spellStart"/>
-      <w:r>
-        <w:rPr>
-          <w:sz w:val="28"/>
-          <w:szCs w:val="28"/>
-        </w:rPr>
-        <w:t>Thilanka</w:t>
-      </w:r>
-      <w:proofErr w:type="spellEnd"/>
-      <w:r>
-        <w:rPr>
-          <w:sz w:val="28"/>
-          <w:szCs w:val="28"/>
-        </w:rPr>
-        <w:t xml:space="preserve"> </w:t>
-      </w:r>
-      <w:proofErr w:type="spellStart"/>
-      <w:r>
-        <w:rPr>
-          <w:sz w:val="28"/>
-          <w:szCs w:val="28"/>
-        </w:rPr>
-        <w:t>Alagoda</w:t>
-      </w:r>
-      <w:proofErr w:type="spellEnd"/>
-      <w:r>
-        <w:rPr>
-          <w:sz w:val="28"/>
-          <w:szCs w:val="28"/>
-        </w:rPr>
-        <w:t xml:space="preserve">       =&gt; Video Games </w:t>
-      </w:r>
-    </w:p>
-    <w:p>
-      <w:pPr>
-        <w:rPr>
-          <w:sz w:val="28"/>
-          <w:szCs w:val="28"/>
-        </w:rPr>
-      </w:pPr>
-      <w:r>
-        <w:rPr>
-          <w:sz w:val="28"/>
-          <w:szCs w:val="28"/>
-        </w:rPr>
-        <w:t xml:space="preserve">ICT/24/848 – </w:t>
-      </w:r>
-      <w:proofErr w:type="spellStart"/>
-      <w:r>
-        <w:rPr>
-          <w:sz w:val="28"/>
-          <w:szCs w:val="28"/>
-        </w:rPr>
-        <w:t>Kavindu</w:t>
-      </w:r>
-      <w:proofErr w:type="spellEnd"/>
-      <w:r>
-        <w:rPr>
-          <w:sz w:val="28"/>
-          <w:szCs w:val="28"/>
-        </w:rPr>
-        <w:t xml:space="preserve"> </w:t>
-      </w:r>
-      <w:proofErr w:type="spellStart"/>
-      <w:r>
-        <w:rPr>
-          <w:sz w:val="28"/>
-          <w:szCs w:val="28"/>
-        </w:rPr>
-        <w:t>Sachintha</w:t>
-      </w:r>
-      <w:proofErr w:type="spellEnd"/>
-      <w:r>
-        <w:rPr>
-          <w:sz w:val="28"/>
-          <w:szCs w:val="28"/>
-        </w:rPr>
-        <w:t xml:space="preserve">    =&gt; Simulation</w:t>
-      </w:r>
-    </w:p>
-    <w:p>
-      <w:pPr>
-        <w:rPr>
-          <w:sz w:val="28"/>
-          <w:szCs w:val="28"/>
-        </w:rPr>
-      </w:pPr>
-      <w:r>
-        <w:rPr>
-          <w:sz w:val="28"/>
-          <w:szCs w:val="28"/>
-        </w:rPr>
-        <w:t xml:space="preserve">ICT/24/836 – </w:t>
-      </w:r>
-      <w:proofErr w:type="spellStart"/>
-      <w:r>
-        <w:rPr>
-          <w:sz w:val="28"/>
-          <w:szCs w:val="28"/>
-        </w:rPr>
-        <w:t>D.</w:t>
-      </w:r>
-      <w:proofErr w:type="gramStart"/>
-      <w:r>
-        <w:rPr>
-          <w:sz w:val="28"/>
-          <w:szCs w:val="28"/>
-        </w:rPr>
-        <w:t>M.Venura</w:t>
-      </w:r>
-      <w:proofErr w:type="spellEnd"/>
-      <w:proofErr w:type="gramEnd"/>
-      <w:r>
-        <w:rPr>
-          <w:sz w:val="28"/>
-          <w:szCs w:val="28"/>
-        </w:rPr>
-        <w:t xml:space="preserve"> Anuhas  =&gt; Data warehousing</w:t>
-      </w:r>
-    </w:p>
-    <w:p>
-      <w:pPr>
-        <w:rPr>
-          <w:sz w:val="28"/>
-          <w:szCs w:val="28"/>
-        </w:rPr>
-      </w:pPr>
-      <w:r>
-        <w:rPr>
-          <w:kern w:val="0"/>
-          <w:sz w:val="28"/>
-          <w:szCs w:val="28"/>
-          <w14:ligatures w14:val="none"/>
-        </w:rPr>
+      <w:r>
+        <w:rPr>
+          <w:sz w:val="96"/>
+          <w:szCs w:val="96"/>
+          <w:u w:val="single"/>
+        </w:rPr>
+      </w:r>
+    </w:p>
+    <w:p>
+      <w:pPr>
+        <w:pStyle w:val="Normal"/>
+        <w:rPr>
+          <w:sz w:val="28"/>
+          <w:szCs w:val="28"/>
+        </w:rPr>
+      </w:pPr>
+      <w:r>
+        <w:rPr>
+          <w:sz w:val="28"/>
+          <w:szCs w:val="28"/>
+        </w:rPr>
+      </w:r>
+    </w:p>
+    <w:p>
+      <w:pPr>
+        <w:pStyle w:val="Normal"/>
+        <w:rPr>
+          <w:sz w:val="28"/>
+          <w:szCs w:val="28"/>
+        </w:rPr>
+      </w:pPr>
+      <w:r>
+        <w:rPr>
+          <w:sz w:val="28"/>
+          <w:szCs w:val="28"/>
+        </w:rPr>
+      </w:r>
+    </w:p>
+    <w:p>
+      <w:pPr>
+        <w:pStyle w:val="Normal"/>
+        <w:rPr>
+          <w:sz w:val="28"/>
+          <w:szCs w:val="28"/>
+        </w:rPr>
+      </w:pPr>
+      <w:r>
+        <w:rPr>
+          <w:sz w:val="28"/>
+          <w:szCs w:val="28"/>
+        </w:rPr>
+      </w:r>
+    </w:p>
+    <w:p>
+      <w:pPr>
+        <w:pStyle w:val="Normal"/>
+        <w:rPr>
+          <w:sz w:val="28"/>
+          <w:szCs w:val="28"/>
+        </w:rPr>
+      </w:pPr>
+      <w:r>
+        <w:rPr>
+          <w:sz w:val="28"/>
+          <w:szCs w:val="28"/>
+        </w:rPr>
+      </w:r>
+    </w:p>
+    <w:p>
+      <w:pPr>
+        <w:pStyle w:val="Normal"/>
+        <w:rPr>
+          <w:sz w:val="28"/>
+          <w:szCs w:val="28"/>
+        </w:rPr>
+      </w:pPr>
+      <w:r>
+        <w:rPr>
+          <w:sz w:val="28"/>
+          <w:szCs w:val="28"/>
+        </w:rPr>
+      </w:r>
+    </w:p>
+    <w:p>
+      <w:pPr>
+        <w:pStyle w:val="Normal"/>
+        <w:rPr>
+          <w:sz w:val="28"/>
+          <w:szCs w:val="28"/>
+        </w:rPr>
+      </w:pPr>
+      <w:r>
+        <w:rPr>
+          <w:sz w:val="28"/>
+          <w:szCs w:val="28"/>
+        </w:rPr>
+      </w:r>
+    </w:p>
+    <w:p>
+      <w:pPr>
+        <w:pStyle w:val="Normal"/>
+        <w:rPr>
+          <w:sz w:val="28"/>
+          <w:szCs w:val="28"/>
+        </w:rPr>
+      </w:pPr>
+      <w:r>
+        <w:rPr>
+          <w:sz w:val="28"/>
+          <w:szCs w:val="28"/>
+        </w:rPr>
+      </w:r>
+    </w:p>
+    <w:p>
+      <w:pPr>
+        <w:pStyle w:val="Normal"/>
+        <w:rPr>
+          <w:sz w:val="28"/>
+          <w:szCs w:val="28"/>
+        </w:rPr>
+      </w:pPr>
+      <w:r>
+        <w:rPr>
+          <w:sz w:val="28"/>
+          <w:szCs w:val="28"/>
+        </w:rPr>
+      </w:r>
+    </w:p>
+    <w:p>
+      <w:pPr>
+        <w:pStyle w:val="Normal"/>
+        <w:rPr>
+          <w:sz w:val="28"/>
+          <w:szCs w:val="28"/>
+        </w:rPr>
+      </w:pPr>
+      <w:r>
+        <w:rPr>
+          <w:sz w:val="28"/>
+          <w:szCs w:val="28"/>
+        </w:rPr>
+      </w:r>
+    </w:p>
+    <w:p>
+      <w:pPr>
+        <w:pStyle w:val="Normal"/>
+        <w:rPr>
+          <w:sz w:val="28"/>
+          <w:szCs w:val="28"/>
+        </w:rPr>
+      </w:pPr>
+      <w:r>
+        <w:rPr>
+          <w:sz w:val="28"/>
+          <w:szCs w:val="28"/>
+        </w:rPr>
+      </w:r>
+    </w:p>
+    <w:p>
+      <w:pPr>
+        <w:pStyle w:val="Normal"/>
+        <w:rPr>
+          <w:sz w:val="28"/>
+          <w:szCs w:val="28"/>
+        </w:rPr>
+      </w:pPr>
+      <w:r>
+        <w:rPr>
+          <w:sz w:val="28"/>
+          <w:szCs w:val="28"/>
+        </w:rPr>
+        <w:t>ICT/24/849 – G.A.Chamith Uditha =&gt; Educational</w:t>
+      </w:r>
+    </w:p>
+    <w:p>
+      <w:pPr>
+        <w:pStyle w:val="Normal"/>
+        <w:rPr>
+          <w:sz w:val="28"/>
+          <w:szCs w:val="28"/>
+        </w:rPr>
+      </w:pPr>
+      <w:r>
+        <w:rPr>
+          <w:sz w:val="28"/>
+          <w:szCs w:val="28"/>
+        </w:rPr>
+        <w:t>ICT/24/911 – R.M.Laksara Gayal    =&gt; Multimedia</w:t>
+      </w:r>
+    </w:p>
+    <w:p>
+      <w:pPr>
+        <w:pStyle w:val="Normal"/>
+        <w:rPr>
+          <w:sz w:val="28"/>
+          <w:szCs w:val="28"/>
+        </w:rPr>
+      </w:pPr>
+      <w:r>
+        <w:rPr>
+          <w:sz w:val="28"/>
+          <w:szCs w:val="28"/>
+        </w:rPr>
+        <w:t xml:space="preserve">ICT/24/807 – Thilanka Alagoda       =&gt; Video Games </w:t>
+      </w:r>
+    </w:p>
+    <w:p>
+      <w:pPr>
+        <w:pStyle w:val="Normal"/>
+        <w:rPr>
+          <w:sz w:val="28"/>
+          <w:szCs w:val="28"/>
+        </w:rPr>
+      </w:pPr>
+      <w:r>
+        <w:rPr>
+          <w:sz w:val="28"/>
+          <w:szCs w:val="28"/>
+        </w:rPr>
+        <w:t>ICT/24/848 – Kavindu Sachintha    =&gt; Simulation</w:t>
+      </w:r>
+    </w:p>
+    <w:p>
+      <w:pPr>
+        <w:pStyle w:val="Normal"/>
+        <w:rPr>
+          <w:sz w:val="28"/>
+          <w:szCs w:val="28"/>
+        </w:rPr>
+      </w:pPr>
+      <w:r>
+        <w:rPr>
+          <w:sz w:val="28"/>
+          <w:szCs w:val="28"/>
+        </w:rPr>
+        <w:t>ICT/24/836 – D.M.Venura Anuhas  =&gt; Data warehousing</w:t>
+      </w:r>
+    </w:p>
+    <w:p>
+      <w:pPr>
+        <w:pStyle w:val="Normal"/>
+        <w:rPr>
+          <w:sz w:val="28"/>
+          <w:szCs w:val="28"/>
+        </w:rPr>
+      </w:pPr>
+      <w:r>
+        <w:rPr>
+          <w:sz w:val="28"/>
+          <w:szCs w:val="28"/>
+        </w:rPr>
+      </w:r>
+      <w:r>
         <w:br w:type="page"/>
       </w:r>
     </w:p>
     <w:p>
       <w:pPr>
+        <w:pStyle w:val="Normal"/>
+        <w:spacing w:before="0" w:after="160"/>
         <w:jc w:val="both"/>
         <w:rPr>
           <w:szCs w:val="24"/>
@@ -381,7 +320,6 @@
           <w:bCs/>
           <w:szCs w:val="24"/>
         </w:rPr>
-        <w:lastRenderedPageBreak/>
         <w:t>Data warehousing</w:t>
       </w:r>
       <w:r>
@@ -402,39 +340,12 @@
         <w:rPr>
           <w:szCs w:val="24"/>
         </w:rPr>
-        <w:t xml:space="preserve"> is a comprehensive set of </w:t>
-      </w:r>
-      <w:proofErr w:type="gramStart"/>
-      <w:r>
-        <w:rPr>
-          <w:szCs w:val="24"/>
-        </w:rPr>
-        <w:t>strategies ,technologies</w:t>
-      </w:r>
-      <w:proofErr w:type="gramEnd"/>
-      <w:r>
-        <w:rPr>
-          <w:szCs w:val="24"/>
-        </w:rPr>
-        <w:t xml:space="preserve"> and process that organizations use to collect ,analyze, and transform raw data into meaningful insights for informed decision making. Those data warehousing and BI are interconnected systems with each other. While data warehouse serves as the central repository for structured data and BI tools operate on top of </w:t>
-      </w:r>
-      <w:proofErr w:type="gramStart"/>
-      <w:r>
-        <w:rPr>
-          <w:szCs w:val="24"/>
-        </w:rPr>
-        <w:t>it .Those</w:t>
-      </w:r>
-      <w:proofErr w:type="gramEnd"/>
-      <w:r>
-        <w:rPr>
-          <w:szCs w:val="24"/>
-        </w:rPr>
-        <w:t xml:space="preserve"> systems are enhanced by application tools and visual programming interfaces in which streamline data integration ,transformation and user interactions.</w:t>
-      </w:r>
-    </w:p>
-    <w:p>
-      <w:pPr>
+        <w:t xml:space="preserve"> is a comprehensive set of strategies ,technologies and process that organizations use to collect ,analyze, and transform raw data into meaningful insights for informed decision making. Those data warehousing and BI are interconnected systems with each other. While data warehouse serves as the central repository for structured data and BI tools operate on top of it .Those systems are enhanced by application tools and visual programming interfaces in which streamline data integration ,transformation and user interactions.</w:t>
+      </w:r>
+    </w:p>
+    <w:p>
+      <w:pPr>
+        <w:pStyle w:val="Normal"/>
         <w:jc w:val="both"/>
         <w:rPr>
           <w:szCs w:val="24"/>
@@ -444,21 +355,13 @@
         <w:rPr>
           <w:szCs w:val="24"/>
         </w:rPr>
-        <w:t xml:space="preserve">                                                                             In data warehousing, application tools play a critical role in the </w:t>
-      </w:r>
-      <w:proofErr w:type="gramStart"/>
-      <w:r>
-        <w:rPr>
-          <w:szCs w:val="24"/>
-        </w:rPr>
-        <w:t>ETL(</w:t>
-      </w:r>
-      <w:proofErr w:type="gramEnd"/>
-      <w:r>
-        <w:rPr>
-          <w:szCs w:val="24"/>
-        </w:rPr>
-        <w:t>extract ,transform ,load)which prepares raw data for analysis. Tools like</w:t>
+        <w:t xml:space="preserve">                                                                             </w:t>
+      </w:r>
+      <w:r>
+        <w:rPr>
+          <w:szCs w:val="24"/>
+        </w:rPr>
+        <w:t>In data warehousing, application tools play a critical role in the ETL(extract ,transform ,load)which prepares raw data for analysis. Tools like</w:t>
       </w:r>
     </w:p>
     <w:p>
@@ -485,16 +388,8 @@
         <w:rPr>
           <w:szCs w:val="24"/>
         </w:rPr>
-        <w:t xml:space="preserve">– Automate data </w:t>
-      </w:r>
-      <w:proofErr w:type="gramStart"/>
-      <w:r>
-        <w:rPr>
-          <w:szCs w:val="24"/>
-        </w:rPr>
-        <w:t>pipelines</w:t>
-      </w:r>
-      <w:proofErr w:type="gramEnd"/>
+        <w:t>– Automate data pipelines</w:t>
+      </w:r>
     </w:p>
     <w:p>
       <w:pPr>
@@ -547,19 +442,12 @@
         <w:rPr>
           <w:szCs w:val="24"/>
         </w:rPr>
-        <w:t xml:space="preserve"> – Data is preprocessed before </w:t>
-      </w:r>
-      <w:proofErr w:type="gramStart"/>
-      <w:r>
-        <w:rPr>
-          <w:szCs w:val="24"/>
-        </w:rPr>
-        <w:t>loading</w:t>
-      </w:r>
-      <w:proofErr w:type="gramEnd"/>
-    </w:p>
-    <w:p>
-      <w:pPr>
+        <w:t xml:space="preserve"> – Data is preprocessed before loading</w:t>
+      </w:r>
+    </w:p>
+    <w:p>
+      <w:pPr>
+        <w:pStyle w:val="Normal"/>
         <w:jc w:val="both"/>
         <w:rPr>
           <w:szCs w:val="24"/>
@@ -574,6 +462,7 @@
     </w:p>
     <w:p>
       <w:pPr>
+        <w:pStyle w:val="Normal"/>
         <w:jc w:val="both"/>
         <w:rPr>
           <w:szCs w:val="24"/>
@@ -597,23 +486,7 @@
         <w:rPr>
           <w:szCs w:val="24"/>
         </w:rPr>
-        <w:t xml:space="preserve">, visual application programming allows user to build data workflows and dashboards without writing codes. Instead of writing codes BI is achieved through Drag and Drop interfaces that let </w:t>
-      </w:r>
-      <w:proofErr w:type="spellStart"/>
-      <w:proofErr w:type="gramStart"/>
-      <w:r>
-        <w:rPr>
-          <w:szCs w:val="24"/>
-        </w:rPr>
-        <w:t>non technical</w:t>
-      </w:r>
-      <w:proofErr w:type="spellEnd"/>
-      <w:proofErr w:type="gramEnd"/>
-      <w:r>
-        <w:rPr>
-          <w:szCs w:val="24"/>
-        </w:rPr>
-        <w:t xml:space="preserve"> users create reports, apply filters and generate visualizations.</w:t>
+        <w:t>, visual application programming allows user to build data workflows and dashboards without writing codes. Instead of writing codes BI is achieved through Drag and Drop interfaces that let non technical users create reports, apply filters and generate visualizations.</w:t>
       </w:r>
     </w:p>
     <w:p>
@@ -654,16 +527,8 @@
         <w:rPr>
           <w:szCs w:val="24"/>
         </w:rPr>
-        <w:t xml:space="preserve"> – Offer intuitive drag and drop </w:t>
-      </w:r>
-      <w:proofErr w:type="gramStart"/>
-      <w:r>
-        <w:rPr>
-          <w:szCs w:val="24"/>
-        </w:rPr>
-        <w:t>dashboards</w:t>
-      </w:r>
-      <w:proofErr w:type="gramEnd"/>
+        <w:t xml:space="preserve"> – Offer intuitive drag and drop dashboards</w:t>
+      </w:r>
     </w:p>
     <w:p>
       <w:pPr>
@@ -703,19 +568,12 @@
         <w:rPr>
           <w:szCs w:val="24"/>
         </w:rPr>
-        <w:t xml:space="preserve"> – Use visual workflows for data mining and machine </w:t>
-      </w:r>
-      <w:proofErr w:type="gramStart"/>
-      <w:r>
-        <w:rPr>
-          <w:szCs w:val="24"/>
-        </w:rPr>
-        <w:t>learning</w:t>
-      </w:r>
-      <w:proofErr w:type="gramEnd"/>
-    </w:p>
-    <w:p>
-      <w:pPr>
+        <w:t xml:space="preserve"> – Use visual workflows for data mining and machine learning</w:t>
+      </w:r>
+    </w:p>
+    <w:p>
+      <w:pPr>
+        <w:pStyle w:val="Normal"/>
         <w:jc w:val="both"/>
         <w:rPr>
           <w:szCs w:val="24"/>
@@ -725,21 +583,7 @@
         <w:rPr>
           <w:szCs w:val="24"/>
         </w:rPr>
-        <w:t xml:space="preserve">As </w:t>
-      </w:r>
-      <w:proofErr w:type="gramStart"/>
-      <w:r>
-        <w:rPr>
-          <w:szCs w:val="24"/>
-        </w:rPr>
-        <w:t>real world</w:t>
-      </w:r>
-      <w:proofErr w:type="gramEnd"/>
-      <w:r>
-        <w:rPr>
-          <w:szCs w:val="24"/>
-        </w:rPr>
-        <w:t xml:space="preserve"> use cases, </w:t>
+        <w:t xml:space="preserve">As real world use cases, </w:t>
       </w:r>
       <w:r>
         <w:rPr>
@@ -772,6 +616,7 @@
     </w:p>
     <w:p>
       <w:pPr>
+        <w:pStyle w:val="Normal"/>
         <w:jc w:val="both"/>
         <w:rPr>
           <w:szCs w:val="24"/>
@@ -781,52 +626,75 @@
         <w:rPr>
           <w:szCs w:val="24"/>
         </w:rPr>
-        <w:t xml:space="preserve">                                                                                            As the conclusion, application tools and visual application programming have transformed how organizations interact with data warehouses and BI systems. By automating data integration, enabling self-service analytics and supporting real time decision making.</w:t>
+        <w:t xml:space="preserve">                                                                                            </w:t>
+      </w:r>
+      <w:r>
+        <w:rPr>
+          <w:szCs w:val="24"/>
+        </w:rPr>
+        <w:t>As the conclusion, application tools and visual application programming have transformed how organizations interact with data warehouses and BI systems. By automating data integration, enabling self-service analytics and supporting real time decision making.</w:t>
       </w:r>
     </w:p>
     <w:p>
       <w:pPr>
         <w:pStyle w:val="ListParagraph"/>
-        <w:ind w:left="765"/>
-        <w:rPr>
-          <w:szCs w:val="24"/>
-        </w:rPr>
-      </w:pPr>
-    </w:p>
-    <w:p>
-      <w:pPr>
-        <w:rPr>
-          <w:sz w:val="28"/>
-          <w:szCs w:val="28"/>
-        </w:rPr>
-      </w:pPr>
-    </w:p>
-    <w:p/>
-    <w:p/>
-    <w:p>
-      <w:r>
-        <w:lastRenderedPageBreak/>
-        <w:t xml:space="preserve">Simulations are a computer representation of real-world systems which allow researchers the ability to access data on this type of system's </w:t>
-      </w:r>
-      <w:proofErr w:type="spellStart"/>
-      <w:r>
-        <w:t>behaviours</w:t>
-      </w:r>
-      <w:proofErr w:type="spellEnd"/>
-      <w:r>
-        <w:t xml:space="preserve">, </w:t>
-      </w:r>
-      <w:proofErr w:type="gramStart"/>
-      <w:r>
-        <w:t>characteristics</w:t>
-      </w:r>
-      <w:proofErr w:type="gramEnd"/>
-      <w:r>
-        <w:t xml:space="preserve"> and decision-making processes without having to interact directly with the physical system, thereby reducing risks and assisting in achieving better results for many different industries (e.g., education, engineering, health care).</w:t>
-      </w:r>
-    </w:p>
-    <w:p>
-      <w:pPr>
+        <w:ind w:start="765"/>
+        <w:rPr>
+          <w:szCs w:val="24"/>
+        </w:rPr>
+      </w:pPr>
+      <w:r>
+        <w:rPr>
+          <w:szCs w:val="24"/>
+        </w:rPr>
+      </w:r>
+    </w:p>
+    <w:p>
+      <w:pPr>
+        <w:pStyle w:val="Normal"/>
+        <w:rPr>
+          <w:sz w:val="28"/>
+          <w:szCs w:val="28"/>
+        </w:rPr>
+      </w:pPr>
+      <w:r>
+        <w:rPr>
+          <w:sz w:val="28"/>
+          <w:szCs w:val="28"/>
+        </w:rPr>
+      </w:r>
+    </w:p>
+    <w:p>
+      <w:pPr>
+        <w:pStyle w:val="Normal"/>
+        <w:rPr/>
+      </w:pPr>
+      <w:r>
+        <w:rPr/>
+      </w:r>
+    </w:p>
+    <w:p>
+      <w:pPr>
+        <w:pStyle w:val="Normal"/>
+        <w:rPr/>
+      </w:pPr>
+      <w:r>
+        <w:rPr/>
+      </w:r>
+    </w:p>
+    <w:p>
+      <w:pPr>
+        <w:pStyle w:val="Normal"/>
+        <w:rPr/>
+      </w:pPr>
+      <w:r>
+        <w:rPr/>
+        <w:t>Simulations are a computer representation of real-world systems which allow researchers the ability to access data on this type of system's behaviours, characteristics and decision-making processes without having to interact directly with the physical system, thereby reducing risks and assisting in achieving better results for many different industries (e.g., education, engineering, health care).</w:t>
+      </w:r>
+    </w:p>
+    <w:p>
+      <w:pPr>
+        <w:pStyle w:val="Normal"/>
         <w:rPr>
           <w:b/>
           <w:bCs/>
@@ -845,8 +713,17 @@
     <w:tbl>
       <w:tblPr>
         <w:tblStyle w:val="TableGrid"/>
-        <w:tblW w:w="0" w:type="auto"/>
-        <w:tblLook w:val="04A0" w:firstRow="1" w:lastRow="0" w:firstColumn="1" w:lastColumn="0" w:noHBand="0" w:noVBand="1"/>
+        <w:tblW w:w="9350" w:type="dxa"/>
+        <w:jc w:val="start"/>
+        <w:tblInd w:w="0" w:type="dxa"/>
+        <w:tblLayout w:type="fixed"/>
+        <w:tblCellMar>
+          <w:top w:w="0" w:type="dxa"/>
+          <w:start w:w="108" w:type="dxa"/>
+          <w:bottom w:w="0" w:type="dxa"/>
+          <w:end w:w="108" w:type="dxa"/>
+        </w:tblCellMar>
+        <w:tblLook w:firstRow="1" w:noVBand="1" w:lastRow="0" w:firstColumn="1" w:lastColumn="0" w:noHBand="0" w:val="04a0"/>
       </w:tblPr>
       <w:tblGrid>
         <w:gridCol w:w="3116"/>
@@ -854,12 +731,30 @@
         <w:gridCol w:w="3117"/>
       </w:tblGrid>
       <w:tr>
+        <w:trPr/>
         <w:tc>
           <w:tcPr>
             <w:tcW w:w="3116" w:type="dxa"/>
+            <w:tcBorders/>
           </w:tcPr>
           <w:p>
+            <w:pPr>
+              <w:pStyle w:val="Normal"/>
+              <w:widowControl/>
+              <w:spacing w:before="0" w:after="0"/>
+              <w:jc w:val="start"/>
+              <w:rPr>
+                <w:rFonts w:ascii="Aptos" w:hAnsi="Aptos" w:eastAsia="Aptos" w:cs=""/>
+                <w:kern w:val="2"/>
+                <w:lang w:val="en-US" w:eastAsia="en-US"/>
+              </w:rPr>
+            </w:pPr>
             <w:r>
+              <w:rPr>
+                <w:rFonts w:eastAsia="Aptos" w:cs=""/>
+                <w:kern w:val="2"/>
+                <w:lang w:val="en-US" w:eastAsia="en-US"/>
+              </w:rPr>
               <w:t>Simulation type</w:t>
             </w:r>
           </w:p>
@@ -867,9 +762,26 @@
         <w:tc>
           <w:tcPr>
             <w:tcW w:w="3117" w:type="dxa"/>
+            <w:tcBorders/>
           </w:tcPr>
           <w:p>
+            <w:pPr>
+              <w:pStyle w:val="Normal"/>
+              <w:widowControl/>
+              <w:spacing w:before="0" w:after="0"/>
+              <w:jc w:val="start"/>
+              <w:rPr>
+                <w:rFonts w:ascii="Aptos" w:hAnsi="Aptos" w:eastAsia="Aptos" w:cs=""/>
+                <w:kern w:val="2"/>
+                <w:lang w:val="en-US" w:eastAsia="en-US"/>
+              </w:rPr>
+            </w:pPr>
             <w:r>
+              <w:rPr>
+                <w:rFonts w:eastAsia="Aptos" w:cs=""/>
+                <w:kern w:val="2"/>
+                <w:lang w:val="en-US" w:eastAsia="en-US"/>
+              </w:rPr>
               <w:t>Description</w:t>
             </w:r>
           </w:p>
@@ -877,21 +789,56 @@
         <w:tc>
           <w:tcPr>
             <w:tcW w:w="3117" w:type="dxa"/>
+            <w:tcBorders/>
           </w:tcPr>
           <w:p>
+            <w:pPr>
+              <w:pStyle w:val="Normal"/>
+              <w:widowControl/>
+              <w:spacing w:before="0" w:after="0"/>
+              <w:jc w:val="start"/>
+              <w:rPr>
+                <w:rFonts w:ascii="Aptos" w:hAnsi="Aptos" w:eastAsia="Aptos" w:cs=""/>
+                <w:kern w:val="2"/>
+                <w:lang w:val="en-US" w:eastAsia="en-US"/>
+              </w:rPr>
+            </w:pPr>
             <w:r>
+              <w:rPr>
+                <w:rFonts w:eastAsia="Aptos" w:cs=""/>
+                <w:kern w:val="2"/>
+                <w:lang w:val="en-US" w:eastAsia="en-US"/>
+              </w:rPr>
               <w:t>Real world example</w:t>
             </w:r>
           </w:p>
         </w:tc>
       </w:tr>
       <w:tr>
+        <w:trPr/>
         <w:tc>
           <w:tcPr>
             <w:tcW w:w="3116" w:type="dxa"/>
+            <w:tcBorders/>
           </w:tcPr>
           <w:p>
+            <w:pPr>
+              <w:pStyle w:val="Normal"/>
+              <w:widowControl/>
+              <w:spacing w:before="0" w:after="0"/>
+              <w:jc w:val="start"/>
+              <w:rPr>
+                <w:rFonts w:ascii="Aptos" w:hAnsi="Aptos" w:eastAsia="Aptos" w:cs=""/>
+                <w:kern w:val="2"/>
+                <w:lang w:val="en-US" w:eastAsia="en-US"/>
+              </w:rPr>
+            </w:pPr>
             <w:r>
+              <w:rPr>
+                <w:rFonts w:eastAsia="Aptos" w:cs=""/>
+                <w:kern w:val="2"/>
+                <w:lang w:val="en-US" w:eastAsia="en-US"/>
+              </w:rPr>
               <w:t>Discrete Event Simulation</w:t>
             </w:r>
           </w:p>
@@ -899,9 +846,26 @@
         <w:tc>
           <w:tcPr>
             <w:tcW w:w="3117" w:type="dxa"/>
+            <w:tcBorders/>
           </w:tcPr>
           <w:p>
+            <w:pPr>
+              <w:pStyle w:val="Normal"/>
+              <w:widowControl/>
+              <w:spacing w:before="0" w:after="0"/>
+              <w:jc w:val="start"/>
+              <w:rPr>
+                <w:rFonts w:ascii="Aptos" w:hAnsi="Aptos" w:eastAsia="Aptos" w:cs=""/>
+                <w:kern w:val="2"/>
+                <w:lang w:val="en-US" w:eastAsia="en-US"/>
+              </w:rPr>
+            </w:pPr>
             <w:r>
+              <w:rPr>
+                <w:rFonts w:eastAsia="Aptos" w:cs=""/>
+                <w:kern w:val="2"/>
+                <w:lang w:val="en-US" w:eastAsia="en-US"/>
+              </w:rPr>
               <w:t>Simulates systems where events occur at specific points in time.</w:t>
             </w:r>
           </w:p>
@@ -909,50 +873,108 @@
         <w:tc>
           <w:tcPr>
             <w:tcW w:w="3117" w:type="dxa"/>
+            <w:tcBorders/>
           </w:tcPr>
           <w:p>
             <w:pPr>
               <w:pStyle w:val="ListParagraph"/>
+              <w:widowControl/>
               <w:numPr>
                 <w:ilvl w:val="0"/>
-                <w:numId w:val="4"/>
+                <w:numId w:val="3"/>
               </w:numPr>
+              <w:spacing w:before="0" w:after="0"/>
+              <w:contextualSpacing/>
+              <w:jc w:val="start"/>
+              <w:rPr>
+                <w:rFonts w:ascii="Aptos" w:hAnsi="Aptos" w:eastAsia="Aptos" w:cs=""/>
+                <w:kern w:val="2"/>
+                <w:lang w:val="en-US" w:eastAsia="en-US"/>
+              </w:rPr>
             </w:pPr>
             <w:r>
-              <w:t xml:space="preserve">Bank queue </w:t>
+              <w:rPr>
+                <w:rFonts w:eastAsia="Aptos" w:cs=""/>
+                <w:kern w:val="2"/>
+                <w:lang w:val="en-US" w:eastAsia="en-US"/>
+              </w:rPr>
+              <w:t>Bank queue system</w:t>
             </w:r>
-            <w:proofErr w:type="gramStart"/>
-            <w:r>
-              <w:t>system</w:t>
-            </w:r>
-            <w:proofErr w:type="gramEnd"/>
           </w:p>
           <w:p>
             <w:pPr>
               <w:pStyle w:val="ListParagraph"/>
+              <w:widowControl/>
               <w:numPr>
                 <w:ilvl w:val="0"/>
-                <w:numId w:val="4"/>
+                <w:numId w:val="3"/>
               </w:numPr>
+              <w:spacing w:before="0" w:after="0"/>
+              <w:contextualSpacing/>
+              <w:jc w:val="start"/>
+              <w:rPr>
+                <w:rFonts w:ascii="Aptos" w:hAnsi="Aptos" w:eastAsia="Aptos" w:cs=""/>
+                <w:kern w:val="2"/>
+                <w:lang w:val="en-US" w:eastAsia="en-US"/>
+              </w:rPr>
             </w:pPr>
             <w:r>
+              <w:rPr>
+                <w:rFonts w:eastAsia="Aptos" w:cs=""/>
+                <w:kern w:val="2"/>
+                <w:lang w:val="en-US" w:eastAsia="en-US"/>
+              </w:rPr>
               <w:t>Hospital patient flow</w:t>
             </w:r>
           </w:p>
           <w:p>
             <w:pPr>
-              <w:ind w:left="360"/>
+              <w:pStyle w:val="Normal"/>
+              <w:widowControl/>
+              <w:spacing w:before="0" w:after="0"/>
+              <w:ind w:start="360"/>
+              <w:jc w:val="start"/>
+              <w:rPr>
+                <w:rFonts w:ascii="Aptos" w:hAnsi="Aptos" w:eastAsia="Aptos" w:cs=""/>
+                <w:kern w:val="2"/>
+                <w:lang w:val="en-US" w:eastAsia="en-US"/>
+              </w:rPr>
             </w:pPr>
+            <w:r>
+              <w:rPr>
+                <w:rFonts w:eastAsia="Aptos" w:cs=""/>
+                <w:kern w:val="2"/>
+                <w:lang w:val="en-US" w:eastAsia="en-US"/>
+              </w:rPr>
+            </w:r>
           </w:p>
         </w:tc>
       </w:tr>
       <w:tr>
+        <w:trPr/>
         <w:tc>
           <w:tcPr>
             <w:tcW w:w="3116" w:type="dxa"/>
+            <w:tcBorders/>
           </w:tcPr>
           <w:p>
+            <w:pPr>
+              <w:pStyle w:val="Normal"/>
+              <w:widowControl/>
+              <w:spacing w:before="0" w:after="0"/>
+              <w:jc w:val="start"/>
+              <w:rPr>
+                <w:rFonts w:ascii="Aptos" w:hAnsi="Aptos" w:eastAsia="Aptos" w:cs=""/>
+                <w:kern w:val="2"/>
+                <w:lang w:val="en-US" w:eastAsia="en-US"/>
+              </w:rPr>
+            </w:pPr>
             <w:r>
+              <w:rPr>
+                <w:rFonts w:eastAsia="Aptos" w:cs=""/>
+                <w:kern w:val="2"/>
+                <w:lang w:val="en-US" w:eastAsia="en-US"/>
+              </w:rPr>
               <w:t>Continuous Simulation</w:t>
             </w:r>
           </w:p>
@@ -960,9 +982,26 @@
         <w:tc>
           <w:tcPr>
             <w:tcW w:w="3117" w:type="dxa"/>
+            <w:tcBorders/>
           </w:tcPr>
           <w:p>
+            <w:pPr>
+              <w:pStyle w:val="Normal"/>
+              <w:widowControl/>
+              <w:spacing w:before="0" w:after="0"/>
+              <w:jc w:val="start"/>
+              <w:rPr>
+                <w:rFonts w:ascii="Aptos" w:hAnsi="Aptos" w:eastAsia="Aptos" w:cs=""/>
+                <w:kern w:val="2"/>
+                <w:lang w:val="en-US" w:eastAsia="en-US"/>
+              </w:rPr>
+            </w:pPr>
             <w:r>
+              <w:rPr>
+                <w:rFonts w:eastAsia="Aptos" w:cs=""/>
+                <w:kern w:val="2"/>
+                <w:lang w:val="en-US" w:eastAsia="en-US"/>
+              </w:rPr>
               <w:t>Simulates systems where variables change continuously over time.</w:t>
             </w:r>
           </w:p>
@@ -970,41 +1009,107 @@
         <w:tc>
           <w:tcPr>
             <w:tcW w:w="3117" w:type="dxa"/>
+            <w:tcBorders/>
           </w:tcPr>
           <w:p>
             <w:pPr>
               <w:pStyle w:val="ListParagraph"/>
+              <w:widowControl/>
               <w:numPr>
                 <w:ilvl w:val="0"/>
-                <w:numId w:val="4"/>
+                <w:numId w:val="3"/>
               </w:numPr>
+              <w:spacing w:before="0" w:after="0"/>
+              <w:contextualSpacing/>
+              <w:jc w:val="start"/>
+              <w:rPr>
+                <w:rFonts w:ascii="Aptos" w:hAnsi="Aptos" w:eastAsia="Aptos" w:cs=""/>
+                <w:kern w:val="2"/>
+                <w:lang w:val="en-US" w:eastAsia="en-US"/>
+              </w:rPr>
             </w:pPr>
             <w:r>
+              <w:rPr>
+                <w:rFonts w:eastAsia="Aptos" w:cs=""/>
+                <w:kern w:val="2"/>
+                <w:lang w:val="en-US" w:eastAsia="en-US"/>
+              </w:rPr>
               <w:t>Weather systems</w:t>
             </w:r>
           </w:p>
           <w:p>
             <w:pPr>
               <w:pStyle w:val="ListParagraph"/>
+              <w:widowControl/>
               <w:numPr>
                 <w:ilvl w:val="0"/>
-                <w:numId w:val="4"/>
+                <w:numId w:val="3"/>
               </w:numPr>
+              <w:spacing w:before="0" w:after="0"/>
+              <w:contextualSpacing/>
+              <w:jc w:val="start"/>
+              <w:rPr>
+                <w:rFonts w:ascii="Aptos" w:hAnsi="Aptos" w:eastAsia="Aptos" w:cs=""/>
+                <w:kern w:val="2"/>
+                <w:lang w:val="en-US" w:eastAsia="en-US"/>
+              </w:rPr>
             </w:pPr>
             <w:r>
+              <w:rPr>
+                <w:rFonts w:eastAsia="Aptos" w:cs=""/>
+                <w:kern w:val="2"/>
+                <w:lang w:val="en-US" w:eastAsia="en-US"/>
+              </w:rPr>
               <w:t>Water flow</w:t>
             </w:r>
           </w:p>
-          <w:p/>
+          <w:p>
+            <w:pPr>
+              <w:pStyle w:val="Normal"/>
+              <w:widowControl/>
+              <w:spacing w:before="0" w:after="0"/>
+              <w:jc w:val="start"/>
+              <w:rPr>
+                <w:rFonts w:ascii="Aptos" w:hAnsi="Aptos" w:eastAsia="Aptos" w:cs=""/>
+                <w:kern w:val="2"/>
+                <w:lang w:val="en-US" w:eastAsia="en-US"/>
+              </w:rPr>
+            </w:pPr>
+            <w:r>
+              <w:rPr>
+                <w:rFonts w:eastAsia="Aptos" w:cs=""/>
+                <w:kern w:val="2"/>
+                <w:lang w:val="en-US" w:eastAsia="en-US"/>
+              </w:rPr>
+            </w:r>
+          </w:p>
         </w:tc>
       </w:tr>
       <w:tr>
+        <w:trPr/>
         <w:tc>
           <w:tcPr>
             <w:tcW w:w="3116" w:type="dxa"/>
+            <w:tcBorders/>
           </w:tcPr>
           <w:p>
+            <w:pPr>
+              <w:pStyle w:val="Normal"/>
+              <w:widowControl/>
+              <w:spacing w:before="0" w:after="0"/>
+              <w:jc w:val="start"/>
+              <w:rPr>
+                <w:rFonts w:ascii="Aptos" w:hAnsi="Aptos" w:eastAsia="Aptos" w:cs=""/>
+                <w:kern w:val="2"/>
+                <w:lang w:val="en-US" w:eastAsia="en-US"/>
+              </w:rPr>
+            </w:pPr>
             <w:r>
+              <w:rPr>
+                <w:rFonts w:eastAsia="Aptos" w:cs=""/>
+                <w:kern w:val="2"/>
+                <w:lang w:val="en-US" w:eastAsia="en-US"/>
+              </w:rPr>
               <w:t>Agent Based Simulation</w:t>
             </w:r>
           </w:p>
@@ -1012,9 +1117,26 @@
         <w:tc>
           <w:tcPr>
             <w:tcW w:w="3117" w:type="dxa"/>
+            <w:tcBorders/>
           </w:tcPr>
           <w:p>
+            <w:pPr>
+              <w:pStyle w:val="Normal"/>
+              <w:widowControl/>
+              <w:spacing w:before="0" w:after="0"/>
+              <w:jc w:val="start"/>
+              <w:rPr>
+                <w:rFonts w:ascii="Aptos" w:hAnsi="Aptos" w:eastAsia="Aptos" w:cs=""/>
+                <w:kern w:val="2"/>
+                <w:lang w:val="en-US" w:eastAsia="en-US"/>
+              </w:rPr>
+            </w:pPr>
             <w:r>
+              <w:rPr>
+                <w:rFonts w:eastAsia="Aptos" w:cs=""/>
+                <w:kern w:val="2"/>
+                <w:lang w:val="en-US" w:eastAsia="en-US"/>
+              </w:rPr>
               <w:t>Simulates systems where independent agents (people, vehicles, animals) interact with each other.</w:t>
             </w:r>
           </w:p>
@@ -1022,45 +1144,83 @@
         <w:tc>
           <w:tcPr>
             <w:tcW w:w="3117" w:type="dxa"/>
+            <w:tcBorders/>
           </w:tcPr>
           <w:p>
             <w:pPr>
               <w:pStyle w:val="ListParagraph"/>
+              <w:widowControl/>
               <w:numPr>
                 <w:ilvl w:val="0"/>
-                <w:numId w:val="4"/>
+                <w:numId w:val="3"/>
               </w:numPr>
+              <w:spacing w:before="0" w:after="0"/>
+              <w:contextualSpacing/>
+              <w:jc w:val="start"/>
+              <w:rPr>
+                <w:rFonts w:ascii="Aptos" w:hAnsi="Aptos" w:eastAsia="Aptos" w:cs=""/>
+                <w:kern w:val="2"/>
+                <w:lang w:val="en-US" w:eastAsia="en-US"/>
+              </w:rPr>
             </w:pPr>
             <w:r>
-              <w:t xml:space="preserve">Crowd </w:t>
+              <w:rPr>
+                <w:rFonts w:eastAsia="Aptos" w:cs=""/>
+                <w:kern w:val="2"/>
+                <w:lang w:val="en-US" w:eastAsia="en-US"/>
+              </w:rPr>
+              <w:t>Crowd movement</w:t>
             </w:r>
-            <w:proofErr w:type="gramStart"/>
-            <w:r>
-              <w:t>movement</w:t>
-            </w:r>
-            <w:proofErr w:type="gramEnd"/>
           </w:p>
           <w:p>
             <w:pPr>
               <w:pStyle w:val="ListParagraph"/>
+              <w:widowControl/>
               <w:numPr>
                 <w:ilvl w:val="0"/>
-                <w:numId w:val="4"/>
+                <w:numId w:val="3"/>
               </w:numPr>
+              <w:spacing w:before="0" w:after="0"/>
+              <w:contextualSpacing/>
+              <w:jc w:val="start"/>
+              <w:rPr>
+                <w:rFonts w:ascii="Aptos" w:hAnsi="Aptos" w:eastAsia="Aptos" w:cs=""/>
+                <w:kern w:val="2"/>
+                <w:lang w:val="en-US" w:eastAsia="en-US"/>
+              </w:rPr>
             </w:pPr>
             <w:r>
+              <w:rPr>
+                <w:rFonts w:eastAsia="Aptos" w:cs=""/>
+                <w:kern w:val="2"/>
+                <w:lang w:val="en-US" w:eastAsia="en-US"/>
+              </w:rPr>
               <w:t>Traffic behavior</w:t>
             </w:r>
           </w:p>
           <w:p>
             <w:pPr>
               <w:pStyle w:val="ListParagraph"/>
+              <w:widowControl/>
               <w:numPr>
                 <w:ilvl w:val="0"/>
-                <w:numId w:val="4"/>
+                <w:numId w:val="3"/>
               </w:numPr>
+              <w:spacing w:before="0" w:after="0"/>
+              <w:contextualSpacing/>
+              <w:jc w:val="start"/>
+              <w:rPr>
+                <w:rFonts w:ascii="Aptos" w:hAnsi="Aptos" w:eastAsia="Aptos" w:cs=""/>
+                <w:kern w:val="2"/>
+                <w:lang w:val="en-US" w:eastAsia="en-US"/>
+              </w:rPr>
             </w:pPr>
             <w:r>
+              <w:rPr>
+                <w:rFonts w:eastAsia="Aptos" w:cs=""/>
+                <w:kern w:val="2"/>
+                <w:lang w:val="en-US" w:eastAsia="en-US"/>
+              </w:rPr>
               <w:t>Social systems</w:t>
             </w:r>
           </w:p>
@@ -1069,32 +1229,31 @@
     </w:tbl>
     <w:p>
       <w:pPr>
-        <w:spacing w:line="240" w:lineRule="auto"/>
+        <w:pStyle w:val="Normal"/>
+        <w:spacing w:lineRule="auto" w:line="240"/>
         <w:rPr>
           <w:b/>
           <w:bCs/>
         </w:rPr>
       </w:pPr>
-    </w:p>
-    <w:p>
-      <w:pPr>
-        <w:spacing w:line="240" w:lineRule="auto"/>
+      <w:r>
         <w:rPr>
           <w:b/>
           <w:bCs/>
-          <w:sz w:val="28"/>
-          <w:szCs w:val="28"/>
-        </w:rPr>
-      </w:pPr>
-      <w:r>
+        </w:rPr>
+      </w:r>
+    </w:p>
+    <w:p>
+      <w:pPr>
+        <w:pStyle w:val="Normal"/>
+        <w:spacing w:lineRule="auto" w:line="240"/>
         <w:rPr>
           <w:b/>
           <w:bCs/>
           <w:sz w:val="28"/>
           <w:szCs w:val="28"/>
         </w:rPr>
-        <w:t>Advantages</w:t>
-      </w:r>
+      </w:pPr>
       <w:r>
         <w:rPr>
           <w:b/>
@@ -1102,36 +1261,41 @@
           <w:sz w:val="28"/>
           <w:szCs w:val="28"/>
         </w:rPr>
-        <w:t xml:space="preserve"> and limitations</w:t>
-      </w:r>
-      <w:r>
-        <w:rPr>
-          <w:b/>
-          <w:bCs/>
-          <w:sz w:val="28"/>
-          <w:szCs w:val="28"/>
-        </w:rPr>
-        <w:t xml:space="preserve"> of Simulation:</w:t>
+        <w:t>Advantages and limitations of Simulation:</w:t>
       </w:r>
     </w:p>
     <w:tbl>
       <w:tblPr>
         <w:tblStyle w:val="TableGrid"/>
-        <w:tblW w:w="0" w:type="auto"/>
-        <w:tblLook w:val="04A0" w:firstRow="1" w:lastRow="0" w:firstColumn="1" w:lastColumn="0" w:noHBand="0" w:noVBand="1"/>
+        <w:tblW w:w="9350" w:type="dxa"/>
+        <w:jc w:val="start"/>
+        <w:tblInd w:w="0" w:type="dxa"/>
+        <w:tblLayout w:type="fixed"/>
+        <w:tblCellMar>
+          <w:top w:w="0" w:type="dxa"/>
+          <w:start w:w="108" w:type="dxa"/>
+          <w:bottom w:w="0" w:type="dxa"/>
+          <w:end w:w="108" w:type="dxa"/>
+        </w:tblCellMar>
+        <w:tblLook w:firstRow="1" w:noVBand="1" w:lastRow="0" w:firstColumn="1" w:lastColumn="0" w:noHBand="0" w:val="04a0"/>
       </w:tblPr>
       <w:tblGrid>
         <w:gridCol w:w="4675"/>
         <w:gridCol w:w="4675"/>
       </w:tblGrid>
       <w:tr>
+        <w:trPr/>
         <w:tc>
           <w:tcPr>
             <w:tcW w:w="4675" w:type="dxa"/>
+            <w:tcBorders/>
           </w:tcPr>
           <w:p>
             <w:pPr>
-              <w:spacing w:line="240" w:lineRule="auto"/>
+              <w:pStyle w:val="Normal"/>
+              <w:widowControl/>
+              <w:spacing w:lineRule="auto" w:line="240" w:before="0" w:after="0"/>
+              <w:jc w:val="start"/>
               <w:rPr>
                 <w:b/>
                 <w:bCs/>
@@ -1141,10 +1305,13 @@
             </w:pPr>
             <w:r>
               <w:rPr>
+                <w:rFonts w:eastAsia="Aptos" w:cs=""/>
                 <w:b/>
                 <w:bCs/>
+                <w:kern w:val="2"/>
                 <w:sz w:val="28"/>
                 <w:szCs w:val="28"/>
+                <w:lang w:val="en-US" w:eastAsia="en-US"/>
               </w:rPr>
               <w:t>Advantages</w:t>
             </w:r>
@@ -1153,10 +1320,14 @@
         <w:tc>
           <w:tcPr>
             <w:tcW w:w="4675" w:type="dxa"/>
+            <w:tcBorders/>
           </w:tcPr>
           <w:p>
             <w:pPr>
-              <w:spacing w:line="240" w:lineRule="auto"/>
+              <w:pStyle w:val="Normal"/>
+              <w:widowControl/>
+              <w:spacing w:lineRule="auto" w:line="240" w:before="0" w:after="0"/>
+              <w:jc w:val="start"/>
               <w:rPr>
                 <w:b/>
                 <w:bCs/>
@@ -1166,10 +1337,13 @@
             </w:pPr>
             <w:r>
               <w:rPr>
+                <w:rFonts w:eastAsia="Aptos" w:cs=""/>
                 <w:b/>
                 <w:bCs/>
+                <w:kern w:val="2"/>
                 <w:sz w:val="28"/>
                 <w:szCs w:val="28"/>
+                <w:lang w:val="en-US" w:eastAsia="en-US"/>
               </w:rPr>
               <w:t>limitations</w:t>
             </w:r>
@@ -1177,26 +1351,44 @@
         </w:tc>
       </w:tr>
       <w:tr>
+        <w:trPr/>
         <w:tc>
           <w:tcPr>
             <w:tcW w:w="4675" w:type="dxa"/>
+            <w:tcBorders/>
           </w:tcPr>
           <w:p>
             <w:pPr>
               <w:pStyle w:val="ListParagraph"/>
+              <w:widowControl/>
               <w:numPr>
                 <w:ilvl w:val="0"/>
-                <w:numId w:val="5"/>
+                <w:numId w:val="4"/>
               </w:numPr>
-              <w:spacing w:line="240" w:lineRule="auto"/>
+              <w:spacing w:lineRule="auto" w:line="240" w:before="0" w:after="0"/>
+              <w:contextualSpacing/>
+              <w:jc w:val="start"/>
+              <w:rPr>
+                <w:rFonts w:ascii="Aptos" w:hAnsi="Aptos" w:eastAsia="Aptos" w:cs=""/>
+                <w:kern w:val="2"/>
+                <w:lang w:val="en-US" w:eastAsia="en-US"/>
+              </w:rPr>
             </w:pPr>
             <w:r>
+              <w:rPr>
+                <w:rFonts w:eastAsia="Aptos" w:cs=""/>
+                <w:kern w:val="2"/>
+                <w:lang w:val="en-US" w:eastAsia="en-US"/>
+              </w:rPr>
               <w:t>No damage to the real system</w:t>
             </w:r>
           </w:p>
           <w:p>
             <w:pPr>
-              <w:spacing w:line="240" w:lineRule="auto"/>
+              <w:pStyle w:val="Normal"/>
+              <w:widowControl/>
+              <w:spacing w:lineRule="auto" w:line="240" w:before="0" w:after="0"/>
+              <w:jc w:val="start"/>
               <w:rPr>
                 <w:b/>
                 <w:bCs/>
@@ -1204,33 +1396,56 @@
                 <w:szCs w:val="28"/>
               </w:rPr>
             </w:pPr>
+            <w:r>
+              <w:rPr>
+                <w:rFonts w:eastAsia="Aptos" w:cs=""/>
+                <w:b/>
+                <w:bCs/>
+                <w:kern w:val="2"/>
+                <w:sz w:val="28"/>
+                <w:szCs w:val="28"/>
+                <w:lang w:val="en-US" w:eastAsia="en-US"/>
+              </w:rPr>
+            </w:r>
           </w:p>
         </w:tc>
         <w:tc>
           <w:tcPr>
             <w:tcW w:w="4675" w:type="dxa"/>
+            <w:tcBorders/>
           </w:tcPr>
           <w:p>
             <w:pPr>
               <w:pStyle w:val="ListParagraph"/>
+              <w:widowControl/>
               <w:numPr>
                 <w:ilvl w:val="0"/>
-                <w:numId w:val="7"/>
+                <w:numId w:val="5"/>
               </w:numPr>
-              <w:spacing w:line="240" w:lineRule="auto"/>
+              <w:spacing w:lineRule="auto" w:line="240" w:before="0" w:after="0"/>
+              <w:contextualSpacing/>
+              <w:jc w:val="start"/>
+              <w:rPr>
+                <w:rFonts w:ascii="Aptos" w:hAnsi="Aptos" w:eastAsia="Aptos" w:cs=""/>
+                <w:kern w:val="2"/>
+                <w:lang w:val="en-US" w:eastAsia="en-US"/>
+              </w:rPr>
             </w:pPr>
             <w:r>
-              <w:t xml:space="preserve">Difficult to create an accurate </w:t>
+              <w:rPr>
+                <w:rFonts w:eastAsia="Aptos" w:cs=""/>
+                <w:kern w:val="2"/>
+                <w:lang w:val="en-US" w:eastAsia="en-US"/>
+              </w:rPr>
+              <w:t>Difficult to create an accurate model</w:t>
             </w:r>
-            <w:proofErr w:type="gramStart"/>
-            <w:r>
-              <w:t>model</w:t>
-            </w:r>
-            <w:proofErr w:type="gramEnd"/>
           </w:p>
           <w:p>
             <w:pPr>
-              <w:spacing w:line="240" w:lineRule="auto"/>
+              <w:pStyle w:val="Normal"/>
+              <w:widowControl/>
+              <w:spacing w:lineRule="auto" w:line="240" w:before="0" w:after="0"/>
+              <w:jc w:val="start"/>
               <w:rPr>
                 <w:b/>
                 <w:bCs/>
@@ -1238,35 +1453,59 @@
                 <w:szCs w:val="28"/>
               </w:rPr>
             </w:pPr>
+            <w:r>
+              <w:rPr>
+                <w:rFonts w:eastAsia="Aptos" w:cs=""/>
+                <w:b/>
+                <w:bCs/>
+                <w:kern w:val="2"/>
+                <w:sz w:val="28"/>
+                <w:szCs w:val="28"/>
+                <w:lang w:val="en-US" w:eastAsia="en-US"/>
+              </w:rPr>
+            </w:r>
           </w:p>
         </w:tc>
       </w:tr>
       <w:tr>
+        <w:trPr/>
         <w:tc>
           <w:tcPr>
             <w:tcW w:w="4675" w:type="dxa"/>
+            <w:tcBorders/>
           </w:tcPr>
           <w:p>
             <w:pPr>
               <w:pStyle w:val="ListParagraph"/>
+              <w:widowControl/>
               <w:numPr>
                 <w:ilvl w:val="0"/>
-                <w:numId w:val="5"/>
+                <w:numId w:val="4"/>
               </w:numPr>
-              <w:spacing w:line="240" w:lineRule="auto"/>
+              <w:spacing w:lineRule="auto" w:line="240" w:before="0" w:after="0"/>
+              <w:contextualSpacing/>
+              <w:jc w:val="start"/>
+              <w:rPr>
+                <w:rFonts w:ascii="Aptos" w:hAnsi="Aptos" w:eastAsia="Aptos" w:cs=""/>
+                <w:kern w:val="2"/>
+                <w:lang w:val="en-US" w:eastAsia="en-US"/>
+              </w:rPr>
             </w:pPr>
             <w:r>
-              <w:t xml:space="preserve">Saves </w:t>
+              <w:rPr>
+                <w:rFonts w:eastAsia="Aptos" w:cs=""/>
+                <w:kern w:val="2"/>
+                <w:lang w:val="en-US" w:eastAsia="en-US"/>
+              </w:rPr>
+              <w:t>Saves costs</w:t>
             </w:r>
-            <w:proofErr w:type="gramStart"/>
-            <w:r>
-              <w:t>costs</w:t>
-            </w:r>
-            <w:proofErr w:type="gramEnd"/>
           </w:p>
           <w:p>
             <w:pPr>
-              <w:spacing w:line="240" w:lineRule="auto"/>
+              <w:pStyle w:val="Normal"/>
+              <w:widowControl/>
+              <w:spacing w:lineRule="auto" w:line="240" w:before="0" w:after="0"/>
+              <w:jc w:val="start"/>
               <w:rPr>
                 <w:b/>
                 <w:bCs/>
@@ -1274,33 +1513,56 @@
                 <w:szCs w:val="28"/>
               </w:rPr>
             </w:pPr>
+            <w:r>
+              <w:rPr>
+                <w:rFonts w:eastAsia="Aptos" w:cs=""/>
+                <w:b/>
+                <w:bCs/>
+                <w:kern w:val="2"/>
+                <w:sz w:val="28"/>
+                <w:szCs w:val="28"/>
+                <w:lang w:val="en-US" w:eastAsia="en-US"/>
+              </w:rPr>
+            </w:r>
           </w:p>
         </w:tc>
         <w:tc>
           <w:tcPr>
             <w:tcW w:w="4675" w:type="dxa"/>
+            <w:tcBorders/>
           </w:tcPr>
           <w:p>
             <w:pPr>
               <w:pStyle w:val="ListParagraph"/>
+              <w:widowControl/>
               <w:numPr>
                 <w:ilvl w:val="0"/>
-                <w:numId w:val="7"/>
+                <w:numId w:val="5"/>
               </w:numPr>
-              <w:spacing w:line="240" w:lineRule="auto"/>
+              <w:spacing w:lineRule="auto" w:line="240" w:before="0" w:after="0"/>
+              <w:contextualSpacing/>
+              <w:jc w:val="start"/>
+              <w:rPr>
+                <w:rFonts w:ascii="Aptos" w:hAnsi="Aptos" w:eastAsia="Aptos" w:cs=""/>
+                <w:kern w:val="2"/>
+                <w:lang w:val="en-US" w:eastAsia="en-US"/>
+              </w:rPr>
             </w:pPr>
             <w:r>
-              <w:t xml:space="preserve">Sometimes requires high computing </w:t>
+              <w:rPr>
+                <w:rFonts w:eastAsia="Aptos" w:cs=""/>
+                <w:kern w:val="2"/>
+                <w:lang w:val="en-US" w:eastAsia="en-US"/>
+              </w:rPr>
+              <w:t>Sometimes requires high computing power</w:t>
             </w:r>
-            <w:proofErr w:type="gramStart"/>
-            <w:r>
-              <w:t>power</w:t>
-            </w:r>
-            <w:proofErr w:type="gramEnd"/>
           </w:p>
           <w:p>
             <w:pPr>
-              <w:spacing w:line="240" w:lineRule="auto"/>
+              <w:pStyle w:val="Normal"/>
+              <w:widowControl/>
+              <w:spacing w:lineRule="auto" w:line="240" w:before="0" w:after="0"/>
+              <w:jc w:val="start"/>
               <w:rPr>
                 <w:b/>
                 <w:bCs/>
@@ -1308,35 +1570,59 @@
                 <w:szCs w:val="28"/>
               </w:rPr>
             </w:pPr>
+            <w:r>
+              <w:rPr>
+                <w:rFonts w:eastAsia="Aptos" w:cs=""/>
+                <w:b/>
+                <w:bCs/>
+                <w:kern w:val="2"/>
+                <w:sz w:val="28"/>
+                <w:szCs w:val="28"/>
+                <w:lang w:val="en-US" w:eastAsia="en-US"/>
+              </w:rPr>
+            </w:r>
           </w:p>
         </w:tc>
       </w:tr>
       <w:tr>
+        <w:trPr/>
         <w:tc>
           <w:tcPr>
             <w:tcW w:w="4675" w:type="dxa"/>
+            <w:tcBorders/>
           </w:tcPr>
           <w:p>
             <w:pPr>
               <w:pStyle w:val="ListParagraph"/>
+              <w:widowControl/>
               <w:numPr>
                 <w:ilvl w:val="0"/>
-                <w:numId w:val="5"/>
+                <w:numId w:val="4"/>
               </w:numPr>
-              <w:spacing w:line="240" w:lineRule="auto"/>
+              <w:spacing w:lineRule="auto" w:line="240" w:before="0" w:after="0"/>
+              <w:contextualSpacing/>
+              <w:jc w:val="start"/>
+              <w:rPr>
+                <w:rFonts w:ascii="Aptos" w:hAnsi="Aptos" w:eastAsia="Aptos" w:cs=""/>
+                <w:kern w:val="2"/>
+                <w:lang w:val="en-US" w:eastAsia="en-US"/>
+              </w:rPr>
             </w:pPr>
             <w:r>
-              <w:t xml:space="preserve">Can analyze complex </w:t>
+              <w:rPr>
+                <w:rFonts w:eastAsia="Aptos" w:cs=""/>
+                <w:kern w:val="2"/>
+                <w:lang w:val="en-US" w:eastAsia="en-US"/>
+              </w:rPr>
+              <w:t>Can analyze complex systems</w:t>
             </w:r>
-            <w:proofErr w:type="gramStart"/>
-            <w:r>
-              <w:t>systems</w:t>
-            </w:r>
-            <w:proofErr w:type="gramEnd"/>
           </w:p>
           <w:p>
             <w:pPr>
-              <w:spacing w:line="240" w:lineRule="auto"/>
+              <w:pStyle w:val="Normal"/>
+              <w:widowControl/>
+              <w:spacing w:lineRule="auto" w:line="240" w:before="0" w:after="0"/>
+              <w:jc w:val="start"/>
               <w:rPr>
                 <w:b/>
                 <w:bCs/>
@@ -1344,33 +1630,56 @@
                 <w:szCs w:val="28"/>
               </w:rPr>
             </w:pPr>
+            <w:r>
+              <w:rPr>
+                <w:rFonts w:eastAsia="Aptos" w:cs=""/>
+                <w:b/>
+                <w:bCs/>
+                <w:kern w:val="2"/>
+                <w:sz w:val="28"/>
+                <w:szCs w:val="28"/>
+                <w:lang w:val="en-US" w:eastAsia="en-US"/>
+              </w:rPr>
+            </w:r>
           </w:p>
         </w:tc>
         <w:tc>
           <w:tcPr>
             <w:tcW w:w="4675" w:type="dxa"/>
+            <w:tcBorders/>
           </w:tcPr>
           <w:p>
             <w:pPr>
               <w:pStyle w:val="ListParagraph"/>
+              <w:widowControl/>
               <w:numPr>
                 <w:ilvl w:val="0"/>
-                <w:numId w:val="7"/>
+                <w:numId w:val="5"/>
               </w:numPr>
-              <w:spacing w:line="240" w:lineRule="auto"/>
+              <w:spacing w:lineRule="auto" w:line="240" w:before="0" w:after="0"/>
+              <w:contextualSpacing/>
+              <w:jc w:val="start"/>
+              <w:rPr>
+                <w:rFonts w:ascii="Aptos" w:hAnsi="Aptos" w:eastAsia="Aptos" w:cs=""/>
+                <w:kern w:val="2"/>
+                <w:lang w:val="en-US" w:eastAsia="en-US"/>
+              </w:rPr>
             </w:pPr>
             <w:r>
-              <w:t xml:space="preserve">Using wrong data can lead to incorrect </w:t>
+              <w:rPr>
+                <w:rFonts w:eastAsia="Aptos" w:cs=""/>
+                <w:kern w:val="2"/>
+                <w:lang w:val="en-US" w:eastAsia="en-US"/>
+              </w:rPr>
+              <w:t>Using wrong data can lead to incorrect results</w:t>
             </w:r>
-            <w:proofErr w:type="gramStart"/>
-            <w:r>
-              <w:t>results</w:t>
-            </w:r>
-            <w:proofErr w:type="gramEnd"/>
           </w:p>
           <w:p>
             <w:pPr>
-              <w:spacing w:line="240" w:lineRule="auto"/>
+              <w:pStyle w:val="Normal"/>
+              <w:widowControl/>
+              <w:spacing w:lineRule="auto" w:line="240" w:before="0" w:after="0"/>
+              <w:jc w:val="start"/>
               <w:rPr>
                 <w:b/>
                 <w:bCs/>
@@ -1378,13 +1687,25 @@
                 <w:szCs w:val="28"/>
               </w:rPr>
             </w:pPr>
+            <w:r>
+              <w:rPr>
+                <w:rFonts w:eastAsia="Aptos" w:cs=""/>
+                <w:b/>
+                <w:bCs/>
+                <w:kern w:val="2"/>
+                <w:sz w:val="28"/>
+                <w:szCs w:val="28"/>
+                <w:lang w:val="en-US" w:eastAsia="en-US"/>
+              </w:rPr>
+            </w:r>
           </w:p>
         </w:tc>
       </w:tr>
     </w:tbl>
     <w:p>
       <w:pPr>
-        <w:spacing w:line="240" w:lineRule="auto"/>
+        <w:pStyle w:val="Normal"/>
+        <w:spacing w:lineRule="auto" w:line="240"/>
         <w:rPr>
           <w:b/>
           <w:bCs/>
@@ -1392,739 +1713,1385 @@
           <w:szCs w:val="28"/>
         </w:rPr>
       </w:pPr>
+      <w:r>
+        <w:rPr>
+          <w:b/>
+          <w:bCs/>
+          <w:sz w:val="28"/>
+          <w:szCs w:val="28"/>
+        </w:rPr>
+      </w:r>
     </w:p>
     <w:p>
       <w:pPr>
         <w:pStyle w:val="ListParagraph"/>
-        <w:spacing w:line="240" w:lineRule="auto"/>
-      </w:pPr>
+        <w:spacing w:lineRule="auto" w:line="240"/>
+        <w:rPr/>
+      </w:pPr>
+      <w:r>
+        <w:rPr/>
+      </w:r>
+      <w:r>
+        <w:br w:type="page"/>
+      </w:r>
+    </w:p>
+    <w:p>
+      <w:pPr>
+        <w:pStyle w:val="BodyText"/>
+        <w:spacing w:lineRule="auto" w:line="240"/>
+        <w:rPr/>
+      </w:pPr>
+      <w:r>
+        <w:rPr>
+          <w:sz w:val="24"/>
+          <w:szCs w:val="24"/>
+        </w:rPr>
+        <w:t xml:space="preserve">Visual Programming </w:t>
+      </w:r>
+      <w:r>
+        <w:rPr>
+          <w:sz w:val="24"/>
+          <w:szCs w:val="24"/>
+        </w:rPr>
+        <w:t xml:space="preserve">applications and tools </w:t>
+      </w:r>
+      <w:r>
+        <w:rPr>
+          <w:sz w:val="24"/>
+          <w:szCs w:val="24"/>
+        </w:rPr>
+        <w:t xml:space="preserve">use for </w:t>
+      </w:r>
+      <w:r>
+        <w:rPr>
+          <w:b/>
+          <w:bCs/>
+          <w:sz w:val="24"/>
+          <w:szCs w:val="24"/>
+        </w:rPr>
+        <w:t>educational</w:t>
+      </w:r>
+      <w:r>
+        <w:rPr>
+          <w:rFonts w:ascii="Bahnschrift SemiBold Condensed" w:hAnsi="Bahnschrift SemiBold Condensed"/>
+          <w:sz w:val="24"/>
+          <w:szCs w:val="24"/>
+        </w:rPr>
+        <w:t xml:space="preserve"> </w:t>
+      </w:r>
+      <w:r>
+        <w:rPr>
+          <w:sz w:val="24"/>
+          <w:szCs w:val="24"/>
+        </w:rPr>
+        <w:t>purposes</w:t>
+      </w:r>
+      <w:r>
+        <w:rPr>
+          <w:sz w:val="24"/>
+          <w:szCs w:val="24"/>
+        </w:rPr>
+        <w:t xml:space="preserve"> by making programming more accessible, especially for beginners.</w:t>
+      </w:r>
+      <w:r>
+        <w:rPr>
+          <w:sz w:val="24"/>
+          <w:szCs w:val="24"/>
+        </w:rPr>
+        <w:t>They</w:t>
+      </w:r>
+      <w:r>
+        <w:rPr>
+          <w:sz w:val="24"/>
+          <w:szCs w:val="24"/>
+        </w:rPr>
+        <w:t xml:space="preserve"> allow users to manipulat</w:t>
+      </w:r>
+      <w:r>
+        <w:rPr>
+          <w:sz w:val="24"/>
+          <w:szCs w:val="24"/>
+        </w:rPr>
+        <w:t xml:space="preserve">e </w:t>
+      </w:r>
+      <w:r>
+        <w:rPr>
+          <w:sz w:val="24"/>
+          <w:szCs w:val="24"/>
+        </w:rPr>
+        <w:t xml:space="preserve">program elements graphically </w:t>
+      </w:r>
+      <w:r>
+        <w:rPr>
+          <w:sz w:val="24"/>
+          <w:szCs w:val="24"/>
+        </w:rPr>
+        <w:t>s</w:t>
+      </w:r>
+      <w:r>
+        <w:rPr/>
+        <w:t>uch as blocks, icons, or node, rather than writing text-based code</w:t>
+      </w:r>
+      <w:r>
+        <w:rPr>
+          <w:sz w:val="24"/>
+          <w:szCs w:val="24"/>
+        </w:rPr>
+        <w:t>.</w:t>
+      </w:r>
+    </w:p>
+    <w:p>
+      <w:pPr>
+        <w:pStyle w:val="BodyText"/>
+        <w:spacing w:lineRule="auto" w:line="240" w:before="0" w:after="160"/>
+        <w:ind w:hanging="0" w:start="0" w:end="0"/>
+        <w:contextualSpacing/>
+        <w:rPr/>
+      </w:pPr>
+      <w:r>
+        <w:rPr>
+          <w:sz w:val="24"/>
+          <w:szCs w:val="24"/>
+        </w:rPr>
+        <w:t xml:space="preserve">In the educational field, </w:t>
+      </w:r>
+      <w:r>
+        <w:rPr>
+          <w:sz w:val="24"/>
+          <w:szCs w:val="24"/>
+        </w:rPr>
+        <w:t>These applications and</w:t>
+      </w:r>
+      <w:r>
+        <w:rPr>
+          <w:sz w:val="24"/>
+          <w:szCs w:val="24"/>
+        </w:rPr>
+        <w:t xml:space="preserve"> tools are widely used to introduce computational thinking, algorithmic reasoning, and basic programming concepts. </w:t>
+      </w:r>
+      <w:r>
+        <w:rPr>
+          <w:sz w:val="24"/>
+          <w:szCs w:val="24"/>
+        </w:rPr>
+        <w:t>I</w:t>
+      </w:r>
+      <w:r>
+        <w:rPr/>
+        <w:t>n educational environments, VAP tools are used to teach computational thinking, introduce programming concepts, and support hands</w:t>
+        <w:noBreakHyphen/>
+        <w:t xml:space="preserve">on learning through visual interfaces. These </w:t>
+      </w:r>
+      <w:r>
+        <w:rPr/>
+        <w:t>applications/</w:t>
+      </w:r>
+      <w:r>
+        <w:rPr/>
+        <w:t>tools help students understand how programs work by letting them build applications, games, and simulations using drag</w:t>
+        <w:noBreakHyphen/>
+        <w:t>and</w:t>
+        <w:noBreakHyphen/>
+        <w:t>drop blocks, diagrams, and visual components.</w:t>
+      </w:r>
+    </w:p>
+    <w:p>
+      <w:pPr>
+        <w:pStyle w:val="BodyText"/>
+        <w:spacing w:lineRule="auto" w:line="240" w:before="0" w:after="160"/>
+        <w:ind w:hanging="0" w:start="0" w:end="0"/>
+        <w:contextualSpacing/>
+        <w:rPr>
+          <w:b/>
+          <w:bCs/>
+          <w:sz w:val="28"/>
+          <w:szCs w:val="28"/>
+        </w:rPr>
+      </w:pPr>
+      <w:r>
+        <w:rPr>
+          <w:b/>
+          <w:bCs/>
+          <w:sz w:val="28"/>
+          <w:szCs w:val="28"/>
+        </w:rPr>
+      </w:r>
+    </w:p>
+    <w:p>
+      <w:pPr>
+        <w:pStyle w:val="BodyText"/>
+        <w:spacing w:lineRule="auto" w:line="240" w:before="0" w:after="160"/>
+        <w:ind w:hanging="0" w:start="0" w:end="0"/>
+        <w:contextualSpacing/>
+        <w:rPr>
+          <w:b/>
+          <w:bCs/>
+          <w:sz w:val="28"/>
+          <w:szCs w:val="28"/>
+        </w:rPr>
+      </w:pPr>
+      <w:r>
+        <w:rPr>
+          <w:rStyle w:val="Strong"/>
+          <w:sz w:val="28"/>
+          <w:szCs w:val="28"/>
+        </w:rPr>
+        <w:t xml:space="preserve">Scratch </w:t>
+      </w:r>
+      <w:r>
+        <w:rPr>
+          <w:rStyle w:val="Strong"/>
+          <w:sz w:val="28"/>
+          <w:szCs w:val="28"/>
+        </w:rPr>
+        <w:t>(MIT):</w:t>
+      </w:r>
+    </w:p>
+    <w:p>
+      <w:pPr>
+        <w:pStyle w:val="BodyText"/>
+        <w:spacing w:lineRule="auto" w:line="240" w:before="0" w:after="160"/>
+        <w:ind w:hanging="0" w:start="0" w:end="0"/>
+        <w:contextualSpacing/>
+        <w:rPr/>
+      </w:pPr>
+      <w:r>
+        <w:rPr/>
+        <w:t>The most popular free visual coding platform for kids and beginners.Users snap together jigsaw-like blocks to create games, stories and animations.</w:t>
+      </w:r>
+    </w:p>
+    <w:p>
+      <w:pPr>
+        <w:pStyle w:val="BodyText"/>
+        <w:spacing w:lineRule="auto" w:line="240" w:before="0" w:after="160"/>
+        <w:ind w:hanging="0" w:start="0" w:end="0"/>
+        <w:contextualSpacing/>
+        <w:rPr/>
+      </w:pPr>
+      <w:r>
+        <w:rPr/>
+      </w:r>
+    </w:p>
+    <w:p>
+      <w:pPr>
+        <w:pStyle w:val="BodyText"/>
+        <w:spacing w:lineRule="auto" w:line="240" w:before="0" w:after="160"/>
+        <w:ind w:hanging="0" w:start="0" w:end="0"/>
+        <w:contextualSpacing/>
+        <w:rPr>
+          <w:b/>
+          <w:bCs/>
+          <w:sz w:val="28"/>
+          <w:szCs w:val="28"/>
+        </w:rPr>
+      </w:pPr>
+      <w:r>
+        <w:rPr>
+          <w:b/>
+          <w:bCs/>
+          <w:sz w:val="28"/>
+          <w:szCs w:val="28"/>
+        </w:rPr>
+        <w:t>ScratchJr:</w:t>
+      </w:r>
+    </w:p>
+    <w:p>
+      <w:pPr>
+        <w:pStyle w:val="BodyText"/>
+        <w:spacing w:lineRule="auto" w:line="240" w:before="0" w:after="160"/>
+        <w:ind w:hanging="0" w:start="0" w:end="0"/>
+        <w:contextualSpacing/>
+        <w:rPr/>
+      </w:pPr>
+      <w:r>
+        <w:rPr/>
+        <w:t>ScratchJr is an introductory programming language that enables young children (ages 5-7) to create their own interactive stories and games. Children snap together graphical programming blocks to make characters move, jump, dance, and sing.</w:t>
+      </w:r>
+    </w:p>
+    <w:p>
+      <w:pPr>
+        <w:pStyle w:val="BodyText"/>
+        <w:spacing w:lineRule="auto" w:line="240" w:before="0" w:after="160"/>
+        <w:ind w:hanging="0" w:start="0" w:end="0"/>
+        <w:contextualSpacing/>
+        <w:rPr/>
+      </w:pPr>
+      <w:r>
+        <w:rPr/>
+      </w:r>
+    </w:p>
+    <w:p>
+      <w:pPr>
+        <w:pStyle w:val="BodyText"/>
+        <w:spacing w:lineRule="auto" w:line="240" w:before="0" w:after="160"/>
+        <w:ind w:hanging="0" w:start="0" w:end="0"/>
+        <w:contextualSpacing/>
+        <w:rPr>
+          <w:b/>
+          <w:bCs/>
+          <w:sz w:val="28"/>
+          <w:szCs w:val="28"/>
+        </w:rPr>
+      </w:pPr>
+      <w:r>
+        <w:rPr>
+          <w:b/>
+          <w:bCs/>
+          <w:sz w:val="28"/>
+          <w:szCs w:val="28"/>
+        </w:rPr>
+        <w:t>Blockly:</w:t>
+      </w:r>
+    </w:p>
+    <w:p>
+      <w:pPr>
+        <w:pStyle w:val="BodyText"/>
+        <w:spacing w:lineRule="auto" w:line="240" w:before="0" w:after="160"/>
+        <w:ind w:hanging="0" w:start="0" w:end="0"/>
+        <w:contextualSpacing/>
+        <w:rPr/>
+      </w:pPr>
+      <w:r>
+        <w:rPr/>
+        <w:t>Blockly is a visual programming editor by Google that uses drag-and-drop blocks. It’s the engine that powers the most popular coding education programs world wide.</w:t>
+      </w:r>
+      <w:r>
+        <w:rPr/>
+        <w:t>G</w:t>
+      </w:r>
+      <w:r>
+        <w:rPr/>
+        <w:t xml:space="preserve">enerate real code in JavaScript, Python, PHP </w:t>
+      </w:r>
+      <w:r>
+        <w:rPr/>
+        <w:t xml:space="preserve">and </w:t>
+      </w:r>
+      <w:r>
+        <w:rPr/>
+        <w:t>Dart.</w:t>
+      </w:r>
+    </w:p>
+    <w:p>
+      <w:pPr>
+        <w:pStyle w:val="BodyText"/>
+        <w:spacing w:lineRule="auto" w:line="240" w:before="0" w:after="160"/>
+        <w:ind w:hanging="0" w:start="0" w:end="0"/>
+        <w:contextualSpacing/>
+        <w:rPr/>
+      </w:pPr>
+      <w:r>
+        <w:rPr/>
+      </w:r>
+    </w:p>
+    <w:p>
+      <w:pPr>
+        <w:pStyle w:val="BodyText"/>
+        <w:spacing w:lineRule="auto" w:line="240" w:before="0" w:after="160"/>
+        <w:ind w:hanging="0" w:start="0" w:end="0"/>
+        <w:contextualSpacing/>
+        <w:rPr>
+          <w:b/>
+          <w:bCs/>
+          <w:sz w:val="28"/>
+          <w:szCs w:val="28"/>
+        </w:rPr>
+      </w:pPr>
+      <w:r>
+        <w:rPr>
+          <w:b/>
+          <w:bCs/>
+          <w:sz w:val="28"/>
+          <w:szCs w:val="28"/>
+        </w:rPr>
+        <w:t>Mak</w:t>
+      </w:r>
+      <w:r>
+        <w:rPr>
+          <w:b/>
+          <w:bCs/>
+          <w:sz w:val="28"/>
+          <w:szCs w:val="28"/>
+        </w:rPr>
+        <w:t>c</w:t>
+      </w:r>
+      <w:r>
+        <w:rPr>
+          <w:b/>
+          <w:bCs/>
+          <w:sz w:val="28"/>
+          <w:szCs w:val="28"/>
+        </w:rPr>
+        <w:t>Code:</w:t>
+      </w:r>
+    </w:p>
+    <w:p>
+      <w:pPr>
+        <w:pStyle w:val="BodyText"/>
+        <w:spacing w:lineRule="auto" w:line="240" w:before="0" w:after="160"/>
+        <w:ind w:hanging="0" w:start="0" w:end="0"/>
+        <w:contextualSpacing/>
+        <w:rPr/>
+      </w:pPr>
+      <w:r>
+        <w:rPr/>
+        <w:t>M</w:t>
+      </w:r>
+      <w:r>
+        <w:rPr/>
+        <w:t>icrosoft MakeCode is a free online learn-to-code platform where anyone can build games, code devices, and mod Minecraft!</w:t>
+      </w:r>
+    </w:p>
+    <w:p>
+      <w:pPr>
+        <w:pStyle w:val="BodyText"/>
+        <w:spacing w:lineRule="auto" w:line="240" w:before="0" w:after="160"/>
+        <w:ind w:hanging="0" w:start="0" w:end="0"/>
+        <w:contextualSpacing/>
+        <w:rPr/>
+      </w:pPr>
+      <w:r>
+        <w:rPr/>
+      </w:r>
+    </w:p>
+    <w:p>
+      <w:pPr>
+        <w:pStyle w:val="BodyText"/>
+        <w:spacing w:lineRule="auto" w:line="240" w:before="0" w:after="160"/>
+        <w:ind w:hanging="0" w:start="0" w:end="0"/>
+        <w:contextualSpacing/>
+        <w:rPr>
+          <w:b/>
+          <w:bCs/>
+          <w:sz w:val="28"/>
+          <w:szCs w:val="28"/>
+        </w:rPr>
+      </w:pPr>
+      <w:r>
+        <w:rPr>
+          <w:b/>
+          <w:bCs/>
+          <w:sz w:val="28"/>
+          <w:szCs w:val="28"/>
+        </w:rPr>
+        <w:t>Tynker:</w:t>
+      </w:r>
+    </w:p>
+    <w:p>
+      <w:pPr>
+        <w:pStyle w:val="BodyText"/>
+        <w:spacing w:lineRule="auto" w:line="240" w:before="0" w:after="160"/>
+        <w:ind w:hanging="0" w:start="0" w:end="0"/>
+        <w:contextualSpacing/>
+        <w:rPr/>
+      </w:pPr>
+      <w:r>
+        <w:rPr/>
+        <w:t>Tynker is the fun way to learn programming and develop problem-solving &amp; critical thinking skills .</w:t>
+      </w:r>
+      <w:r>
+        <w:rPr/>
+        <w:t>It make coding easy for kids and teens.</w:t>
+      </w:r>
+    </w:p>
+    <w:p>
+      <w:pPr>
+        <w:pStyle w:val="BodyText"/>
+        <w:spacing w:lineRule="auto" w:line="240" w:before="0" w:after="160"/>
+        <w:ind w:hanging="0" w:start="0" w:end="0"/>
+        <w:contextualSpacing/>
+        <w:rPr/>
+      </w:pPr>
+      <w:r>
+        <w:rPr/>
+      </w:r>
+    </w:p>
+    <w:p>
+      <w:pPr>
+        <w:pStyle w:val="BodyText"/>
+        <w:spacing w:lineRule="auto" w:line="240" w:before="0" w:after="160"/>
+        <w:ind w:hanging="0" w:start="0" w:end="0"/>
+        <w:contextualSpacing/>
+        <w:rPr/>
+      </w:pPr>
+      <w:r>
+        <w:rPr/>
+        <w:t>Many educational tools are designed to bridge the gap toward professional languages. They allow students to switch from block-based programming to JavaScript or Python, facilitating a smoother transition to text-based coding.</w:t>
+      </w:r>
+    </w:p>
+    <w:p>
+      <w:pPr>
+        <w:pStyle w:val="BodyText"/>
+        <w:spacing w:lineRule="auto" w:line="240" w:before="0" w:after="160"/>
+        <w:ind w:hanging="0" w:start="0" w:end="0"/>
+        <w:contextualSpacing/>
+        <w:rPr/>
+      </w:pPr>
+      <w:r>
+        <w:rPr/>
+        <w:t>For older students or professionals ,</w:t>
+      </w:r>
+      <w:r>
+        <w:rPr/>
+        <w:t xml:space="preserve">use tools that are </w:t>
+      </w:r>
+      <w:r>
+        <w:rPr/>
+        <w:t xml:space="preserve">professional-grade visual programming languages used in game development and engineering. </w:t>
+      </w:r>
     </w:p>
     <w:sectPr>
+      <w:type w:val="nextPage"/>
       <w:pgSz w:w="12240" w:h="15840"/>
-      <w:pgMar w:top="1440" w:right="1440" w:bottom="1440" w:left="1440" w:header="720" w:footer="720" w:gutter="0"/>
-      <w:pgBorders w:offsetFrom="page">
-        <w:top w:val="single" w:sz="4" w:space="24" w:color="auto"/>
-        <w:left w:val="single" w:sz="4" w:space="24" w:color="auto"/>
-        <w:bottom w:val="single" w:sz="4" w:space="24" w:color="auto"/>
-        <w:right w:val="single" w:sz="4" w:space="24" w:color="auto"/>
+      <w:pgMar w:left="1440" w:right="1440" w:gutter="0" w:header="0" w:top="1440" w:footer="0" w:bottom="1440"/>
+      <w:pgBorders w:display="allPages" w:offsetFrom="page">
+        <w:top w:val="single" w:sz="4" w:space="24" w:color="000000"/>
+        <w:left w:val="single" w:sz="4" w:space="24" w:color="000000"/>
+        <w:bottom w:val="single" w:sz="4" w:space="24" w:color="000000"/>
+        <w:right w:val="single" w:sz="4" w:space="24" w:color="000000"/>
       </w:pgBorders>
-      <w:cols w:space="720"/>
-      <w:docGrid w:linePitch="360"/>
+      <w:pgNumType w:fmt="decimal"/>
+      <w:formProt w:val="false"/>
+      <w:textDirection w:val="lrTb"/>
+      <w:docGrid w:type="default" w:linePitch="360" w:charSpace="0"/>
     </w:sectPr>
   </w:body>
 </w:document>
 </file>
 
 <file path=word/numbering.xml><?xml version="1.0" encoding="utf-8"?>
-<w:numbering xmlns:wpc="http://schemas.microsoft.com/office/word/2010/wordprocessingCanvas" xmlns:cx="http://schemas.microsoft.com/office/drawing/2014/chartex" xmlns:cx1="http://schemas.microsoft.com/office/drawing/2015/9/8/chartex" xmlns:cx2="http://schemas.microsoft.com/office/drawing/2015/10/21/chartex" xmlns:cx3="http://schemas.microsoft.com/office/drawing/2016/5/9/chartex" xmlns:cx4="http://schemas.microsoft.com/office/drawing/2016/5/10/chartex" xmlns:cx5="http://schemas.microsoft.com/office/drawing/2016/5/11/chartex" xmlns:cx6="http://schemas.microsoft.com/office/drawing/2016/5/12/chartex" xmlns:cx7="http://schemas.microsoft.com/office/drawing/2016/5/13/chartex" xmlns:cx8="http://schemas.microsoft.com/office/drawing/2016/5/14/chartex" xmlns:mc="http://schemas.openxmlformats.org/markup-compatibility/2006" xmlns:aink="http://schemas.microsoft.com/office/drawing/2016/ink" xmlns:am3d="http://schemas.microsoft.com/office/drawing/2017/model3d" xmlns:o="urn:schemas-microsoft-com:office:office" xmlns:oel="http://schemas.microsoft.com/office/2019/extlst" xmlns:r="http://schemas.openxmlformats.org/officeDocument/2006/relationships" xmlns:m="http://schemas.openxmlformats.org/officeDocument/2006/math" xmlns:v="urn:schemas-microsoft-com:vml" xmlns:wp14="http://schemas.microsoft.com/office/word/2010/wordprocessingDrawing" xmlns:wp="http://schemas.openxmlformats.org/drawingml/2006/wordprocessingDrawing" xmlns:w10="urn:schemas-microsoft-com:office:word" xmlns:w="http://schemas.openxmlformats.org/wordprocessingml/2006/main" xmlns:w14="http://schemas.microsoft.com/office/word/2010/wordml" xmlns:w15="http://schemas.microsoft.com/office/word/2012/wordml" xmlns:w16cex="http://schemas.microsoft.com/office/word/2018/wordml/cex" xmlns:w16cid="http://schemas.microsoft.com/office/word/2016/wordml/cid" xmlns:w16="http://schemas.microsoft.com/office/word/2018/wordml" xmlns:w16du="http://schemas.microsoft.com/office/word/2023/wordml/word16du" xmlns:w16sdtdh="http://schemas.microsoft.com/office/word/2020/wordml/sdtdatahash" xmlns:w16se="http://schemas.microsoft.com/office/word/2015/wordml/symex" xmlns:wpg="http://schemas.microsoft.com/office/word/2010/wordprocessingGroup" xmlns:wpi="http://schemas.microsoft.com/office/word/2010/wordprocessingInk" xmlns:wne="http://schemas.microsoft.com/office/word/2006/wordml" xmlns:wps="http://schemas.microsoft.com/office/word/2010/wordprocessingShape" mc:Ignorable="w14 w15 w16se w16cid w16 w16cex w16sdtdh w16du wp14">
-  <w:abstractNum w:abstractNumId="0" w15:restartNumberingAfterBreak="0">
-    <w:nsid w:val="203B31E3"/>
-    <w:multiLevelType w:val="hybridMultilevel"/>
-    <w:tmpl w:val="CCA08D6A"/>
-    <w:lvl w:ilvl="0" w:tplc="0409000B">
+<w:numbering xmlns:w="http://schemas.openxmlformats.org/wordprocessingml/2006/main" xmlns:o="urn:schemas-microsoft-com:office:office" xmlns:r="http://schemas.openxmlformats.org/officeDocument/2006/relationships" xmlns:v="urn:schemas-microsoft-com:vml" xmlns:mc="http://schemas.openxmlformats.org/markup-compatibility/2006" xmlns:w14="http://schemas.microsoft.com/office/word/2010/wordml" mc:Ignorable="w14">
+  <w:abstractNum w:abstractNumId="1">
+    <w:lvl w:ilvl="0">
+      <w:start w:val="1"/>
+      <w:numFmt w:val="bullet"/>
+      <w:lvlText w:val=""/>
+      <w:lvlJc w:val="start"/>
+      <w:pPr>
+        <w:tabs>
+          <w:tab w:val="num" w:pos="0"/>
+        </w:tabs>
+        <w:ind w:start="825" w:hanging="360"/>
+      </w:pPr>
+      <w:rPr>
+        <w:rFonts w:ascii="Symbol" w:hAnsi="Symbol" w:cs="Symbol" w:hint="default"/>
+      </w:rPr>
+    </w:lvl>
+    <w:lvl w:ilvl="1">
+      <w:start w:val="1"/>
+      <w:numFmt w:val="bullet"/>
+      <w:lvlText w:val="o"/>
+      <w:lvlJc w:val="start"/>
+      <w:pPr>
+        <w:tabs>
+          <w:tab w:val="num" w:pos="0"/>
+        </w:tabs>
+        <w:ind w:start="1545" w:hanging="360"/>
+      </w:pPr>
+      <w:rPr>
+        <w:rFonts w:ascii="Courier New" w:hAnsi="Courier New" w:cs="Courier New" w:hint="default"/>
+      </w:rPr>
+    </w:lvl>
+    <w:lvl w:ilvl="2">
+      <w:start w:val="1"/>
+      <w:numFmt w:val="bullet"/>
+      <w:lvlText w:val=""/>
+      <w:lvlJc w:val="start"/>
+      <w:pPr>
+        <w:tabs>
+          <w:tab w:val="num" w:pos="0"/>
+        </w:tabs>
+        <w:ind w:start="2265" w:hanging="360"/>
+      </w:pPr>
+      <w:rPr>
+        <w:rFonts w:ascii="Wingdings" w:hAnsi="Wingdings" w:cs="Wingdings" w:hint="default"/>
+      </w:rPr>
+    </w:lvl>
+    <w:lvl w:ilvl="3">
+      <w:start w:val="1"/>
+      <w:numFmt w:val="bullet"/>
+      <w:lvlText w:val=""/>
+      <w:lvlJc w:val="start"/>
+      <w:pPr>
+        <w:tabs>
+          <w:tab w:val="num" w:pos="0"/>
+        </w:tabs>
+        <w:ind w:start="2985" w:hanging="360"/>
+      </w:pPr>
+      <w:rPr>
+        <w:rFonts w:ascii="Symbol" w:hAnsi="Symbol" w:cs="Symbol" w:hint="default"/>
+      </w:rPr>
+    </w:lvl>
+    <w:lvl w:ilvl="4">
+      <w:start w:val="1"/>
+      <w:numFmt w:val="bullet"/>
+      <w:lvlText w:val="o"/>
+      <w:lvlJc w:val="start"/>
+      <w:pPr>
+        <w:tabs>
+          <w:tab w:val="num" w:pos="0"/>
+        </w:tabs>
+        <w:ind w:start="3705" w:hanging="360"/>
+      </w:pPr>
+      <w:rPr>
+        <w:rFonts w:ascii="Courier New" w:hAnsi="Courier New" w:cs="Courier New" w:hint="default"/>
+      </w:rPr>
+    </w:lvl>
+    <w:lvl w:ilvl="5">
+      <w:start w:val="1"/>
+      <w:numFmt w:val="bullet"/>
+      <w:lvlText w:val=""/>
+      <w:lvlJc w:val="start"/>
+      <w:pPr>
+        <w:tabs>
+          <w:tab w:val="num" w:pos="0"/>
+        </w:tabs>
+        <w:ind w:start="4425" w:hanging="360"/>
+      </w:pPr>
+      <w:rPr>
+        <w:rFonts w:ascii="Wingdings" w:hAnsi="Wingdings" w:cs="Wingdings" w:hint="default"/>
+      </w:rPr>
+    </w:lvl>
+    <w:lvl w:ilvl="6">
+      <w:start w:val="1"/>
+      <w:numFmt w:val="bullet"/>
+      <w:lvlText w:val=""/>
+      <w:lvlJc w:val="start"/>
+      <w:pPr>
+        <w:tabs>
+          <w:tab w:val="num" w:pos="0"/>
+        </w:tabs>
+        <w:ind w:start="5145" w:hanging="360"/>
+      </w:pPr>
+      <w:rPr>
+        <w:rFonts w:ascii="Symbol" w:hAnsi="Symbol" w:cs="Symbol" w:hint="default"/>
+      </w:rPr>
+    </w:lvl>
+    <w:lvl w:ilvl="7">
+      <w:start w:val="1"/>
+      <w:numFmt w:val="bullet"/>
+      <w:lvlText w:val="o"/>
+      <w:lvlJc w:val="start"/>
+      <w:pPr>
+        <w:tabs>
+          <w:tab w:val="num" w:pos="0"/>
+        </w:tabs>
+        <w:ind w:start="5865" w:hanging="360"/>
+      </w:pPr>
+      <w:rPr>
+        <w:rFonts w:ascii="Courier New" w:hAnsi="Courier New" w:cs="Courier New" w:hint="default"/>
+      </w:rPr>
+    </w:lvl>
+    <w:lvl w:ilvl="8">
+      <w:start w:val="1"/>
+      <w:numFmt w:val="bullet"/>
+      <w:lvlText w:val=""/>
+      <w:lvlJc w:val="start"/>
+      <w:pPr>
+        <w:tabs>
+          <w:tab w:val="num" w:pos="0"/>
+        </w:tabs>
+        <w:ind w:start="6585" w:hanging="360"/>
+      </w:pPr>
+      <w:rPr>
+        <w:rFonts w:ascii="Wingdings" w:hAnsi="Wingdings" w:cs="Wingdings" w:hint="default"/>
+      </w:rPr>
+    </w:lvl>
+  </w:abstractNum>
+  <w:abstractNum w:abstractNumId="2">
+    <w:lvl w:ilvl="0">
+      <w:start w:val="1"/>
+      <w:numFmt w:val="bullet"/>
+      <w:lvlText w:val=""/>
+      <w:lvlJc w:val="start"/>
+      <w:pPr>
+        <w:tabs>
+          <w:tab w:val="num" w:pos="0"/>
+        </w:tabs>
+        <w:ind w:start="720" w:hanging="360"/>
+      </w:pPr>
+      <w:rPr>
+        <w:rFonts w:ascii="Symbol" w:hAnsi="Symbol" w:cs="Symbol" w:hint="default"/>
+      </w:rPr>
+    </w:lvl>
+    <w:lvl w:ilvl="1">
+      <w:start w:val="1"/>
+      <w:numFmt w:val="bullet"/>
+      <w:lvlText w:val="o"/>
+      <w:lvlJc w:val="start"/>
+      <w:pPr>
+        <w:tabs>
+          <w:tab w:val="num" w:pos="0"/>
+        </w:tabs>
+        <w:ind w:start="1440" w:hanging="360"/>
+      </w:pPr>
+      <w:rPr>
+        <w:rFonts w:ascii="Courier New" w:hAnsi="Courier New" w:cs="Courier New" w:hint="default"/>
+      </w:rPr>
+    </w:lvl>
+    <w:lvl w:ilvl="2">
+      <w:start w:val="1"/>
+      <w:numFmt w:val="bullet"/>
+      <w:lvlText w:val=""/>
+      <w:lvlJc w:val="start"/>
+      <w:pPr>
+        <w:tabs>
+          <w:tab w:val="num" w:pos="0"/>
+        </w:tabs>
+        <w:ind w:start="2160" w:hanging="360"/>
+      </w:pPr>
+      <w:rPr>
+        <w:rFonts w:ascii="Wingdings" w:hAnsi="Wingdings" w:cs="Wingdings" w:hint="default"/>
+      </w:rPr>
+    </w:lvl>
+    <w:lvl w:ilvl="3">
+      <w:start w:val="1"/>
+      <w:numFmt w:val="bullet"/>
+      <w:lvlText w:val=""/>
+      <w:lvlJc w:val="start"/>
+      <w:pPr>
+        <w:tabs>
+          <w:tab w:val="num" w:pos="0"/>
+        </w:tabs>
+        <w:ind w:start="2880" w:hanging="360"/>
+      </w:pPr>
+      <w:rPr>
+        <w:rFonts w:ascii="Symbol" w:hAnsi="Symbol" w:cs="Symbol" w:hint="default"/>
+      </w:rPr>
+    </w:lvl>
+    <w:lvl w:ilvl="4">
+      <w:start w:val="1"/>
+      <w:numFmt w:val="bullet"/>
+      <w:lvlText w:val="o"/>
+      <w:lvlJc w:val="start"/>
+      <w:pPr>
+        <w:tabs>
+          <w:tab w:val="num" w:pos="0"/>
+        </w:tabs>
+        <w:ind w:start="3600" w:hanging="360"/>
+      </w:pPr>
+      <w:rPr>
+        <w:rFonts w:ascii="Courier New" w:hAnsi="Courier New" w:cs="Courier New" w:hint="default"/>
+      </w:rPr>
+    </w:lvl>
+    <w:lvl w:ilvl="5">
+      <w:start w:val="1"/>
+      <w:numFmt w:val="bullet"/>
+      <w:lvlText w:val=""/>
+      <w:lvlJc w:val="start"/>
+      <w:pPr>
+        <w:tabs>
+          <w:tab w:val="num" w:pos="0"/>
+        </w:tabs>
+        <w:ind w:start="4320" w:hanging="360"/>
+      </w:pPr>
+      <w:rPr>
+        <w:rFonts w:ascii="Wingdings" w:hAnsi="Wingdings" w:cs="Wingdings" w:hint="default"/>
+      </w:rPr>
+    </w:lvl>
+    <w:lvl w:ilvl="6">
+      <w:start w:val="1"/>
+      <w:numFmt w:val="bullet"/>
+      <w:lvlText w:val=""/>
+      <w:lvlJc w:val="start"/>
+      <w:pPr>
+        <w:tabs>
+          <w:tab w:val="num" w:pos="0"/>
+        </w:tabs>
+        <w:ind w:start="5040" w:hanging="360"/>
+      </w:pPr>
+      <w:rPr>
+        <w:rFonts w:ascii="Symbol" w:hAnsi="Symbol" w:cs="Symbol" w:hint="default"/>
+      </w:rPr>
+    </w:lvl>
+    <w:lvl w:ilvl="7">
+      <w:start w:val="1"/>
+      <w:numFmt w:val="bullet"/>
+      <w:lvlText w:val="o"/>
+      <w:lvlJc w:val="start"/>
+      <w:pPr>
+        <w:tabs>
+          <w:tab w:val="num" w:pos="0"/>
+        </w:tabs>
+        <w:ind w:start="5760" w:hanging="360"/>
+      </w:pPr>
+      <w:rPr>
+        <w:rFonts w:ascii="Courier New" w:hAnsi="Courier New" w:cs="Courier New" w:hint="default"/>
+      </w:rPr>
+    </w:lvl>
+    <w:lvl w:ilvl="8">
+      <w:start w:val="1"/>
+      <w:numFmt w:val="bullet"/>
+      <w:lvlText w:val=""/>
+      <w:lvlJc w:val="start"/>
+      <w:pPr>
+        <w:tabs>
+          <w:tab w:val="num" w:pos="0"/>
+        </w:tabs>
+        <w:ind w:start="6480" w:hanging="360"/>
+      </w:pPr>
+      <w:rPr>
+        <w:rFonts w:ascii="Wingdings" w:hAnsi="Wingdings" w:cs="Wingdings" w:hint="default"/>
+      </w:rPr>
+    </w:lvl>
+  </w:abstractNum>
+  <w:abstractNum w:abstractNumId="3">
+    <w:lvl w:ilvl="0">
+      <w:start w:val="1"/>
+      <w:numFmt w:val="bullet"/>
+      <w:lvlText w:val=""/>
+      <w:lvlJc w:val="start"/>
+      <w:pPr>
+        <w:tabs>
+          <w:tab w:val="num" w:pos="0"/>
+        </w:tabs>
+        <w:ind w:start="720" w:hanging="360"/>
+      </w:pPr>
+      <w:rPr>
+        <w:rFonts w:ascii="Symbol" w:hAnsi="Symbol" w:cs="Symbol" w:hint="default"/>
+      </w:rPr>
+    </w:lvl>
+    <w:lvl w:ilvl="1">
+      <w:start w:val="1"/>
+      <w:numFmt w:val="bullet"/>
+      <w:lvlText w:val="o"/>
+      <w:lvlJc w:val="start"/>
+      <w:pPr>
+        <w:tabs>
+          <w:tab w:val="num" w:pos="0"/>
+        </w:tabs>
+        <w:ind w:start="1440" w:hanging="360"/>
+      </w:pPr>
+      <w:rPr>
+        <w:rFonts w:ascii="Courier New" w:hAnsi="Courier New" w:cs="Courier New" w:hint="default"/>
+      </w:rPr>
+    </w:lvl>
+    <w:lvl w:ilvl="2">
+      <w:start w:val="1"/>
+      <w:numFmt w:val="bullet"/>
+      <w:lvlText w:val=""/>
+      <w:lvlJc w:val="start"/>
+      <w:pPr>
+        <w:tabs>
+          <w:tab w:val="num" w:pos="0"/>
+        </w:tabs>
+        <w:ind w:start="2160" w:hanging="360"/>
+      </w:pPr>
+      <w:rPr>
+        <w:rFonts w:ascii="Wingdings" w:hAnsi="Wingdings" w:cs="Wingdings" w:hint="default"/>
+      </w:rPr>
+    </w:lvl>
+    <w:lvl w:ilvl="3">
+      <w:start w:val="1"/>
+      <w:numFmt w:val="bullet"/>
+      <w:lvlText w:val=""/>
+      <w:lvlJc w:val="start"/>
+      <w:pPr>
+        <w:tabs>
+          <w:tab w:val="num" w:pos="0"/>
+        </w:tabs>
+        <w:ind w:start="2880" w:hanging="360"/>
+      </w:pPr>
+      <w:rPr>
+        <w:rFonts w:ascii="Symbol" w:hAnsi="Symbol" w:cs="Symbol" w:hint="default"/>
+      </w:rPr>
+    </w:lvl>
+    <w:lvl w:ilvl="4">
+      <w:start w:val="1"/>
+      <w:numFmt w:val="bullet"/>
+      <w:lvlText w:val="o"/>
+      <w:lvlJc w:val="start"/>
+      <w:pPr>
+        <w:tabs>
+          <w:tab w:val="num" w:pos="0"/>
+        </w:tabs>
+        <w:ind w:start="3600" w:hanging="360"/>
+      </w:pPr>
+      <w:rPr>
+        <w:rFonts w:ascii="Courier New" w:hAnsi="Courier New" w:cs="Courier New" w:hint="default"/>
+      </w:rPr>
+    </w:lvl>
+    <w:lvl w:ilvl="5">
+      <w:start w:val="1"/>
+      <w:numFmt w:val="bullet"/>
+      <w:lvlText w:val=""/>
+      <w:lvlJc w:val="start"/>
+      <w:pPr>
+        <w:tabs>
+          <w:tab w:val="num" w:pos="0"/>
+        </w:tabs>
+        <w:ind w:start="4320" w:hanging="360"/>
+      </w:pPr>
+      <w:rPr>
+        <w:rFonts w:ascii="Wingdings" w:hAnsi="Wingdings" w:cs="Wingdings" w:hint="default"/>
+      </w:rPr>
+    </w:lvl>
+    <w:lvl w:ilvl="6">
+      <w:start w:val="1"/>
+      <w:numFmt w:val="bullet"/>
+      <w:lvlText w:val=""/>
+      <w:lvlJc w:val="start"/>
+      <w:pPr>
+        <w:tabs>
+          <w:tab w:val="num" w:pos="0"/>
+        </w:tabs>
+        <w:ind w:start="5040" w:hanging="360"/>
+      </w:pPr>
+      <w:rPr>
+        <w:rFonts w:ascii="Symbol" w:hAnsi="Symbol" w:cs="Symbol" w:hint="default"/>
+      </w:rPr>
+    </w:lvl>
+    <w:lvl w:ilvl="7">
+      <w:start w:val="1"/>
+      <w:numFmt w:val="bullet"/>
+      <w:lvlText w:val="o"/>
+      <w:lvlJc w:val="start"/>
+      <w:pPr>
+        <w:tabs>
+          <w:tab w:val="num" w:pos="0"/>
+        </w:tabs>
+        <w:ind w:start="5760" w:hanging="360"/>
+      </w:pPr>
+      <w:rPr>
+        <w:rFonts w:ascii="Courier New" w:hAnsi="Courier New" w:cs="Courier New" w:hint="default"/>
+      </w:rPr>
+    </w:lvl>
+    <w:lvl w:ilvl="8">
+      <w:start w:val="1"/>
+      <w:numFmt w:val="bullet"/>
+      <w:lvlText w:val=""/>
+      <w:lvlJc w:val="start"/>
+      <w:pPr>
+        <w:tabs>
+          <w:tab w:val="num" w:pos="0"/>
+        </w:tabs>
+        <w:ind w:start="6480" w:hanging="360"/>
+      </w:pPr>
+      <w:rPr>
+        <w:rFonts w:ascii="Wingdings" w:hAnsi="Wingdings" w:cs="Wingdings" w:hint="default"/>
+      </w:rPr>
+    </w:lvl>
+  </w:abstractNum>
+  <w:abstractNum w:abstractNumId="4">
+    <w:lvl w:ilvl="0">
       <w:start w:val="1"/>
       <w:numFmt w:val="bullet"/>
       <w:lvlText w:val=""/>
-      <w:lvlJc w:val="left"/>
-      <w:pPr>
-        <w:ind w:left="630" w:hanging="360"/>
-      </w:pPr>
-      <w:rPr>
-        <w:rFonts w:ascii="Wingdings" w:hAnsi="Wingdings" w:hint="default"/>
-      </w:rPr>
-    </w:lvl>
-    <w:lvl w:ilvl="1" w:tplc="04090003" w:tentative="1">
+      <w:lvlJc w:val="start"/>
+      <w:pPr>
+        <w:tabs>
+          <w:tab w:val="num" w:pos="0"/>
+        </w:tabs>
+        <w:ind w:start="630" w:hanging="360"/>
+      </w:pPr>
+      <w:rPr>
+        <w:rFonts w:ascii="Wingdings" w:hAnsi="Wingdings" w:cs="Wingdings" w:hint="default"/>
+      </w:rPr>
+    </w:lvl>
+    <w:lvl w:ilvl="1">
       <w:start w:val="1"/>
       <w:numFmt w:val="bullet"/>
       <w:lvlText w:val="o"/>
-      <w:lvlJc w:val="left"/>
-      <w:pPr>
-        <w:ind w:left="1440" w:hanging="360"/>
+      <w:lvlJc w:val="start"/>
+      <w:pPr>
+        <w:tabs>
+          <w:tab w:val="num" w:pos="0"/>
+        </w:tabs>
+        <w:ind w:start="1440" w:hanging="360"/>
       </w:pPr>
       <w:rPr>
         <w:rFonts w:ascii="Courier New" w:hAnsi="Courier New" w:cs="Courier New" w:hint="default"/>
       </w:rPr>
     </w:lvl>
-    <w:lvl w:ilvl="2" w:tplc="04090005" w:tentative="1">
+    <w:lvl w:ilvl="2">
       <w:start w:val="1"/>
       <w:numFmt w:val="bullet"/>
       <w:lvlText w:val=""/>
-      <w:lvlJc w:val="left"/>
-      <w:pPr>
-        <w:ind w:left="2160" w:hanging="360"/>
-      </w:pPr>
-      <w:rPr>
-        <w:rFonts w:ascii="Wingdings" w:hAnsi="Wingdings" w:hint="default"/>
-      </w:rPr>
-    </w:lvl>
-    <w:lvl w:ilvl="3" w:tplc="04090001" w:tentative="1">
+      <w:lvlJc w:val="start"/>
+      <w:pPr>
+        <w:tabs>
+          <w:tab w:val="num" w:pos="0"/>
+        </w:tabs>
+        <w:ind w:start="2160" w:hanging="360"/>
+      </w:pPr>
+      <w:rPr>
+        <w:rFonts w:ascii="Wingdings" w:hAnsi="Wingdings" w:cs="Wingdings" w:hint="default"/>
+      </w:rPr>
+    </w:lvl>
+    <w:lvl w:ilvl="3">
       <w:start w:val="1"/>
       <w:numFmt w:val="bullet"/>
       <w:lvlText w:val=""/>
-      <w:lvlJc w:val="left"/>
-      <w:pPr>
-        <w:ind w:left="2880" w:hanging="360"/>
-      </w:pPr>
-      <w:rPr>
-        <w:rFonts w:ascii="Symbol" w:hAnsi="Symbol" w:hint="default"/>
-      </w:rPr>
-    </w:lvl>
-    <w:lvl w:ilvl="4" w:tplc="04090003" w:tentative="1">
+      <w:lvlJc w:val="start"/>
+      <w:pPr>
+        <w:tabs>
+          <w:tab w:val="num" w:pos="0"/>
+        </w:tabs>
+        <w:ind w:start="2880" w:hanging="360"/>
+      </w:pPr>
+      <w:rPr>
+        <w:rFonts w:ascii="Symbol" w:hAnsi="Symbol" w:cs="Symbol" w:hint="default"/>
+      </w:rPr>
+    </w:lvl>
+    <w:lvl w:ilvl="4">
       <w:start w:val="1"/>
       <w:numFmt w:val="bullet"/>
       <w:lvlText w:val="o"/>
-      <w:lvlJc w:val="left"/>
-      <w:pPr>
-        <w:ind w:left="3600" w:hanging="360"/>
+      <w:lvlJc w:val="start"/>
+      <w:pPr>
+        <w:tabs>
+          <w:tab w:val="num" w:pos="0"/>
+        </w:tabs>
+        <w:ind w:start="3600" w:hanging="360"/>
       </w:pPr>
       <w:rPr>
         <w:rFonts w:ascii="Courier New" w:hAnsi="Courier New" w:cs="Courier New" w:hint="default"/>
       </w:rPr>
     </w:lvl>
-    <w:lvl w:ilvl="5" w:tplc="04090005" w:tentative="1">
+    <w:lvl w:ilvl="5">
       <w:start w:val="1"/>
       <w:numFmt w:val="bullet"/>
       <w:lvlText w:val=""/>
-      <w:lvlJc w:val="left"/>
-      <w:pPr>
-        <w:ind w:left="4320" w:hanging="360"/>
-      </w:pPr>
-      <w:rPr>
-        <w:rFonts w:ascii="Wingdings" w:hAnsi="Wingdings" w:hint="default"/>
-      </w:rPr>
-    </w:lvl>
-    <w:lvl w:ilvl="6" w:tplc="04090001" w:tentative="1">
+      <w:lvlJc w:val="start"/>
+      <w:pPr>
+        <w:tabs>
+          <w:tab w:val="num" w:pos="0"/>
+        </w:tabs>
+        <w:ind w:start="4320" w:hanging="360"/>
+      </w:pPr>
+      <w:rPr>
+        <w:rFonts w:ascii="Wingdings" w:hAnsi="Wingdings" w:cs="Wingdings" w:hint="default"/>
+      </w:rPr>
+    </w:lvl>
+    <w:lvl w:ilvl="6">
       <w:start w:val="1"/>
       <w:numFmt w:val="bullet"/>
       <w:lvlText w:val=""/>
-      <w:lvlJc w:val="left"/>
-      <w:pPr>
-        <w:ind w:left="5040" w:hanging="360"/>
-      </w:pPr>
-      <w:rPr>
-        <w:rFonts w:ascii="Symbol" w:hAnsi="Symbol" w:hint="default"/>
-      </w:rPr>
-    </w:lvl>
-    <w:lvl w:ilvl="7" w:tplc="04090003" w:tentative="1">
+      <w:lvlJc w:val="start"/>
+      <w:pPr>
+        <w:tabs>
+          <w:tab w:val="num" w:pos="0"/>
+        </w:tabs>
+        <w:ind w:start="5040" w:hanging="360"/>
+      </w:pPr>
+      <w:rPr>
+        <w:rFonts w:ascii="Symbol" w:hAnsi="Symbol" w:cs="Symbol" w:hint="default"/>
+      </w:rPr>
+    </w:lvl>
+    <w:lvl w:ilvl="7">
       <w:start w:val="1"/>
       <w:numFmt w:val="bullet"/>
       <w:lvlText w:val="o"/>
-      <w:lvlJc w:val="left"/>
-      <w:pPr>
-        <w:ind w:left="5760" w:hanging="360"/>
+      <w:lvlJc w:val="start"/>
+      <w:pPr>
+        <w:tabs>
+          <w:tab w:val="num" w:pos="0"/>
+        </w:tabs>
+        <w:ind w:start="5760" w:hanging="360"/>
       </w:pPr>
       <w:rPr>
         <w:rFonts w:ascii="Courier New" w:hAnsi="Courier New" w:cs="Courier New" w:hint="default"/>
       </w:rPr>
     </w:lvl>
-    <w:lvl w:ilvl="8" w:tplc="04090005" w:tentative="1">
+    <w:lvl w:ilvl="8">
       <w:start w:val="1"/>
       <w:numFmt w:val="bullet"/>
       <w:lvlText w:val=""/>
-      <w:lvlJc w:val="left"/>
-      <w:pPr>
-        <w:ind w:left="6480" w:hanging="360"/>
-      </w:pPr>
-      <w:rPr>
-        <w:rFonts w:ascii="Wingdings" w:hAnsi="Wingdings" w:hint="default"/>
+      <w:lvlJc w:val="start"/>
+      <w:pPr>
+        <w:tabs>
+          <w:tab w:val="num" w:pos="0"/>
+        </w:tabs>
+        <w:ind w:start="6480" w:hanging="360"/>
+      </w:pPr>
+      <w:rPr>
+        <w:rFonts w:ascii="Wingdings" w:hAnsi="Wingdings" w:cs="Wingdings" w:hint="default"/>
       </w:rPr>
     </w:lvl>
   </w:abstractNum>
-  <w:abstractNum w:abstractNumId="1" w15:restartNumberingAfterBreak="0">
-    <w:nsid w:val="402F0394"/>
-    <w:multiLevelType w:val="hybridMultilevel"/>
-    <w:tmpl w:val="C600947A"/>
-    <w:lvl w:ilvl="0" w:tplc="0409000B">
+  <w:abstractNum w:abstractNumId="5">
+    <w:lvl w:ilvl="0">
       <w:start w:val="1"/>
       <w:numFmt w:val="bullet"/>
       <w:lvlText w:val=""/>
-      <w:lvlJc w:val="left"/>
-      <w:pPr>
-        <w:ind w:left="720" w:hanging="360"/>
-      </w:pPr>
-      <w:rPr>
-        <w:rFonts w:ascii="Wingdings" w:hAnsi="Wingdings" w:hint="default"/>
-      </w:rPr>
-    </w:lvl>
-    <w:lvl w:ilvl="1" w:tplc="04090003" w:tentative="1">
+      <w:lvlJc w:val="start"/>
+      <w:pPr>
+        <w:tabs>
+          <w:tab w:val="num" w:pos="0"/>
+        </w:tabs>
+        <w:ind w:start="720" w:hanging="360"/>
+      </w:pPr>
+      <w:rPr>
+        <w:rFonts w:ascii="Wingdings" w:hAnsi="Wingdings" w:cs="Wingdings" w:hint="default"/>
+      </w:rPr>
+    </w:lvl>
+    <w:lvl w:ilvl="1">
       <w:start w:val="1"/>
       <w:numFmt w:val="bullet"/>
       <w:lvlText w:val="o"/>
-      <w:lvlJc w:val="left"/>
-      <w:pPr>
-        <w:ind w:left="1440" w:hanging="360"/>
+      <w:lvlJc w:val="start"/>
+      <w:pPr>
+        <w:tabs>
+          <w:tab w:val="num" w:pos="0"/>
+        </w:tabs>
+        <w:ind w:start="1440" w:hanging="360"/>
       </w:pPr>
       <w:rPr>
         <w:rFonts w:ascii="Courier New" w:hAnsi="Courier New" w:cs="Courier New" w:hint="default"/>
       </w:rPr>
     </w:lvl>
-    <w:lvl w:ilvl="2" w:tplc="04090005" w:tentative="1">
+    <w:lvl w:ilvl="2">
       <w:start w:val="1"/>
       <w:numFmt w:val="bullet"/>
       <w:lvlText w:val=""/>
-      <w:lvlJc w:val="left"/>
-      <w:pPr>
-        <w:ind w:left="2160" w:hanging="360"/>
-      </w:pPr>
-      <w:rPr>
-        <w:rFonts w:ascii="Wingdings" w:hAnsi="Wingdings" w:hint="default"/>
-      </w:rPr>
-    </w:lvl>
-    <w:lvl w:ilvl="3" w:tplc="04090001" w:tentative="1">
+      <w:lvlJc w:val="start"/>
+      <w:pPr>
+        <w:tabs>
+          <w:tab w:val="num" w:pos="0"/>
+        </w:tabs>
+        <w:ind w:start="2160" w:hanging="360"/>
+      </w:pPr>
+      <w:rPr>
+        <w:rFonts w:ascii="Wingdings" w:hAnsi="Wingdings" w:cs="Wingdings" w:hint="default"/>
+      </w:rPr>
+    </w:lvl>
+    <w:lvl w:ilvl="3">
       <w:start w:val="1"/>
       <w:numFmt w:val="bullet"/>
       <w:lvlText w:val=""/>
-      <w:lvlJc w:val="left"/>
-      <w:pPr>
-        <w:ind w:left="2880" w:hanging="360"/>
-      </w:pPr>
-      <w:rPr>
-        <w:rFonts w:ascii="Symbol" w:hAnsi="Symbol" w:hint="default"/>
-      </w:rPr>
-    </w:lvl>
-    <w:lvl w:ilvl="4" w:tplc="04090003" w:tentative="1">
+      <w:lvlJc w:val="start"/>
+      <w:pPr>
+        <w:tabs>
+          <w:tab w:val="num" w:pos="0"/>
+        </w:tabs>
+        <w:ind w:start="2880" w:hanging="360"/>
+      </w:pPr>
+      <w:rPr>
+        <w:rFonts w:ascii="Symbol" w:hAnsi="Symbol" w:cs="Symbol" w:hint="default"/>
+      </w:rPr>
+    </w:lvl>
+    <w:lvl w:ilvl="4">
       <w:start w:val="1"/>
       <w:numFmt w:val="bullet"/>
       <w:lvlText w:val="o"/>
-      <w:lvlJc w:val="left"/>
-      <w:pPr>
-        <w:ind w:left="3600" w:hanging="360"/>
+      <w:lvlJc w:val="start"/>
+      <w:pPr>
+        <w:tabs>
+          <w:tab w:val="num" w:pos="0"/>
+        </w:tabs>
+        <w:ind w:start="3600" w:hanging="360"/>
       </w:pPr>
       <w:rPr>
         <w:rFonts w:ascii="Courier New" w:hAnsi="Courier New" w:cs="Courier New" w:hint="default"/>
       </w:rPr>
     </w:lvl>
-    <w:lvl w:ilvl="5" w:tplc="04090005" w:tentative="1">
+    <w:lvl w:ilvl="5">
       <w:start w:val="1"/>
       <w:numFmt w:val="bullet"/>
       <w:lvlText w:val=""/>
-      <w:lvlJc w:val="left"/>
-      <w:pPr>
-        <w:ind w:left="4320" w:hanging="360"/>
-      </w:pPr>
-      <w:rPr>
-        <w:rFonts w:ascii="Wingdings" w:hAnsi="Wingdings" w:hint="default"/>
-      </w:rPr>
-    </w:lvl>
-    <w:lvl w:ilvl="6" w:tplc="04090001" w:tentative="1">
+      <w:lvlJc w:val="start"/>
+      <w:pPr>
+        <w:tabs>
+          <w:tab w:val="num" w:pos="0"/>
+        </w:tabs>
+        <w:ind w:start="4320" w:hanging="360"/>
+      </w:pPr>
+      <w:rPr>
+        <w:rFonts w:ascii="Wingdings" w:hAnsi="Wingdings" w:cs="Wingdings" w:hint="default"/>
+      </w:rPr>
+    </w:lvl>
+    <w:lvl w:ilvl="6">
       <w:start w:val="1"/>
       <w:numFmt w:val="bullet"/>
       <w:lvlText w:val=""/>
-      <w:lvlJc w:val="left"/>
-      <w:pPr>
-        <w:ind w:left="5040" w:hanging="360"/>
-      </w:pPr>
-      <w:rPr>
-        <w:rFonts w:ascii="Symbol" w:hAnsi="Symbol" w:hint="default"/>
-      </w:rPr>
-    </w:lvl>
-    <w:lvl w:ilvl="7" w:tplc="04090003" w:tentative="1">
+      <w:lvlJc w:val="start"/>
+      <w:pPr>
+        <w:tabs>
+          <w:tab w:val="num" w:pos="0"/>
+        </w:tabs>
+        <w:ind w:start="5040" w:hanging="360"/>
+      </w:pPr>
+      <w:rPr>
+        <w:rFonts w:ascii="Symbol" w:hAnsi="Symbol" w:cs="Symbol" w:hint="default"/>
+      </w:rPr>
+    </w:lvl>
+    <w:lvl w:ilvl="7">
       <w:start w:val="1"/>
       <w:numFmt w:val="bullet"/>
       <w:lvlText w:val="o"/>
-      <w:lvlJc w:val="left"/>
-      <w:pPr>
-        <w:ind w:left="5760" w:hanging="360"/>
+      <w:lvlJc w:val="start"/>
+      <w:pPr>
+        <w:tabs>
+          <w:tab w:val="num" w:pos="0"/>
+        </w:tabs>
+        <w:ind w:start="5760" w:hanging="360"/>
       </w:pPr>
       <w:rPr>
         <w:rFonts w:ascii="Courier New" w:hAnsi="Courier New" w:cs="Courier New" w:hint="default"/>
       </w:rPr>
     </w:lvl>
-    <w:lvl w:ilvl="8" w:tplc="04090005" w:tentative="1">
+    <w:lvl w:ilvl="8">
       <w:start w:val="1"/>
       <w:numFmt w:val="bullet"/>
       <w:lvlText w:val=""/>
-      <w:lvlJc w:val="left"/>
-      <w:pPr>
-        <w:ind w:left="6480" w:hanging="360"/>
-      </w:pPr>
-      <w:rPr>
-        <w:rFonts w:ascii="Wingdings" w:hAnsi="Wingdings" w:hint="default"/>
+      <w:lvlJc w:val="start"/>
+      <w:pPr>
+        <w:tabs>
+          <w:tab w:val="num" w:pos="0"/>
+        </w:tabs>
+        <w:ind w:start="6480" w:hanging="360"/>
+      </w:pPr>
+      <w:rPr>
+        <w:rFonts w:ascii="Wingdings" w:hAnsi="Wingdings" w:cs="Wingdings" w:hint="default"/>
       </w:rPr>
     </w:lvl>
   </w:abstractNum>
-  <w:abstractNum w:abstractNumId="2" w15:restartNumberingAfterBreak="0">
-    <w:nsid w:val="45187328"/>
-    <w:multiLevelType w:val="hybridMultilevel"/>
-    <w:tmpl w:val="2F02CB54"/>
-    <w:lvl w:ilvl="0" w:tplc="0409000B">
-      <w:start w:val="1"/>
-      <w:numFmt w:val="bullet"/>
-      <w:lvlText w:val=""/>
-      <w:lvlJc w:val="left"/>
-      <w:pPr>
-        <w:ind w:left="1350" w:hanging="360"/>
-      </w:pPr>
-      <w:rPr>
-        <w:rFonts w:ascii="Wingdings" w:hAnsi="Wingdings" w:hint="default"/>
-      </w:rPr>
-    </w:lvl>
-    <w:lvl w:ilvl="1" w:tplc="04090003" w:tentative="1">
-      <w:start w:val="1"/>
-      <w:numFmt w:val="bullet"/>
-      <w:lvlText w:val="o"/>
-      <w:lvlJc w:val="left"/>
-      <w:pPr>
-        <w:ind w:left="2070" w:hanging="360"/>
-      </w:pPr>
-      <w:rPr>
-        <w:rFonts w:ascii="Courier New" w:hAnsi="Courier New" w:cs="Courier New" w:hint="default"/>
-      </w:rPr>
-    </w:lvl>
-    <w:lvl w:ilvl="2" w:tplc="04090005" w:tentative="1">
-      <w:start w:val="1"/>
-      <w:numFmt w:val="bullet"/>
-      <w:lvlText w:val=""/>
-      <w:lvlJc w:val="left"/>
-      <w:pPr>
-        <w:ind w:left="2790" w:hanging="360"/>
-      </w:pPr>
-      <w:rPr>
-        <w:rFonts w:ascii="Wingdings" w:hAnsi="Wingdings" w:hint="default"/>
-      </w:rPr>
-    </w:lvl>
-    <w:lvl w:ilvl="3" w:tplc="04090001" w:tentative="1">
-      <w:start w:val="1"/>
-      <w:numFmt w:val="bullet"/>
-      <w:lvlText w:val=""/>
-      <w:lvlJc w:val="left"/>
-      <w:pPr>
-        <w:ind w:left="3510" w:hanging="360"/>
-      </w:pPr>
-      <w:rPr>
-        <w:rFonts w:ascii="Symbol" w:hAnsi="Symbol" w:hint="default"/>
-      </w:rPr>
-    </w:lvl>
-    <w:lvl w:ilvl="4" w:tplc="04090003" w:tentative="1">
-      <w:start w:val="1"/>
-      <w:numFmt w:val="bullet"/>
-      <w:lvlText w:val="o"/>
-      <w:lvlJc w:val="left"/>
-      <w:pPr>
-        <w:ind w:left="4230" w:hanging="360"/>
-      </w:pPr>
-      <w:rPr>
-        <w:rFonts w:ascii="Courier New" w:hAnsi="Courier New" w:cs="Courier New" w:hint="default"/>
-      </w:rPr>
-    </w:lvl>
-    <w:lvl w:ilvl="5" w:tplc="04090005" w:tentative="1">
-      <w:start w:val="1"/>
-      <w:numFmt w:val="bullet"/>
-      <w:lvlText w:val=""/>
-      <w:lvlJc w:val="left"/>
-      <w:pPr>
-        <w:ind w:left="4950" w:hanging="360"/>
-      </w:pPr>
-      <w:rPr>
-        <w:rFonts w:ascii="Wingdings" w:hAnsi="Wingdings" w:hint="default"/>
-      </w:rPr>
-    </w:lvl>
-    <w:lvl w:ilvl="6" w:tplc="04090001" w:tentative="1">
-      <w:start w:val="1"/>
-      <w:numFmt w:val="bullet"/>
-      <w:lvlText w:val=""/>
-      <w:lvlJc w:val="left"/>
-      <w:pPr>
-        <w:ind w:left="5670" w:hanging="360"/>
-      </w:pPr>
-      <w:rPr>
-        <w:rFonts w:ascii="Symbol" w:hAnsi="Symbol" w:hint="default"/>
-      </w:rPr>
-    </w:lvl>
-    <w:lvl w:ilvl="7" w:tplc="04090003" w:tentative="1">
-      <w:start w:val="1"/>
-      <w:numFmt w:val="bullet"/>
-      <w:lvlText w:val="o"/>
-      <w:lvlJc w:val="left"/>
-      <w:pPr>
-        <w:ind w:left="6390" w:hanging="360"/>
-      </w:pPr>
-      <w:rPr>
-        <w:rFonts w:ascii="Courier New" w:hAnsi="Courier New" w:cs="Courier New" w:hint="default"/>
-      </w:rPr>
-    </w:lvl>
-    <w:lvl w:ilvl="8" w:tplc="04090005" w:tentative="1">
-      <w:start w:val="1"/>
-      <w:numFmt w:val="bullet"/>
-      <w:lvlText w:val=""/>
-      <w:lvlJc w:val="left"/>
-      <w:pPr>
-        <w:ind w:left="7110" w:hanging="360"/>
-      </w:pPr>
-      <w:rPr>
-        <w:rFonts w:ascii="Wingdings" w:hAnsi="Wingdings" w:hint="default"/>
-      </w:rPr>
+  <w:abstractNum w:abstractNumId="6">
+    <w:lvl w:ilvl="0">
+      <w:start w:val="1"/>
+      <w:numFmt w:val="none"/>
+      <w:suff w:val="nothing"/>
+      <w:lvlText w:val=""/>
+      <w:lvlJc w:val="start"/>
+      <w:pPr>
+        <w:tabs>
+          <w:tab w:val="num" w:pos="0"/>
+        </w:tabs>
+        <w:ind w:start="0" w:hanging="0"/>
+      </w:pPr>
+    </w:lvl>
+    <w:lvl w:ilvl="1">
+      <w:start w:val="1"/>
+      <w:numFmt w:val="none"/>
+      <w:suff w:val="nothing"/>
+      <w:lvlText w:val=""/>
+      <w:lvlJc w:val="start"/>
+      <w:pPr>
+        <w:tabs>
+          <w:tab w:val="num" w:pos="0"/>
+        </w:tabs>
+        <w:ind w:start="0" w:hanging="0"/>
+      </w:pPr>
+    </w:lvl>
+    <w:lvl w:ilvl="2">
+      <w:start w:val="1"/>
+      <w:numFmt w:val="none"/>
+      <w:suff w:val="nothing"/>
+      <w:lvlText w:val=""/>
+      <w:lvlJc w:val="start"/>
+      <w:pPr>
+        <w:tabs>
+          <w:tab w:val="num" w:pos="0"/>
+        </w:tabs>
+        <w:ind w:start="0" w:hanging="0"/>
+      </w:pPr>
+    </w:lvl>
+    <w:lvl w:ilvl="3">
+      <w:start w:val="1"/>
+      <w:numFmt w:val="none"/>
+      <w:suff w:val="nothing"/>
+      <w:lvlText w:val=""/>
+      <w:lvlJc w:val="start"/>
+      <w:pPr>
+        <w:tabs>
+          <w:tab w:val="num" w:pos="0"/>
+        </w:tabs>
+        <w:ind w:start="0" w:hanging="0"/>
+      </w:pPr>
+    </w:lvl>
+    <w:lvl w:ilvl="4">
+      <w:start w:val="1"/>
+      <w:numFmt w:val="none"/>
+      <w:suff w:val="nothing"/>
+      <w:lvlText w:val=""/>
+      <w:lvlJc w:val="start"/>
+      <w:pPr>
+        <w:tabs>
+          <w:tab w:val="num" w:pos="0"/>
+        </w:tabs>
+        <w:ind w:start="0" w:hanging="0"/>
+      </w:pPr>
+    </w:lvl>
+    <w:lvl w:ilvl="5">
+      <w:start w:val="1"/>
+      <w:numFmt w:val="none"/>
+      <w:suff w:val="nothing"/>
+      <w:lvlText w:val=""/>
+      <w:lvlJc w:val="start"/>
+      <w:pPr>
+        <w:tabs>
+          <w:tab w:val="num" w:pos="0"/>
+        </w:tabs>
+        <w:ind w:start="0" w:hanging="0"/>
+      </w:pPr>
+    </w:lvl>
+    <w:lvl w:ilvl="6">
+      <w:start w:val="1"/>
+      <w:numFmt w:val="none"/>
+      <w:suff w:val="nothing"/>
+      <w:lvlText w:val=""/>
+      <w:lvlJc w:val="start"/>
+      <w:pPr>
+        <w:tabs>
+          <w:tab w:val="num" w:pos="0"/>
+        </w:tabs>
+        <w:ind w:start="0" w:hanging="0"/>
+      </w:pPr>
+    </w:lvl>
+    <w:lvl w:ilvl="7">
+      <w:start w:val="1"/>
+      <w:numFmt w:val="none"/>
+      <w:suff w:val="nothing"/>
+      <w:lvlText w:val=""/>
+      <w:lvlJc w:val="start"/>
+      <w:pPr>
+        <w:tabs>
+          <w:tab w:val="num" w:pos="0"/>
+        </w:tabs>
+        <w:ind w:start="0" w:hanging="0"/>
+      </w:pPr>
+    </w:lvl>
+    <w:lvl w:ilvl="8">
+      <w:start w:val="1"/>
+      <w:numFmt w:val="none"/>
+      <w:suff w:val="nothing"/>
+      <w:lvlText w:val=""/>
+      <w:lvlJc w:val="start"/>
+      <w:pPr>
+        <w:tabs>
+          <w:tab w:val="num" w:pos="0"/>
+        </w:tabs>
+        <w:ind w:start="0" w:hanging="0"/>
+      </w:pPr>
     </w:lvl>
   </w:abstractNum>
-  <w:abstractNum w:abstractNumId="3" w15:restartNumberingAfterBreak="0">
-    <w:nsid w:val="4884450E"/>
-    <w:multiLevelType w:val="hybridMultilevel"/>
-    <w:tmpl w:val="DF5A1084"/>
-    <w:lvl w:ilvl="0" w:tplc="04090001">
-      <w:start w:val="1"/>
-      <w:numFmt w:val="bullet"/>
-      <w:lvlText w:val=""/>
-      <w:lvlJc w:val="left"/>
-      <w:pPr>
-        <w:ind w:left="825" w:hanging="360"/>
-      </w:pPr>
-      <w:rPr>
-        <w:rFonts w:ascii="Symbol" w:hAnsi="Symbol" w:hint="default"/>
-      </w:rPr>
-    </w:lvl>
-    <w:lvl w:ilvl="1" w:tplc="04090003">
-      <w:start w:val="1"/>
-      <w:numFmt w:val="bullet"/>
-      <w:lvlText w:val="o"/>
-      <w:lvlJc w:val="left"/>
-      <w:pPr>
-        <w:ind w:left="1545" w:hanging="360"/>
-      </w:pPr>
-      <w:rPr>
-        <w:rFonts w:ascii="Courier New" w:hAnsi="Courier New" w:cs="Courier New" w:hint="default"/>
-      </w:rPr>
-    </w:lvl>
-    <w:lvl w:ilvl="2" w:tplc="04090005">
-      <w:start w:val="1"/>
-      <w:numFmt w:val="bullet"/>
-      <w:lvlText w:val=""/>
-      <w:lvlJc w:val="left"/>
-      <w:pPr>
-        <w:ind w:left="2265" w:hanging="360"/>
-      </w:pPr>
-      <w:rPr>
-        <w:rFonts w:ascii="Wingdings" w:hAnsi="Wingdings" w:hint="default"/>
-      </w:rPr>
-    </w:lvl>
-    <w:lvl w:ilvl="3" w:tplc="04090001">
-      <w:start w:val="1"/>
-      <w:numFmt w:val="bullet"/>
-      <w:lvlText w:val=""/>
-      <w:lvlJc w:val="left"/>
-      <w:pPr>
-        <w:ind w:left="2985" w:hanging="360"/>
-      </w:pPr>
-      <w:rPr>
-        <w:rFonts w:ascii="Symbol" w:hAnsi="Symbol" w:hint="default"/>
-      </w:rPr>
-    </w:lvl>
-    <w:lvl w:ilvl="4" w:tplc="04090003">
-      <w:start w:val="1"/>
-      <w:numFmt w:val="bullet"/>
-      <w:lvlText w:val="o"/>
-      <w:lvlJc w:val="left"/>
-      <w:pPr>
-        <w:ind w:left="3705" w:hanging="360"/>
-      </w:pPr>
-      <w:rPr>
-        <w:rFonts w:ascii="Courier New" w:hAnsi="Courier New" w:cs="Courier New" w:hint="default"/>
-      </w:rPr>
-    </w:lvl>
-    <w:lvl w:ilvl="5" w:tplc="04090005">
-      <w:start w:val="1"/>
-      <w:numFmt w:val="bullet"/>
-      <w:lvlText w:val=""/>
-      <w:lvlJc w:val="left"/>
-      <w:pPr>
-        <w:ind w:left="4425" w:hanging="360"/>
-      </w:pPr>
-      <w:rPr>
-        <w:rFonts w:ascii="Wingdings" w:hAnsi="Wingdings" w:hint="default"/>
-      </w:rPr>
-    </w:lvl>
-    <w:lvl w:ilvl="6" w:tplc="04090001">
-      <w:start w:val="1"/>
-      <w:numFmt w:val="bullet"/>
-      <w:lvlText w:val=""/>
-      <w:lvlJc w:val="left"/>
-      <w:pPr>
-        <w:ind w:left="5145" w:hanging="360"/>
-      </w:pPr>
-      <w:rPr>
-        <w:rFonts w:ascii="Symbol" w:hAnsi="Symbol" w:hint="default"/>
-      </w:rPr>
-    </w:lvl>
-    <w:lvl w:ilvl="7" w:tplc="04090003">
-      <w:start w:val="1"/>
-      <w:numFmt w:val="bullet"/>
-      <w:lvlText w:val="o"/>
-      <w:lvlJc w:val="left"/>
-      <w:pPr>
-        <w:ind w:left="5865" w:hanging="360"/>
-      </w:pPr>
-      <w:rPr>
-        <w:rFonts w:ascii="Courier New" w:hAnsi="Courier New" w:cs="Courier New" w:hint="default"/>
-      </w:rPr>
-    </w:lvl>
-    <w:lvl w:ilvl="8" w:tplc="04090005">
-      <w:start w:val="1"/>
-      <w:numFmt w:val="bullet"/>
-      <w:lvlText w:val=""/>
-      <w:lvlJc w:val="left"/>
-      <w:pPr>
-        <w:ind w:left="6585" w:hanging="360"/>
-      </w:pPr>
-      <w:rPr>
-        <w:rFonts w:ascii="Wingdings" w:hAnsi="Wingdings" w:hint="default"/>
-      </w:rPr>
-    </w:lvl>
-  </w:abstractNum>
-  <w:abstractNum w:abstractNumId="4" w15:restartNumberingAfterBreak="0">
-    <w:nsid w:val="49F46356"/>
-    <w:multiLevelType w:val="hybridMultilevel"/>
-    <w:tmpl w:val="5DA26BF6"/>
-    <w:lvl w:ilvl="0" w:tplc="04090001">
-      <w:start w:val="1"/>
-      <w:numFmt w:val="bullet"/>
-      <w:lvlText w:val=""/>
-      <w:lvlJc w:val="left"/>
-      <w:pPr>
-        <w:ind w:left="720" w:hanging="360"/>
-      </w:pPr>
-      <w:rPr>
-        <w:rFonts w:ascii="Symbol" w:hAnsi="Symbol" w:hint="default"/>
-      </w:rPr>
-    </w:lvl>
-    <w:lvl w:ilvl="1" w:tplc="04090003">
-      <w:start w:val="1"/>
-      <w:numFmt w:val="bullet"/>
-      <w:lvlText w:val="o"/>
-      <w:lvlJc w:val="left"/>
-      <w:pPr>
-        <w:ind w:left="1440" w:hanging="360"/>
-      </w:pPr>
-      <w:rPr>
-        <w:rFonts w:ascii="Courier New" w:hAnsi="Courier New" w:cs="Courier New" w:hint="default"/>
-      </w:rPr>
-    </w:lvl>
-    <w:lvl w:ilvl="2" w:tplc="04090005">
-      <w:start w:val="1"/>
-      <w:numFmt w:val="bullet"/>
-      <w:lvlText w:val=""/>
-      <w:lvlJc w:val="left"/>
-      <w:pPr>
-        <w:ind w:left="2160" w:hanging="360"/>
-      </w:pPr>
-      <w:rPr>
-        <w:rFonts w:ascii="Wingdings" w:hAnsi="Wingdings" w:hint="default"/>
-      </w:rPr>
-    </w:lvl>
-    <w:lvl w:ilvl="3" w:tplc="04090001">
-      <w:start w:val="1"/>
-      <w:numFmt w:val="bullet"/>
-      <w:lvlText w:val=""/>
-      <w:lvlJc w:val="left"/>
-      <w:pPr>
-        <w:ind w:left="2880" w:hanging="360"/>
-      </w:pPr>
-      <w:rPr>
-        <w:rFonts w:ascii="Symbol" w:hAnsi="Symbol" w:hint="default"/>
-      </w:rPr>
-    </w:lvl>
-    <w:lvl w:ilvl="4" w:tplc="04090003">
-      <w:start w:val="1"/>
-      <w:numFmt w:val="bullet"/>
-      <w:lvlText w:val="o"/>
-      <w:lvlJc w:val="left"/>
-      <w:pPr>
-        <w:ind w:left="3600" w:hanging="360"/>
-      </w:pPr>
-      <w:rPr>
-        <w:rFonts w:ascii="Courier New" w:hAnsi="Courier New" w:cs="Courier New" w:hint="default"/>
-      </w:rPr>
-    </w:lvl>
-    <w:lvl w:ilvl="5" w:tplc="04090005">
-      <w:start w:val="1"/>
-      <w:numFmt w:val="bullet"/>
-      <w:lvlText w:val=""/>
-      <w:lvlJc w:val="left"/>
-      <w:pPr>
-        <w:ind w:left="4320" w:hanging="360"/>
-      </w:pPr>
-      <w:rPr>
-        <w:rFonts w:ascii="Wingdings" w:hAnsi="Wingdings" w:hint="default"/>
-      </w:rPr>
-    </w:lvl>
-    <w:lvl w:ilvl="6" w:tplc="04090001">
-      <w:start w:val="1"/>
-      <w:numFmt w:val="bullet"/>
-      <w:lvlText w:val=""/>
-      <w:lvlJc w:val="left"/>
-      <w:pPr>
-        <w:ind w:left="5040" w:hanging="360"/>
-      </w:pPr>
-      <w:rPr>
-        <w:rFonts w:ascii="Symbol" w:hAnsi="Symbol" w:hint="default"/>
-      </w:rPr>
-    </w:lvl>
-    <w:lvl w:ilvl="7" w:tplc="04090003">
-      <w:start w:val="1"/>
-      <w:numFmt w:val="bullet"/>
-      <w:lvlText w:val="o"/>
-      <w:lvlJc w:val="left"/>
-      <w:pPr>
-        <w:ind w:left="5760" w:hanging="360"/>
-      </w:pPr>
-      <w:rPr>
-        <w:rFonts w:ascii="Courier New" w:hAnsi="Courier New" w:cs="Courier New" w:hint="default"/>
-      </w:rPr>
-    </w:lvl>
-    <w:lvl w:ilvl="8" w:tplc="04090005">
-      <w:start w:val="1"/>
-      <w:numFmt w:val="bullet"/>
-      <w:lvlText w:val=""/>
-      <w:lvlJc w:val="left"/>
-      <w:pPr>
-        <w:ind w:left="6480" w:hanging="360"/>
-      </w:pPr>
-      <w:rPr>
-        <w:rFonts w:ascii="Wingdings" w:hAnsi="Wingdings" w:hint="default"/>
-      </w:rPr>
-    </w:lvl>
-  </w:abstractNum>
-  <w:abstractNum w:abstractNumId="5" w15:restartNumberingAfterBreak="0">
-    <w:nsid w:val="4F1637BA"/>
-    <w:multiLevelType w:val="hybridMultilevel"/>
-    <w:tmpl w:val="4A5AF570"/>
-    <w:lvl w:ilvl="0" w:tplc="04090001">
-      <w:start w:val="1"/>
-      <w:numFmt w:val="bullet"/>
-      <w:lvlText w:val=""/>
-      <w:lvlJc w:val="left"/>
-      <w:pPr>
-        <w:ind w:left="720" w:hanging="360"/>
-      </w:pPr>
-      <w:rPr>
-        <w:rFonts w:ascii="Symbol" w:hAnsi="Symbol" w:hint="default"/>
-      </w:rPr>
-    </w:lvl>
-    <w:lvl w:ilvl="1" w:tplc="04090003" w:tentative="1">
-      <w:start w:val="1"/>
-      <w:numFmt w:val="bullet"/>
-      <w:lvlText w:val="o"/>
-      <w:lvlJc w:val="left"/>
-      <w:pPr>
-        <w:ind w:left="1440" w:hanging="360"/>
-      </w:pPr>
-      <w:rPr>
-        <w:rFonts w:ascii="Courier New" w:hAnsi="Courier New" w:cs="Courier New" w:hint="default"/>
-      </w:rPr>
-    </w:lvl>
-    <w:lvl w:ilvl="2" w:tplc="04090005" w:tentative="1">
-      <w:start w:val="1"/>
-      <w:numFmt w:val="bullet"/>
-      <w:lvlText w:val=""/>
-      <w:lvlJc w:val="left"/>
-      <w:pPr>
-        <w:ind w:left="2160" w:hanging="360"/>
-      </w:pPr>
-      <w:rPr>
-        <w:rFonts w:ascii="Wingdings" w:hAnsi="Wingdings" w:hint="default"/>
-      </w:rPr>
-    </w:lvl>
-    <w:lvl w:ilvl="3" w:tplc="04090001" w:tentative="1">
-      <w:start w:val="1"/>
-      <w:numFmt w:val="bullet"/>
-      <w:lvlText w:val=""/>
-      <w:lvlJc w:val="left"/>
-      <w:pPr>
-        <w:ind w:left="2880" w:hanging="360"/>
-      </w:pPr>
-      <w:rPr>
-        <w:rFonts w:ascii="Symbol" w:hAnsi="Symbol" w:hint="default"/>
-      </w:rPr>
-    </w:lvl>
-    <w:lvl w:ilvl="4" w:tplc="04090003" w:tentative="1">
-      <w:start w:val="1"/>
-      <w:numFmt w:val="bullet"/>
-      <w:lvlText w:val="o"/>
-      <w:lvlJc w:val="left"/>
-      <w:pPr>
-        <w:ind w:left="3600" w:hanging="360"/>
-      </w:pPr>
-      <w:rPr>
-        <w:rFonts w:ascii="Courier New" w:hAnsi="Courier New" w:cs="Courier New" w:hint="default"/>
-      </w:rPr>
-    </w:lvl>
-    <w:lvl w:ilvl="5" w:tplc="04090005" w:tentative="1">
-      <w:start w:val="1"/>
-      <w:numFmt w:val="bullet"/>
-      <w:lvlText w:val=""/>
-      <w:lvlJc w:val="left"/>
-      <w:pPr>
-        <w:ind w:left="4320" w:hanging="360"/>
-      </w:pPr>
-      <w:rPr>
-        <w:rFonts w:ascii="Wingdings" w:hAnsi="Wingdings" w:hint="default"/>
-      </w:rPr>
-    </w:lvl>
-    <w:lvl w:ilvl="6" w:tplc="04090001" w:tentative="1">
-      <w:start w:val="1"/>
-      <w:numFmt w:val="bullet"/>
-      <w:lvlText w:val=""/>
-      <w:lvlJc w:val="left"/>
-      <w:pPr>
-        <w:ind w:left="5040" w:hanging="360"/>
-      </w:pPr>
-      <w:rPr>
-        <w:rFonts w:ascii="Symbol" w:hAnsi="Symbol" w:hint="default"/>
-      </w:rPr>
-    </w:lvl>
-    <w:lvl w:ilvl="7" w:tplc="04090003" w:tentative="1">
-      <w:start w:val="1"/>
-      <w:numFmt w:val="bullet"/>
-      <w:lvlText w:val="o"/>
-      <w:lvlJc w:val="left"/>
-      <w:pPr>
-        <w:ind w:left="5760" w:hanging="360"/>
-      </w:pPr>
-      <w:rPr>
-        <w:rFonts w:ascii="Courier New" w:hAnsi="Courier New" w:cs="Courier New" w:hint="default"/>
-      </w:rPr>
-    </w:lvl>
-    <w:lvl w:ilvl="8" w:tplc="04090005" w:tentative="1">
-      <w:start w:val="1"/>
-      <w:numFmt w:val="bullet"/>
-      <w:lvlText w:val=""/>
-      <w:lvlJc w:val="left"/>
-      <w:pPr>
-        <w:ind w:left="6480" w:hanging="360"/>
-      </w:pPr>
-      <w:rPr>
-        <w:rFonts w:ascii="Wingdings" w:hAnsi="Wingdings" w:hint="default"/>
-      </w:rPr>
-    </w:lvl>
-  </w:abstractNum>
-  <w:num w:numId="1" w16cid:durableId="1690256170">
+  <w:num w:numId="1">
+    <w:abstractNumId w:val="1"/>
+  </w:num>
+  <w:num w:numId="2">
+    <w:abstractNumId w:val="2"/>
+  </w:num>
+  <w:num w:numId="3">
     <w:abstractNumId w:val="3"/>
   </w:num>
-  <w:num w:numId="2" w16cid:durableId="1315600513">
+  <w:num w:numId="4">
     <w:abstractNumId w:val="4"/>
   </w:num>
-  <w:num w:numId="3" w16cid:durableId="646206943">
-    <w:abstractNumId w:val="3"/>
-  </w:num>
-  <w:num w:numId="4" w16cid:durableId="1957911359">
+  <w:num w:numId="5">
     <w:abstractNumId w:val="5"/>
   </w:num>
-  <w:num w:numId="5" w16cid:durableId="1078790444">
-    <w:abstractNumId w:val="0"/>
-  </w:num>
-  <w:num w:numId="6" w16cid:durableId="1783450340">
-    <w:abstractNumId w:val="2"/>
-  </w:num>
-  <w:num w:numId="7" w16cid:durableId="1287351594">
-    <w:abstractNumId w:val="1"/>
+  <w:num w:numId="6">
+    <w:abstractNumId w:val="6"/>
   </w:num>
 </w:numbering>
 </file>
 
 <file path=word/styles.xml><?xml version="1.0" encoding="utf-8"?>
-<w:styles xmlns:mc="http://schemas.openxmlformats.org/markup-compatibility/2006" xmlns:r="http://schemas.openxmlformats.org/officeDocument/2006/relationships" xmlns:w="http://schemas.openxmlformats.org/wordprocessingml/2006/main" xmlns:w14="http://schemas.microsoft.com/office/word/2010/wordml" xmlns:w15="http://schemas.microsoft.com/office/word/2012/wordml" xmlns:w16cex="http://schemas.microsoft.com/office/word/2018/wordml/cex" xmlns:w16cid="http://schemas.microsoft.com/office/word/2016/wordml/cid" xmlns:w16="http://schemas.microsoft.com/office/word/2018/wordml" xmlns:w16du="http://schemas.microsoft.com/office/word/2023/wordml/word16du" xmlns:w16sdtdh="http://schemas.microsoft.com/office/word/2020/wordml/sdtdatahash" xmlns:w16se="http://schemas.microsoft.com/office/word/2015/wordml/symex" mc:Ignorable="w14 w15 w16se w16cid w16 w16cex w16sdtdh w16du">
+<w:styles xmlns:w="http://schemas.openxmlformats.org/wordprocessingml/2006/main" xmlns:w14="http://schemas.microsoft.com/office/word/2010/wordml" xmlns:mc="http://schemas.openxmlformats.org/markup-compatibility/2006" mc:Ignorable="w14">
   <w:docDefaults>
     <w:rPrDefault>
       <w:rPr>
-        <w:rFonts w:asciiTheme="minorHAnsi" w:eastAsiaTheme="minorHAnsi" w:hAnsiTheme="minorHAnsi" w:cstheme="minorBidi"/>
+        <w:rFonts w:ascii="Aptos" w:hAnsi="Aptos" w:eastAsia="Aptos" w:cs="" w:asciiTheme="minorHAnsi" w:cstheme="minorBidi" w:eastAsiaTheme="minorHAnsi" w:hAnsiTheme="minorHAnsi"/>
         <w:kern w:val="2"/>
         <w:sz w:val="22"/>
         <w:szCs w:val="22"/>
@@ -2134,21 +3101,21 @@
     </w:rPrDefault>
     <w:pPrDefault>
       <w:pPr>
-        <w:spacing w:after="160" w:line="259" w:lineRule="auto"/>
+        <w:suppressAutoHyphens w:val="true"/>
       </w:pPr>
     </w:pPrDefault>
   </w:docDefaults>
   <w:latentStyles w:defLockedState="0" w:defUIPriority="99" w:defSemiHidden="0" w:defUnhideWhenUsed="0" w:defQFormat="0" w:count="376">
     <w:lsdException w:name="Normal" w:uiPriority="0" w:qFormat="1"/>
     <w:lsdException w:name="heading 1" w:uiPriority="9" w:qFormat="1"/>
-    <w:lsdException w:name="heading 2" w:semiHidden="1" w:uiPriority="9" w:unhideWhenUsed="1" w:qFormat="1"/>
-    <w:lsdException w:name="heading 3" w:semiHidden="1" w:uiPriority="9" w:unhideWhenUsed="1" w:qFormat="1"/>
-    <w:lsdException w:name="heading 4" w:semiHidden="1" w:uiPriority="9" w:unhideWhenUsed="1" w:qFormat="1"/>
-    <w:lsdException w:name="heading 5" w:semiHidden="1" w:uiPriority="9" w:unhideWhenUsed="1" w:qFormat="1"/>
-    <w:lsdException w:name="heading 6" w:semiHidden="1" w:uiPriority="9" w:unhideWhenUsed="1" w:qFormat="1"/>
-    <w:lsdException w:name="heading 7" w:semiHidden="1" w:uiPriority="9" w:unhideWhenUsed="1" w:qFormat="1"/>
-    <w:lsdException w:name="heading 8" w:semiHidden="1" w:uiPriority="9" w:unhideWhenUsed="1" w:qFormat="1"/>
-    <w:lsdException w:name="heading 9" w:semiHidden="1" w:uiPriority="9" w:unhideWhenUsed="1" w:qFormat="1"/>
+    <w:lsdException w:name="heading 2" w:uiPriority="9" w:semiHidden="1" w:unhideWhenUsed="1" w:qFormat="1"/>
+    <w:lsdException w:name="heading 3" w:uiPriority="9" w:semiHidden="1" w:unhideWhenUsed="1" w:qFormat="1"/>
+    <w:lsdException w:name="heading 4" w:uiPriority="9" w:semiHidden="1" w:unhideWhenUsed="1" w:qFormat="1"/>
+    <w:lsdException w:name="heading 5" w:uiPriority="9" w:semiHidden="1" w:unhideWhenUsed="1" w:qFormat="1"/>
+    <w:lsdException w:name="heading 6" w:uiPriority="9" w:semiHidden="1" w:unhideWhenUsed="1" w:qFormat="1"/>
+    <w:lsdException w:name="heading 7" w:uiPriority="9" w:semiHidden="1" w:unhideWhenUsed="1" w:qFormat="1"/>
+    <w:lsdException w:name="heading 8" w:uiPriority="9" w:semiHidden="1" w:unhideWhenUsed="1" w:qFormat="1"/>
+    <w:lsdException w:name="heading 9" w:uiPriority="9" w:semiHidden="1" w:unhideWhenUsed="1" w:qFormat="1"/>
     <w:lsdException w:name="index 1" w:semiHidden="1" w:unhideWhenUsed="1"/>
     <w:lsdException w:name="index 2" w:semiHidden="1" w:unhideWhenUsed="1"/>
     <w:lsdException w:name="index 3" w:semiHidden="1" w:unhideWhenUsed="1"/>
@@ -2158,22 +3125,22 @@
     <w:lsdException w:name="index 7" w:semiHidden="1" w:unhideWhenUsed="1"/>
     <w:lsdException w:name="index 8" w:semiHidden="1" w:unhideWhenUsed="1"/>
     <w:lsdException w:name="index 9" w:semiHidden="1" w:unhideWhenUsed="1"/>
-    <w:lsdException w:name="toc 1" w:semiHidden="1" w:uiPriority="39" w:unhideWhenUsed="1"/>
-    <w:lsdException w:name="toc 2" w:semiHidden="1" w:uiPriority="39" w:unhideWhenUsed="1"/>
-    <w:lsdException w:name="toc 3" w:semiHidden="1" w:uiPriority="39" w:unhideWhenUsed="1"/>
-    <w:lsdException w:name="toc 4" w:semiHidden="1" w:uiPriority="39" w:unhideWhenUsed="1"/>
-    <w:lsdException w:name="toc 5" w:semiHidden="1" w:uiPriority="39" w:unhideWhenUsed="1"/>
-    <w:lsdException w:name="toc 6" w:semiHidden="1" w:uiPriority="39" w:unhideWhenUsed="1"/>
-    <w:lsdException w:name="toc 7" w:semiHidden="1" w:uiPriority="39" w:unhideWhenUsed="1"/>
-    <w:lsdException w:name="toc 8" w:semiHidden="1" w:uiPriority="39" w:unhideWhenUsed="1"/>
-    <w:lsdException w:name="toc 9" w:semiHidden="1" w:uiPriority="39" w:unhideWhenUsed="1"/>
+    <w:lsdException w:name="toc 1" w:uiPriority="39" w:semiHidden="1" w:unhideWhenUsed="1"/>
+    <w:lsdException w:name="toc 2" w:uiPriority="39" w:semiHidden="1" w:unhideWhenUsed="1"/>
+    <w:lsdException w:name="toc 3" w:uiPriority="39" w:semiHidden="1" w:unhideWhenUsed="1"/>
+    <w:lsdException w:name="toc 4" w:uiPriority="39" w:semiHidden="1" w:unhideWhenUsed="1"/>
+    <w:lsdException w:name="toc 5" w:uiPriority="39" w:semiHidden="1" w:unhideWhenUsed="1"/>
+    <w:lsdException w:name="toc 6" w:uiPriority="39" w:semiHidden="1" w:unhideWhenUsed="1"/>
+    <w:lsdException w:name="toc 7" w:uiPriority="39" w:semiHidden="1" w:unhideWhenUsed="1"/>
+    <w:lsdException w:name="toc 8" w:uiPriority="39" w:semiHidden="1" w:unhideWhenUsed="1"/>
+    <w:lsdException w:name="toc 9" w:uiPriority="39" w:semiHidden="1" w:unhideWhenUsed="1"/>
     <w:lsdException w:name="Normal Indent" w:semiHidden="1" w:unhideWhenUsed="1"/>
     <w:lsdException w:name="footnote text" w:semiHidden="1" w:unhideWhenUsed="1"/>
     <w:lsdException w:name="annotation text" w:semiHidden="1" w:unhideWhenUsed="1"/>
     <w:lsdException w:name="header" w:semiHidden="1" w:unhideWhenUsed="1"/>
     <w:lsdException w:name="footer" w:semiHidden="1" w:unhideWhenUsed="1"/>
     <w:lsdException w:name="index heading" w:semiHidden="1" w:unhideWhenUsed="1"/>
-    <w:lsdException w:name="caption" w:semiHidden="1" w:uiPriority="35" w:unhideWhenUsed="1" w:qFormat="1"/>
+    <w:lsdException w:name="caption" w:uiPriority="35" w:semiHidden="1" w:unhideWhenUsed="1" w:qFormat="1"/>
     <w:lsdException w:name="table of figures" w:semiHidden="1" w:unhideWhenUsed="1"/>
     <w:lsdException w:name="envelope address" w:semiHidden="1" w:unhideWhenUsed="1"/>
     <w:lsdException w:name="envelope return" w:semiHidden="1" w:unhideWhenUsed="1"/>
@@ -2204,7 +3171,7 @@
     <w:lsdException w:name="Title" w:uiPriority="10" w:qFormat="1"/>
     <w:lsdException w:name="Closing" w:semiHidden="1" w:unhideWhenUsed="1"/>
     <w:lsdException w:name="Signature" w:semiHidden="1" w:unhideWhenUsed="1"/>
-    <w:lsdException w:name="Default Paragraph Font" w:semiHidden="1" w:uiPriority="1" w:unhideWhenUsed="1"/>
+    <w:lsdException w:name="Default Paragraph Font" w:uiPriority="1" w:semiHidden="1" w:unhideWhenUsed="1"/>
     <w:lsdException w:name="Body Text" w:semiHidden="1" w:unhideWhenUsed="1"/>
     <w:lsdException w:name="Body Text Indent" w:semiHidden="1" w:unhideWhenUsed="1"/>
     <w:lsdException w:name="List Continue" w:semiHidden="1" w:unhideWhenUsed="1"/>
@@ -2404,8 +3371,8 @@
     <w:lsdException w:name="Subtle Reference" w:uiPriority="31" w:qFormat="1"/>
     <w:lsdException w:name="Intense Reference" w:uiPriority="32" w:qFormat="1"/>
     <w:lsdException w:name="Book Title" w:uiPriority="33" w:qFormat="1"/>
-    <w:lsdException w:name="Bibliography" w:semiHidden="1" w:uiPriority="37" w:unhideWhenUsed="1"/>
-    <w:lsdException w:name="TOC Heading" w:semiHidden="1" w:uiPriority="39" w:unhideWhenUsed="1" w:qFormat="1"/>
+    <w:lsdException w:name="Bibliography" w:uiPriority="37" w:semiHidden="1" w:unhideWhenUsed="1"/>
+    <w:lsdException w:name="TOC Heading" w:uiPriority="39" w:semiHidden="1" w:unhideWhenUsed="1" w:qFormat="1"/>
     <w:lsdException w:name="Plain Table 1" w:uiPriority="41"/>
     <w:lsdException w:name="Plain Table 2" w:uiPriority="42"/>
     <w:lsdException w:name="Plain Table 3" w:uiPriority="43"/>
@@ -2516,17 +3483,24 @@
     <w:lsdException w:name="Unresolved Mention" w:semiHidden="1" w:unhideWhenUsed="1"/>
     <w:lsdException w:name="Smart Link" w:semiHidden="1" w:unhideWhenUsed="1"/>
   </w:latentStyles>
-  <w:style w:type="paragraph" w:default="1" w:styleId="Normal">
+  <w:style w:type="paragraph" w:styleId="Normal" w:default="1">
     <w:name w:val="Normal"/>
     <w:qFormat/>
-    <w:rsid w:val="00F70513"/>
+    <w:rsid w:val="00f70513"/>
     <w:pPr>
-      <w:spacing w:line="276" w:lineRule="auto"/>
+      <w:widowControl/>
+      <w:bidi w:val="0"/>
+      <w:spacing w:lineRule="auto" w:line="276" w:before="0" w:after="160"/>
+      <w:jc w:val="start"/>
     </w:pPr>
     <w:rPr>
+      <w:rFonts w:ascii="Aptos" w:hAnsi="Aptos" w:eastAsia="Aptos" w:cs="" w:asciiTheme="minorHAnsi" w:cstheme="minorBidi" w:eastAsiaTheme="minorHAnsi" w:hAnsiTheme="minorHAnsi"/>
+      <w:color w:val="auto"/>
+      <w:kern w:val="2"/>
       <w:sz w:val="24"/>
       <w:szCs w:val="30"/>
-      <w:lang w:bidi="th-TH"/>
+      <w:lang w:bidi="th-TH" w:val="en-US" w:eastAsia="en-US"/>
+      <w14:ligatures w14:val="standardContextual"/>
     </w:rPr>
   </w:style>
   <w:style w:type="paragraph" w:styleId="Heading1">
@@ -2536,16 +3510,16 @@
     <w:link w:val="Heading1Char"/>
     <w:uiPriority w:val="9"/>
     <w:qFormat/>
-    <w:rsid w:val="00F70513"/>
+    <w:rsid w:val="00f70513"/>
     <w:pPr>
-      <w:keepNext/>
+      <w:keepNext w:val="true"/>
       <w:keepLines/>
       <w:spacing w:before="360" w:after="80"/>
       <w:outlineLvl w:val="0"/>
     </w:pPr>
     <w:rPr>
-      <w:rFonts w:asciiTheme="majorHAnsi" w:eastAsiaTheme="majorEastAsia" w:hAnsiTheme="majorHAnsi" w:cstheme="majorBidi"/>
-      <w:color w:val="0F4761" w:themeColor="accent1" w:themeShade="BF"/>
+      <w:rFonts w:ascii="Aptos Display" w:hAnsi="Aptos Display" w:eastAsia="" w:cs="" w:asciiTheme="majorHAnsi" w:cstheme="majorBidi" w:eastAsiaTheme="majorEastAsia" w:hAnsiTheme="majorHAnsi"/>
+      <w:color w:themeColor="accent1" w:themeShade="bf" w:val="0F4761"/>
       <w:sz w:val="40"/>
       <w:szCs w:val="40"/>
     </w:rPr>
@@ -2559,16 +3533,16 @@
     <w:semiHidden/>
     <w:unhideWhenUsed/>
     <w:qFormat/>
-    <w:rsid w:val="00F70513"/>
+    <w:rsid w:val="00f70513"/>
     <w:pPr>
-      <w:keepNext/>
+      <w:keepNext w:val="true"/>
       <w:keepLines/>
       <w:spacing w:before="160" w:after="80"/>
       <w:outlineLvl w:val="1"/>
     </w:pPr>
     <w:rPr>
-      <w:rFonts w:asciiTheme="majorHAnsi" w:eastAsiaTheme="majorEastAsia" w:hAnsiTheme="majorHAnsi" w:cstheme="majorBidi"/>
-      <w:color w:val="0F4761" w:themeColor="accent1" w:themeShade="BF"/>
+      <w:rFonts w:ascii="Aptos Display" w:hAnsi="Aptos Display" w:eastAsia="" w:cs="" w:asciiTheme="majorHAnsi" w:cstheme="majorBidi" w:eastAsiaTheme="majorEastAsia" w:hAnsiTheme="majorHAnsi"/>
+      <w:color w:themeColor="accent1" w:themeShade="bf" w:val="0F4761"/>
       <w:sz w:val="32"/>
       <w:szCs w:val="32"/>
     </w:rPr>
@@ -2582,16 +3556,16 @@
     <w:semiHidden/>
     <w:unhideWhenUsed/>
     <w:qFormat/>
-    <w:rsid w:val="00F70513"/>
+    <w:rsid w:val="00f70513"/>
     <w:pPr>
-      <w:keepNext/>
+      <w:keepNext w:val="true"/>
       <w:keepLines/>
       <w:spacing w:before="160" w:after="80"/>
       <w:outlineLvl w:val="2"/>
     </w:pPr>
     <w:rPr>
-      <w:rFonts w:eastAsiaTheme="majorEastAsia" w:cstheme="majorBidi"/>
-      <w:color w:val="0F4761" w:themeColor="accent1" w:themeShade="BF"/>
+      <w:rFonts w:eastAsia="" w:cs="" w:cstheme="majorBidi" w:eastAsiaTheme="majorEastAsia"/>
+      <w:color w:themeColor="accent1" w:themeShade="bf" w:val="0F4761"/>
       <w:sz w:val="28"/>
       <w:szCs w:val="28"/>
     </w:rPr>
@@ -2605,18 +3579,18 @@
     <w:semiHidden/>
     <w:unhideWhenUsed/>
     <w:qFormat/>
-    <w:rsid w:val="00F70513"/>
+    <w:rsid w:val="00f70513"/>
     <w:pPr>
-      <w:keepNext/>
+      <w:keepNext w:val="true"/>
       <w:keepLines/>
       <w:spacing w:before="80" w:after="40"/>
       <w:outlineLvl w:val="3"/>
     </w:pPr>
     <w:rPr>
-      <w:rFonts w:eastAsiaTheme="majorEastAsia" w:cstheme="majorBidi"/>
+      <w:rFonts w:eastAsia="" w:cs="" w:cstheme="majorBidi" w:eastAsiaTheme="majorEastAsia"/>
       <w:i/>
       <w:iCs/>
-      <w:color w:val="0F4761" w:themeColor="accent1" w:themeShade="BF"/>
+      <w:color w:themeColor="accent1" w:themeShade="bf" w:val="0F4761"/>
     </w:rPr>
   </w:style>
   <w:style w:type="paragraph" w:styleId="Heading5">
@@ -2628,16 +3602,16 @@
     <w:semiHidden/>
     <w:unhideWhenUsed/>
     <w:qFormat/>
-    <w:rsid w:val="00F70513"/>
+    <w:rsid w:val="00f70513"/>
     <w:pPr>
-      <w:keepNext/>
+      <w:keepNext w:val="true"/>
       <w:keepLines/>
       <w:spacing w:before="80" w:after="40"/>
       <w:outlineLvl w:val="4"/>
     </w:pPr>
     <w:rPr>
-      <w:rFonts w:eastAsiaTheme="majorEastAsia" w:cstheme="majorBidi"/>
-      <w:color w:val="0F4761" w:themeColor="accent1" w:themeShade="BF"/>
+      <w:rFonts w:eastAsia="" w:cs="" w:cstheme="majorBidi" w:eastAsiaTheme="majorEastAsia"/>
+      <w:color w:themeColor="accent1" w:themeShade="bf" w:val="0F4761"/>
     </w:rPr>
   </w:style>
   <w:style w:type="paragraph" w:styleId="Heading6">
@@ -2649,18 +3623,18 @@
     <w:semiHidden/>
     <w:unhideWhenUsed/>
     <w:qFormat/>
-    <w:rsid w:val="00F70513"/>
+    <w:rsid w:val="00f70513"/>
     <w:pPr>
-      <w:keepNext/>
+      <w:keepNext w:val="true"/>
       <w:keepLines/>
       <w:spacing w:before="40" w:after="0"/>
       <w:outlineLvl w:val="5"/>
     </w:pPr>
     <w:rPr>
-      <w:rFonts w:eastAsiaTheme="majorEastAsia" w:cstheme="majorBidi"/>
+      <w:rFonts w:eastAsia="" w:cs="" w:cstheme="majorBidi" w:eastAsiaTheme="majorEastAsia"/>
       <w:i/>
       <w:iCs/>
-      <w:color w:val="595959" w:themeColor="text1" w:themeTint="A6"/>
+      <w:color w:themeColor="text1" w:themeTint="a6" w:val="595959"/>
     </w:rPr>
   </w:style>
   <w:style w:type="paragraph" w:styleId="Heading7">
@@ -2672,16 +3646,16 @@
     <w:semiHidden/>
     <w:unhideWhenUsed/>
     <w:qFormat/>
-    <w:rsid w:val="00F70513"/>
+    <w:rsid w:val="00f70513"/>
     <w:pPr>
-      <w:keepNext/>
+      <w:keepNext w:val="true"/>
       <w:keepLines/>
       <w:spacing w:before="40" w:after="0"/>
       <w:outlineLvl w:val="6"/>
     </w:pPr>
     <w:rPr>
-      <w:rFonts w:eastAsiaTheme="majorEastAsia" w:cstheme="majorBidi"/>
-      <w:color w:val="595959" w:themeColor="text1" w:themeTint="A6"/>
+      <w:rFonts w:eastAsia="" w:cs="" w:cstheme="majorBidi" w:eastAsiaTheme="majorEastAsia"/>
+      <w:color w:themeColor="text1" w:themeTint="a6" w:val="595959"/>
     </w:rPr>
   </w:style>
   <w:style w:type="paragraph" w:styleId="Heading8">
@@ -2693,18 +3667,18 @@
     <w:semiHidden/>
     <w:unhideWhenUsed/>
     <w:qFormat/>
-    <w:rsid w:val="00F70513"/>
+    <w:rsid w:val="00f70513"/>
     <w:pPr>
-      <w:keepNext/>
+      <w:keepNext w:val="true"/>
       <w:keepLines/>
-      <w:spacing w:after="0"/>
+      <w:spacing w:before="0" w:after="0"/>
       <w:outlineLvl w:val="7"/>
     </w:pPr>
     <w:rPr>
-      <w:rFonts w:eastAsiaTheme="majorEastAsia" w:cstheme="majorBidi"/>
+      <w:rFonts w:eastAsia="" w:cs="" w:cstheme="majorBidi" w:eastAsiaTheme="majorEastAsia"/>
       <w:i/>
       <w:iCs/>
-      <w:color w:val="272727" w:themeColor="text1" w:themeTint="D8"/>
+      <w:color w:themeColor="text1" w:themeTint="d8" w:val="272727"/>
     </w:rPr>
   </w:style>
   <w:style w:type="paragraph" w:styleId="Heading9">
@@ -2716,162 +3690,314 @@
     <w:semiHidden/>
     <w:unhideWhenUsed/>
     <w:qFormat/>
-    <w:rsid w:val="00F70513"/>
+    <w:rsid w:val="00f70513"/>
     <w:pPr>
-      <w:keepNext/>
+      <w:keepNext w:val="true"/>
       <w:keepLines/>
-      <w:spacing w:after="0"/>
+      <w:spacing w:before="0" w:after="0"/>
       <w:outlineLvl w:val="8"/>
     </w:pPr>
     <w:rPr>
-      <w:rFonts w:eastAsiaTheme="majorEastAsia" w:cstheme="majorBidi"/>
-      <w:color w:val="272727" w:themeColor="text1" w:themeTint="D8"/>
+      <w:rFonts w:eastAsia="" w:cs="" w:cstheme="majorBidi" w:eastAsiaTheme="majorEastAsia"/>
+      <w:color w:themeColor="text1" w:themeTint="d8" w:val="272727"/>
     </w:rPr>
   </w:style>
-  <w:style w:type="character" w:default="1" w:styleId="DefaultParagraphFont">
+  <w:style w:type="character" w:styleId="DefaultParagraphFont" w:default="1">
     <w:name w:val="Default Paragraph Font"/>
     <w:uiPriority w:val="1"/>
     <w:semiHidden/>
     <w:unhideWhenUsed/>
+    <w:qFormat/>
+    <w:rPr/>
   </w:style>
-  <w:style w:type="table" w:default="1" w:styleId="TableNormal">
-    <w:name w:val="Normal Table"/>
-    <w:uiPriority w:val="99"/>
-    <w:semiHidden/>
-    <w:unhideWhenUsed/>
-    <w:tblPr>
-      <w:tblInd w:w="0" w:type="dxa"/>
-      <w:tblCellMar>
-        <w:top w:w="0" w:type="dxa"/>
-        <w:left w:w="108" w:type="dxa"/>
-        <w:bottom w:w="0" w:type="dxa"/>
-        <w:right w:w="108" w:type="dxa"/>
-      </w:tblCellMar>
-    </w:tblPr>
-  </w:style>
-  <w:style w:type="numbering" w:default="1" w:styleId="NoList">
-    <w:name w:val="No List"/>
-    <w:uiPriority w:val="99"/>
-    <w:semiHidden/>
-    <w:unhideWhenUsed/>
-  </w:style>
-  <w:style w:type="character" w:customStyle="1" w:styleId="Heading1Char">
+  <w:style w:type="character" w:styleId="Heading1Char" w:customStyle="1">
     <w:name w:val="Heading 1 Char"/>
     <w:basedOn w:val="DefaultParagraphFont"/>
     <w:link w:val="Heading1"/>
     <w:uiPriority w:val="9"/>
-    <w:rsid w:val="00F70513"/>
+    <w:qFormat/>
+    <w:rsid w:val="00f70513"/>
     <w:rPr>
-      <w:rFonts w:asciiTheme="majorHAnsi" w:eastAsiaTheme="majorEastAsia" w:hAnsiTheme="majorHAnsi" w:cstheme="majorBidi"/>
-      <w:color w:val="0F4761" w:themeColor="accent1" w:themeShade="BF"/>
+      <w:rFonts w:ascii="Aptos Display" w:hAnsi="Aptos Display" w:eastAsia="" w:cs="" w:asciiTheme="majorHAnsi" w:cstheme="majorBidi" w:eastAsiaTheme="majorEastAsia" w:hAnsiTheme="majorHAnsi"/>
+      <w:color w:themeColor="accent1" w:themeShade="bf" w:val="0F4761"/>
       <w:sz w:val="40"/>
       <w:szCs w:val="40"/>
     </w:rPr>
   </w:style>
-  <w:style w:type="character" w:customStyle="1" w:styleId="Heading2Char">
+  <w:style w:type="character" w:styleId="Heading2Char" w:customStyle="1">
     <w:name w:val="Heading 2 Char"/>
     <w:basedOn w:val="DefaultParagraphFont"/>
     <w:link w:val="Heading2"/>
     <w:uiPriority w:val="9"/>
     <w:semiHidden/>
-    <w:rsid w:val="00F70513"/>
+    <w:qFormat/>
+    <w:rsid w:val="00f70513"/>
     <w:rPr>
-      <w:rFonts w:asciiTheme="majorHAnsi" w:eastAsiaTheme="majorEastAsia" w:hAnsiTheme="majorHAnsi" w:cstheme="majorBidi"/>
-      <w:color w:val="0F4761" w:themeColor="accent1" w:themeShade="BF"/>
+      <w:rFonts w:ascii="Aptos Display" w:hAnsi="Aptos Display" w:eastAsia="" w:cs="" w:asciiTheme="majorHAnsi" w:cstheme="majorBidi" w:eastAsiaTheme="majorEastAsia" w:hAnsiTheme="majorHAnsi"/>
+      <w:color w:themeColor="accent1" w:themeShade="bf" w:val="0F4761"/>
       <w:sz w:val="32"/>
       <w:szCs w:val="32"/>
     </w:rPr>
   </w:style>
-  <w:style w:type="character" w:customStyle="1" w:styleId="Heading3Char">
+  <w:style w:type="character" w:styleId="Heading3Char" w:customStyle="1">
     <w:name w:val="Heading 3 Char"/>
     <w:basedOn w:val="DefaultParagraphFont"/>
     <w:link w:val="Heading3"/>
     <w:uiPriority w:val="9"/>
     <w:semiHidden/>
-    <w:rsid w:val="00F70513"/>
+    <w:qFormat/>
+    <w:rsid w:val="00f70513"/>
     <w:rPr>
-      <w:rFonts w:eastAsiaTheme="majorEastAsia" w:cstheme="majorBidi"/>
-      <w:color w:val="0F4761" w:themeColor="accent1" w:themeShade="BF"/>
+      <w:rFonts w:eastAsia="" w:cs="" w:cstheme="majorBidi" w:eastAsiaTheme="majorEastAsia"/>
+      <w:color w:themeColor="accent1" w:themeShade="bf" w:val="0F4761"/>
       <w:sz w:val="28"/>
       <w:szCs w:val="28"/>
     </w:rPr>
   </w:style>
-  <w:style w:type="character" w:customStyle="1" w:styleId="Heading4Char">
+  <w:style w:type="character" w:styleId="Heading4Char" w:customStyle="1">
     <w:name w:val="Heading 4 Char"/>
     <w:basedOn w:val="DefaultParagraphFont"/>
     <w:link w:val="Heading4"/>
     <w:uiPriority w:val="9"/>
     <w:semiHidden/>
-    <w:rsid w:val="00F70513"/>
+    <w:qFormat/>
+    <w:rsid w:val="00f70513"/>
     <w:rPr>
-      <w:rFonts w:eastAsiaTheme="majorEastAsia" w:cstheme="majorBidi"/>
+      <w:rFonts w:eastAsia="" w:cs="" w:cstheme="majorBidi" w:eastAsiaTheme="majorEastAsia"/>
       <w:i/>
       <w:iCs/>
-      <w:color w:val="0F4761" w:themeColor="accent1" w:themeShade="BF"/>
+      <w:color w:themeColor="accent1" w:themeShade="bf" w:val="0F4761"/>
     </w:rPr>
   </w:style>
-  <w:style w:type="character" w:customStyle="1" w:styleId="Heading5Char">
+  <w:style w:type="character" w:styleId="Heading5Char" w:customStyle="1">
     <w:name w:val="Heading 5 Char"/>
     <w:basedOn w:val="DefaultParagraphFont"/>
     <w:link w:val="Heading5"/>
     <w:uiPriority w:val="9"/>
     <w:semiHidden/>
-    <w:rsid w:val="00F70513"/>
+    <w:qFormat/>
+    <w:rsid w:val="00f70513"/>
     <w:rPr>
-      <w:rFonts w:eastAsiaTheme="majorEastAsia" w:cstheme="majorBidi"/>
-      <w:color w:val="0F4761" w:themeColor="accent1" w:themeShade="BF"/>
+      <w:rFonts w:eastAsia="" w:cs="" w:cstheme="majorBidi" w:eastAsiaTheme="majorEastAsia"/>
+      <w:color w:themeColor="accent1" w:themeShade="bf" w:val="0F4761"/>
     </w:rPr>
   </w:style>
-  <w:style w:type="character" w:customStyle="1" w:styleId="Heading6Char">
+  <w:style w:type="character" w:styleId="Heading6Char" w:customStyle="1">
     <w:name w:val="Heading 6 Char"/>
     <w:basedOn w:val="DefaultParagraphFont"/>
     <w:link w:val="Heading6"/>
     <w:uiPriority w:val="9"/>
     <w:semiHidden/>
-    <w:rsid w:val="00F70513"/>
+    <w:qFormat/>
+    <w:rsid w:val="00f70513"/>
     <w:rPr>
-      <w:rFonts w:eastAsiaTheme="majorEastAsia" w:cstheme="majorBidi"/>
+      <w:rFonts w:eastAsia="" w:cs="" w:cstheme="majorBidi" w:eastAsiaTheme="majorEastAsia"/>
       <w:i/>
       <w:iCs/>
-      <w:color w:val="595959" w:themeColor="text1" w:themeTint="A6"/>
+      <w:color w:themeColor="text1" w:themeTint="a6" w:val="595959"/>
     </w:rPr>
   </w:style>
-  <w:style w:type="character" w:customStyle="1" w:styleId="Heading7Char">
+  <w:style w:type="character" w:styleId="Heading7Char" w:customStyle="1">
     <w:name w:val="Heading 7 Char"/>
     <w:basedOn w:val="DefaultParagraphFont"/>
     <w:link w:val="Heading7"/>
     <w:uiPriority w:val="9"/>
     <w:semiHidden/>
-    <w:rsid w:val="00F70513"/>
+    <w:qFormat/>
+    <w:rsid w:val="00f70513"/>
     <w:rPr>
-      <w:rFonts w:eastAsiaTheme="majorEastAsia" w:cstheme="majorBidi"/>
-      <w:color w:val="595959" w:themeColor="text1" w:themeTint="A6"/>
+      <w:rFonts w:eastAsia="" w:cs="" w:cstheme="majorBidi" w:eastAsiaTheme="majorEastAsia"/>
+      <w:color w:themeColor="text1" w:themeTint="a6" w:val="595959"/>
     </w:rPr>
   </w:style>
-  <w:style w:type="character" w:customStyle="1" w:styleId="Heading8Char">
+  <w:style w:type="character" w:styleId="Heading8Char" w:customStyle="1">
     <w:name w:val="Heading 8 Char"/>
     <w:basedOn w:val="DefaultParagraphFont"/>
     <w:link w:val="Heading8"/>
     <w:uiPriority w:val="9"/>
     <w:semiHidden/>
-    <w:rsid w:val="00F70513"/>
+    <w:qFormat/>
+    <w:rsid w:val="00f70513"/>
     <w:rPr>
-      <w:rFonts w:eastAsiaTheme="majorEastAsia" w:cstheme="majorBidi"/>
+      <w:rFonts w:eastAsia="" w:cs="" w:cstheme="majorBidi" w:eastAsiaTheme="majorEastAsia"/>
       <w:i/>
       <w:iCs/>
-      <w:color w:val="272727" w:themeColor="text1" w:themeTint="D8"/>
+      <w:color w:themeColor="text1" w:themeTint="d8" w:val="272727"/>
     </w:rPr>
   </w:style>
-  <w:style w:type="character" w:customStyle="1" w:styleId="Heading9Char">
+  <w:style w:type="character" w:styleId="Heading9Char" w:customStyle="1">
     <w:name w:val="Heading 9 Char"/>
     <w:basedOn w:val="DefaultParagraphFont"/>
     <w:link w:val="Heading9"/>
     <w:uiPriority w:val="9"/>
     <w:semiHidden/>
-    <w:rsid w:val="00F70513"/>
+    <w:qFormat/>
+    <w:rsid w:val="00f70513"/>
     <w:rPr>
-      <w:rFonts w:eastAsiaTheme="majorEastAsia" w:cstheme="majorBidi"/>
-      <w:color w:val="272727" w:themeColor="text1" w:themeTint="D8"/>
+      <w:rFonts w:eastAsia="" w:cs="" w:cstheme="majorBidi" w:eastAsiaTheme="majorEastAsia"/>
+      <w:color w:themeColor="text1" w:themeTint="d8" w:val="272727"/>
+    </w:rPr>
+  </w:style>
+  <w:style w:type="character" w:styleId="TitleChar" w:customStyle="1">
+    <w:name w:val="Title Char"/>
+    <w:basedOn w:val="DefaultParagraphFont"/>
+    <w:link w:val="Title"/>
+    <w:uiPriority w:val="10"/>
+    <w:qFormat/>
+    <w:rsid w:val="00f70513"/>
+    <w:rPr>
+      <w:rFonts w:ascii="Aptos Display" w:hAnsi="Aptos Display" w:eastAsia="" w:cs="" w:asciiTheme="majorHAnsi" w:cstheme="majorBidi" w:eastAsiaTheme="majorEastAsia" w:hAnsiTheme="majorHAnsi"/>
+      <w:spacing w:val="-10"/>
+      <w:kern w:val="2"/>
+      <w:sz w:val="56"/>
+      <w:szCs w:val="56"/>
+    </w:rPr>
+  </w:style>
+  <w:style w:type="character" w:styleId="SubtitleChar" w:customStyle="1">
+    <w:name w:val="Subtitle Char"/>
+    <w:basedOn w:val="DefaultParagraphFont"/>
+    <w:link w:val="Subtitle"/>
+    <w:uiPriority w:val="11"/>
+    <w:qFormat/>
+    <w:rsid w:val="00f70513"/>
+    <w:rPr>
+      <w:rFonts w:eastAsia="" w:cs="" w:cstheme="majorBidi" w:eastAsiaTheme="majorEastAsia"/>
+      <w:color w:themeColor="text1" w:themeTint="a6" w:val="595959"/>
+      <w:spacing w:val="15"/>
+      <w:sz w:val="28"/>
+      <w:szCs w:val="28"/>
+    </w:rPr>
+  </w:style>
+  <w:style w:type="character" w:styleId="QuoteChar" w:customStyle="1">
+    <w:name w:val="Quote Char"/>
+    <w:basedOn w:val="DefaultParagraphFont"/>
+    <w:link w:val="Quote"/>
+    <w:uiPriority w:val="29"/>
+    <w:qFormat/>
+    <w:rsid w:val="00f70513"/>
+    <w:rPr>
+      <w:i/>
+      <w:iCs/>
+      <w:color w:themeColor="text1" w:themeTint="bf" w:val="404040"/>
+    </w:rPr>
+  </w:style>
+  <w:style w:type="character" w:styleId="IntenseEmphasis">
+    <w:name w:val="Intense Emphasis"/>
+    <w:basedOn w:val="DefaultParagraphFont"/>
+    <w:uiPriority w:val="21"/>
+    <w:qFormat/>
+    <w:rsid w:val="00f70513"/>
+    <w:rPr>
+      <w:i/>
+      <w:iCs/>
+      <w:color w:themeColor="accent1" w:themeShade="bf" w:val="0F4761"/>
+    </w:rPr>
+  </w:style>
+  <w:style w:type="character" w:styleId="IntenseQuoteChar" w:customStyle="1">
+    <w:name w:val="Intense Quote Char"/>
+    <w:basedOn w:val="DefaultParagraphFont"/>
+    <w:link w:val="IntenseQuote"/>
+    <w:uiPriority w:val="30"/>
+    <w:qFormat/>
+    <w:rsid w:val="00f70513"/>
+    <w:rPr>
+      <w:i/>
+      <w:iCs/>
+      <w:color w:themeColor="accent1" w:themeShade="bf" w:val="0F4761"/>
+    </w:rPr>
+  </w:style>
+  <w:style w:type="character" w:styleId="IntenseReference">
+    <w:name w:val="Intense Reference"/>
+    <w:basedOn w:val="DefaultParagraphFont"/>
+    <w:uiPriority w:val="32"/>
+    <w:qFormat/>
+    <w:rsid w:val="00f70513"/>
+    <w:rPr>
+      <w:b/>
+      <w:bCs/>
+      <w:smallCaps/>
+      <w:color w:themeColor="accent1" w:themeShade="bf" w:val="0F4761"/>
+      <w:spacing w:val="5"/>
+    </w:rPr>
+  </w:style>
+  <w:style w:type="character" w:styleId="Bullets">
+    <w:name w:val="Bullets"/>
+    <w:qFormat/>
+    <w:rPr>
+      <w:rFonts w:ascii="OpenSymbol" w:hAnsi="OpenSymbol" w:eastAsia="OpenSymbol" w:cs="OpenSymbol"/>
+    </w:rPr>
+  </w:style>
+  <w:style w:type="character" w:styleId="Strong">
+    <w:name w:val="Strong"/>
+    <w:qFormat/>
+    <w:rPr>
+      <w:b/>
+      <w:bCs/>
+    </w:rPr>
+  </w:style>
+  <w:style w:type="character" w:styleId="Hyperlink">
+    <w:name w:val="Hyperlink"/>
+    <w:rPr>
+      <w:color w:val="000080"/>
+      <w:u w:val="single"/>
+    </w:rPr>
+  </w:style>
+  <w:style w:type="paragraph" w:styleId="Heading">
+    <w:name w:val="Heading"/>
+    <w:basedOn w:val="Normal"/>
+    <w:next w:val="BodyText"/>
+    <w:qFormat/>
+    <w:pPr>
+      <w:keepNext w:val="true"/>
+      <w:spacing w:before="240" w:after="120"/>
+    </w:pPr>
+    <w:rPr>
+      <w:rFonts w:ascii="Liberation Sans" w:hAnsi="Liberation Sans" w:eastAsia="Microsoft YaHei" w:cs="Lucida Sans"/>
+      <w:sz w:val="28"/>
+      <w:szCs w:val="28"/>
+    </w:rPr>
+  </w:style>
+  <w:style w:type="paragraph" w:styleId="BodyText">
+    <w:name w:val="Body Text"/>
+    <w:basedOn w:val="Normal"/>
+    <w:pPr>
+      <w:spacing w:lineRule="auto" w:line="276" w:before="0" w:after="140"/>
+    </w:pPr>
+    <w:rPr/>
+  </w:style>
+  <w:style w:type="paragraph" w:styleId="List">
+    <w:name w:val="List"/>
+    <w:basedOn w:val="BodyText"/>
+    <w:pPr/>
+    <w:rPr>
+      <w:rFonts w:cs="Lucida Sans"/>
+    </w:rPr>
+  </w:style>
+  <w:style w:type="paragraph" w:styleId="Caption">
+    <w:name w:val="caption"/>
+    <w:basedOn w:val="Normal"/>
+    <w:qFormat/>
+    <w:pPr>
+      <w:suppressLineNumbers/>
+      <w:spacing w:before="120" w:after="120"/>
+    </w:pPr>
+    <w:rPr>
+      <w:rFonts w:cs="Lucida Sans"/>
+      <w:i/>
+      <w:iCs/>
+      <w:sz w:val="24"/>
+      <w:szCs w:val="24"/>
+    </w:rPr>
+  </w:style>
+  <w:style w:type="paragraph" w:styleId="Index">
+    <w:name w:val="Index"/>
+    <w:basedOn w:val="Normal"/>
+    <w:qFormat/>
+    <w:pPr>
+      <w:suppressLineNumbers/>
+    </w:pPr>
+    <w:rPr>
+      <w:rFonts w:cs="Lucida Sans"/>
     </w:rPr>
   </w:style>
   <w:style w:type="paragraph" w:styleId="Title">
@@ -2881,29 +4007,15 @@
     <w:link w:val="TitleChar"/>
     <w:uiPriority w:val="10"/>
     <w:qFormat/>
-    <w:rsid w:val="00F70513"/>
+    <w:rsid w:val="00f70513"/>
     <w:pPr>
-      <w:spacing w:after="80" w:line="240" w:lineRule="auto"/>
+      <w:spacing w:lineRule="auto" w:line="240" w:before="0" w:after="80"/>
       <w:contextualSpacing/>
     </w:pPr>
     <w:rPr>
-      <w:rFonts w:asciiTheme="majorHAnsi" w:eastAsiaTheme="majorEastAsia" w:hAnsiTheme="majorHAnsi" w:cstheme="majorBidi"/>
+      <w:rFonts w:ascii="Aptos Display" w:hAnsi="Aptos Display" w:eastAsia="" w:cs="" w:asciiTheme="majorHAnsi" w:cstheme="majorBidi" w:eastAsiaTheme="majorEastAsia" w:hAnsiTheme="majorHAnsi"/>
       <w:spacing w:val="-10"/>
-      <w:kern w:val="28"/>
-      <w:sz w:val="56"/>
-      <w:szCs w:val="56"/>
-    </w:rPr>
-  </w:style>
-  <w:style w:type="character" w:customStyle="1" w:styleId="TitleChar">
-    <w:name w:val="Title Char"/>
-    <w:basedOn w:val="DefaultParagraphFont"/>
-    <w:link w:val="Title"/>
-    <w:uiPriority w:val="10"/>
-    <w:rsid w:val="00F70513"/>
-    <w:rPr>
-      <w:rFonts w:asciiTheme="majorHAnsi" w:eastAsiaTheme="majorEastAsia" w:hAnsiTheme="majorHAnsi" w:cstheme="majorBidi"/>
-      <w:spacing w:val="-10"/>
-      <w:kern w:val="28"/>
+      <w:kern w:val="2"/>
       <w:sz w:val="56"/>
       <w:szCs w:val="56"/>
     </w:rPr>
@@ -2915,29 +4027,11 @@
     <w:link w:val="SubtitleChar"/>
     <w:uiPriority w:val="11"/>
     <w:qFormat/>
-    <w:rsid w:val="00F70513"/>
-    <w:pPr>
-      <w:numPr>
-        <w:ilvl w:val="1"/>
-      </w:numPr>
-    </w:pPr>
+    <w:rsid w:val="00f70513"/>
+    <w:pPr/>
     <w:rPr>
-      <w:rFonts w:eastAsiaTheme="majorEastAsia" w:cstheme="majorBidi"/>
-      <w:color w:val="595959" w:themeColor="text1" w:themeTint="A6"/>
-      <w:spacing w:val="15"/>
-      <w:sz w:val="28"/>
-      <w:szCs w:val="28"/>
-    </w:rPr>
-  </w:style>
-  <w:style w:type="character" w:customStyle="1" w:styleId="SubtitleChar">
-    <w:name w:val="Subtitle Char"/>
-    <w:basedOn w:val="DefaultParagraphFont"/>
-    <w:link w:val="Subtitle"/>
-    <w:uiPriority w:val="11"/>
-    <w:rsid w:val="00F70513"/>
-    <w:rPr>
-      <w:rFonts w:eastAsiaTheme="majorEastAsia" w:cstheme="majorBidi"/>
-      <w:color w:val="595959" w:themeColor="text1" w:themeTint="A6"/>
+      <w:rFonts w:eastAsia="" w:cs="" w:cstheme="majorBidi" w:eastAsiaTheme="majorEastAsia"/>
+      <w:color w:themeColor="text1" w:themeTint="a6" w:val="595959"/>
       <w:spacing w:val="15"/>
       <w:sz w:val="28"/>
       <w:szCs w:val="28"/>
@@ -2950,27 +4044,15 @@
     <w:link w:val="QuoteChar"/>
     <w:uiPriority w:val="29"/>
     <w:qFormat/>
-    <w:rsid w:val="00F70513"/>
+    <w:rsid w:val="00f70513"/>
     <w:pPr>
-      <w:spacing w:before="160"/>
+      <w:spacing w:before="160" w:after="160"/>
       <w:jc w:val="center"/>
     </w:pPr>
     <w:rPr>
       <w:i/>
       <w:iCs/>
-      <w:color w:val="404040" w:themeColor="text1" w:themeTint="BF"/>
-    </w:rPr>
-  </w:style>
-  <w:style w:type="character" w:customStyle="1" w:styleId="QuoteChar">
-    <w:name w:val="Quote Char"/>
-    <w:basedOn w:val="DefaultParagraphFont"/>
-    <w:link w:val="Quote"/>
-    <w:uiPriority w:val="29"/>
-    <w:rsid w:val="00F70513"/>
-    <w:rPr>
-      <w:i/>
-      <w:iCs/>
-      <w:color w:val="404040" w:themeColor="text1" w:themeTint="BF"/>
+      <w:color w:themeColor="text1" w:themeTint="bf" w:val="404040"/>
     </w:rPr>
   </w:style>
   <w:style w:type="paragraph" w:styleId="ListParagraph">
@@ -2978,23 +4060,13 @@
     <w:basedOn w:val="Normal"/>
     <w:uiPriority w:val="34"/>
     <w:qFormat/>
-    <w:rsid w:val="00F70513"/>
+    <w:rsid w:val="00f70513"/>
     <w:pPr>
-      <w:ind w:left="720"/>
+      <w:spacing w:before="0" w:after="160"/>
+      <w:ind w:start="720"/>
       <w:contextualSpacing/>
     </w:pPr>
-  </w:style>
-  <w:style w:type="character" w:styleId="IntenseEmphasis">
-    <w:name w:val="Intense Emphasis"/>
-    <w:basedOn w:val="DefaultParagraphFont"/>
-    <w:uiPriority w:val="21"/>
-    <w:qFormat/>
-    <w:rsid w:val="00F70513"/>
-    <w:rPr>
-      <w:i/>
-      <w:iCs/>
-      <w:color w:val="0F4761" w:themeColor="accent1" w:themeShade="BF"/>
-    </w:rPr>
+    <w:rPr/>
   </w:style>
   <w:style w:type="paragraph" w:styleId="IntenseQuote">
     <w:name w:val="Intense Quote"/>
@@ -3003,64 +4075,82 @@
     <w:link w:val="IntenseQuoteChar"/>
     <w:uiPriority w:val="30"/>
     <w:qFormat/>
-    <w:rsid w:val="00F70513"/>
+    <w:rsid w:val="00f70513"/>
     <w:pPr>
       <w:pBdr>
-        <w:top w:val="single" w:sz="4" w:space="10" w:color="0F4761" w:themeColor="accent1" w:themeShade="BF"/>
-        <w:bottom w:val="single" w:sz="4" w:space="10" w:color="0F4761" w:themeColor="accent1" w:themeShade="BF"/>
+        <w:top w:val="single" w:sz="4" w:space="10" w:color="0F4761" w:themeColor="accent1" w:themeShade="bf"/>
+        <w:bottom w:val="single" w:sz="4" w:space="10" w:color="0F4761" w:themeColor="accent1" w:themeShade="bf"/>
       </w:pBdr>
       <w:spacing w:before="360" w:after="360"/>
-      <w:ind w:left="864" w:right="864"/>
+      <w:ind w:start="864" w:end="864"/>
       <w:jc w:val="center"/>
     </w:pPr>
     <w:rPr>
       <w:i/>
       <w:iCs/>
-      <w:color w:val="0F4761" w:themeColor="accent1" w:themeShade="BF"/>
+      <w:color w:themeColor="accent1" w:themeShade="bf" w:val="0F4761"/>
     </w:rPr>
   </w:style>
-  <w:style w:type="character" w:customStyle="1" w:styleId="IntenseQuoteChar">
-    <w:name w:val="Intense Quote Char"/>
-    <w:basedOn w:val="DefaultParagraphFont"/>
-    <w:link w:val="IntenseQuote"/>
-    <w:uiPriority w:val="30"/>
-    <w:rsid w:val="00F70513"/>
-    <w:rPr>
-      <w:i/>
-      <w:iCs/>
-      <w:color w:val="0F4761" w:themeColor="accent1" w:themeShade="BF"/>
-    </w:rPr>
+  <w:style w:type="paragraph" w:styleId="TableContents">
+    <w:name w:val="Table Contents"/>
+    <w:basedOn w:val="Normal"/>
+    <w:qFormat/>
+    <w:pPr>
+      <w:widowControl w:val="false"/>
+      <w:suppressLineNumbers/>
+    </w:pPr>
+    <w:rPr/>
   </w:style>
-  <w:style w:type="character" w:styleId="IntenseReference">
-    <w:name w:val="Intense Reference"/>
-    <w:basedOn w:val="DefaultParagraphFont"/>
-    <w:uiPriority w:val="32"/>
+  <w:style w:type="paragraph" w:styleId="TableHeading">
+    <w:name w:val="Table Heading"/>
+    <w:basedOn w:val="TableContents"/>
     <w:qFormat/>
-    <w:rsid w:val="00F70513"/>
+    <w:pPr>
+      <w:suppressLineNumbers/>
+      <w:jc w:val="center"/>
+    </w:pPr>
     <w:rPr>
       <w:b/>
       <w:bCs/>
-      <w:smallCaps/>
-      <w:color w:val="0F4761" w:themeColor="accent1" w:themeShade="BF"/>
-      <w:spacing w:val="5"/>
     </w:rPr>
+  </w:style>
+  <w:style w:type="numbering" w:styleId="NoList" w:default="1">
+    <w:name w:val="No List"/>
+    <w:uiPriority w:val="99"/>
+    <w:semiHidden/>
+    <w:unhideWhenUsed/>
+    <w:qFormat/>
+  </w:style>
+  <w:style w:type="table" w:default="1" w:styleId="TableNormal">
+    <w:name w:val="Normal Table"/>
+    <w:uiPriority w:val="99"/>
+    <w:semiHidden/>
+    <w:unhideWhenUsed/>
+    <w:tblPr>
+      <w:tblCellMar>
+        <w:top w:w="0" w:type="dxa"/>
+        <w:left w:w="108" w:type="dxa"/>
+        <w:bottom w:w="0" w:type="dxa"/>
+        <w:right w:w="108" w:type="dxa"/>
+      </w:tblCellMar>
+    </w:tblPr>
   </w:style>
   <w:style w:type="table" w:styleId="TableGrid">
     <w:name w:val="Table Grid"/>
     <w:basedOn w:val="TableNormal"/>
     <w:uiPriority w:val="39"/>
-    <w:rsid w:val="007F112A"/>
+    <w:rsid w:val="007f112a"/>
     <w:pPr>
       <w:spacing w:after="0" w:line="240" w:lineRule="auto"/>
     </w:pPr>
     <w:tblPr>
       <w:tblBorders>
-        <w:top w:val="single" w:sz="4" w:space="0" w:color="auto"/>
-        <w:left w:val="single" w:sz="4" w:space="0" w:color="auto"/>
-        <w:bottom w:val="single" w:sz="4" w:space="0" w:color="auto"/>
-        <w:right w:val="single" w:sz="4" w:space="0" w:color="auto"/>
-        <w:insideH w:val="single" w:sz="4" w:space="0" w:color="auto"/>
-        <w:insideV w:val="single" w:sz="4" w:space="0" w:color="auto"/>
+        <w:top w:val="single" w:color="auto" w:sz="4" w:space="0"/>
+        <w:left w:val="single" w:color="auto" w:sz="4" w:space="0"/>
+        <w:bottom w:val="single" w:color="auto" w:sz="4" w:space="0"/>
+        <w:right w:val="single" w:color="auto" w:sz="4" w:space="0"/>
+        <w:insideH w:val="single" w:color="auto" w:sz="4" w:space="0"/>
+        <w:insideV w:val="single" w:color="auto" w:sz="4" w:space="0"/>
       </w:tblBorders>
     </w:tblPr>
   </w:style>
@@ -3068,195 +4158,97 @@
 </file>
 
 <file path=word/theme/theme1.xml><?xml version="1.0" encoding="utf-8"?>
-<a:theme xmlns:a="http://schemas.openxmlformats.org/drawingml/2006/main" name="Office Theme">
+<a:theme xmlns:a="http://schemas.openxmlformats.org/drawingml/2006/main" xmlns:r="http://schemas.openxmlformats.org/officeDocument/2006/relationships" name="Office Theme">
   <a:themeElements>
     <a:clrScheme name="Office">
       <a:dk1>
-        <a:sysClr val="windowText" lastClr="000000"/>
+        <a:srgbClr val="000000"/>
       </a:dk1>
       <a:lt1>
-        <a:sysClr val="window" lastClr="FFFFFF"/>
+        <a:srgbClr val="ffffff"/>
       </a:lt1>
       <a:dk2>
-        <a:srgbClr val="0E2841"/>
+        <a:srgbClr val="0e2841"/>
       </a:dk2>
       <a:lt2>
-        <a:srgbClr val="E8E8E8"/>
+        <a:srgbClr val="e8e8e8"/>
       </a:lt2>
       <a:accent1>
         <a:srgbClr val="156082"/>
       </a:accent1>
       <a:accent2>
-        <a:srgbClr val="E97132"/>
+        <a:srgbClr val="e97132"/>
       </a:accent2>
       <a:accent3>
-        <a:srgbClr val="196B24"/>
+        <a:srgbClr val="196b24"/>
       </a:accent3>
       <a:accent4>
-        <a:srgbClr val="0F9ED5"/>
+        <a:srgbClr val="0f9ed5"/>
       </a:accent4>
       <a:accent5>
-        <a:srgbClr val="A02B93"/>
+        <a:srgbClr val="a02b93"/>
       </a:accent5>
       <a:accent6>
-        <a:srgbClr val="4EA72E"/>
+        <a:srgbClr val="4ea72e"/>
       </a:accent6>
       <a:hlink>
         <a:srgbClr val="467886"/>
       </a:hlink>
       <a:folHlink>
-        <a:srgbClr val="96607D"/>
+        <a:srgbClr val="96607d"/>
       </a:folHlink>
     </a:clrScheme>
     <a:fontScheme name="Office">
       <a:majorFont>
-        <a:latin typeface="Aptos Display" panose="02110004020202020204"/>
+        <a:latin typeface="Aptos Display" panose="02110004020202020204" pitchFamily="0" charset="1"/>
         <a:ea typeface=""/>
         <a:cs typeface=""/>
-        <a:font script="Jpan" typeface="游ゴシック Light"/>
-        <a:font script="Hang" typeface="맑은 고딕"/>
-        <a:font script="Hans" typeface="等线 Light"/>
-        <a:font script="Hant" typeface="新細明體"/>
-        <a:font script="Arab" typeface="Times New Roman"/>
-        <a:font script="Hebr" typeface="Times New Roman"/>
-        <a:font script="Thai" typeface="Angsana New"/>
-        <a:font script="Ethi" typeface="Nyala"/>
-        <a:font script="Beng" typeface="Vrinda"/>
-        <a:font script="Gujr" typeface="Shruti"/>
-        <a:font script="Khmr" typeface="MoolBoran"/>
-        <a:font script="Knda" typeface="Tunga"/>
-        <a:font script="Guru" typeface="Raavi"/>
-        <a:font script="Cans" typeface="Euphemia"/>
-        <a:font script="Cher" typeface="Plantagenet Cherokee"/>
-        <a:font script="Yiii" typeface="Microsoft Yi Baiti"/>
-        <a:font script="Tibt" typeface="Microsoft Himalaya"/>
-        <a:font script="Thaa" typeface="MV Boli"/>
-        <a:font script="Deva" typeface="Mangal"/>
-        <a:font script="Telu" typeface="Gautami"/>
-        <a:font script="Taml" typeface="Latha"/>
-        <a:font script="Syrc" typeface="Estrangelo Edessa"/>
-        <a:font script="Orya" typeface="Kalinga"/>
-        <a:font script="Mlym" typeface="Kartika"/>
-        <a:font script="Laoo" typeface="DokChampa"/>
-        <a:font script="Sinh" typeface="Iskoola Pota"/>
-        <a:font script="Mong" typeface="Mongolian Baiti"/>
-        <a:font script="Viet" typeface="Times New Roman"/>
-        <a:font script="Uigh" typeface="Microsoft Uighur"/>
-        <a:font script="Geor" typeface="Sylfaen"/>
-        <a:font script="Armn" typeface="Arial"/>
-        <a:font script="Bugi" typeface="Leelawadee UI"/>
-        <a:font script="Bopo" typeface="Microsoft JhengHei"/>
-        <a:font script="Java" typeface="Javanese Text"/>
-        <a:font script="Lisu" typeface="Segoe UI"/>
-        <a:font script="Mymr" typeface="Myanmar Text"/>
-        <a:font script="Nkoo" typeface="Ebrima"/>
-        <a:font script="Olck" typeface="Nirmala UI"/>
-        <a:font script="Osma" typeface="Ebrima"/>
-        <a:font script="Phag" typeface="Phagspa"/>
-        <a:font script="Syrn" typeface="Estrangelo Edessa"/>
-        <a:font script="Syrj" typeface="Estrangelo Edessa"/>
-        <a:font script="Syre" typeface="Estrangelo Edessa"/>
-        <a:font script="Sora" typeface="Nirmala UI"/>
-        <a:font script="Tale" typeface="Microsoft Tai Le"/>
-        <a:font script="Talu" typeface="Microsoft New Tai Lue"/>
-        <a:font script="Tfng" typeface="Ebrima"/>
       </a:majorFont>
       <a:minorFont>
-        <a:latin typeface="Aptos" panose="02110004020202020204"/>
+        <a:latin typeface="Aptos" panose="02110004020202020204" pitchFamily="0" charset="1"/>
         <a:ea typeface=""/>
         <a:cs typeface=""/>
-        <a:font script="Jpan" typeface="游ゴシック"/>
-        <a:font script="Hang" typeface="맑은 고딕"/>
-        <a:font script="Hans" typeface="等线"/>
-        <a:font script="Hant" typeface="新細明體"/>
-        <a:font script="Arab" typeface="Arial"/>
-        <a:font script="Hebr" typeface="Arial"/>
-        <a:font script="Thai" typeface="Cordia New"/>
-        <a:font script="Ethi" typeface="Nyala"/>
-        <a:font script="Beng" typeface="Vrinda"/>
-        <a:font script="Gujr" typeface="Shruti"/>
-        <a:font script="Khmr" typeface="DaunPenh"/>
-        <a:font script="Knda" typeface="Tunga"/>
-        <a:font script="Guru" typeface="Raavi"/>
-        <a:font script="Cans" typeface="Euphemia"/>
-        <a:font script="Cher" typeface="Plantagenet Cherokee"/>
-        <a:font script="Yiii" typeface="Microsoft Yi Baiti"/>
-        <a:font script="Tibt" typeface="Microsoft Himalaya"/>
-        <a:font script="Thaa" typeface="MV Boli"/>
-        <a:font script="Deva" typeface="Mangal"/>
-        <a:font script="Telu" typeface="Gautami"/>
-        <a:font script="Taml" typeface="Latha"/>
-        <a:font script="Syrc" typeface="Estrangelo Edessa"/>
-        <a:font script="Orya" typeface="Kalinga"/>
-        <a:font script="Mlym" typeface="Kartika"/>
-        <a:font script="Laoo" typeface="DokChampa"/>
-        <a:font script="Sinh" typeface="Iskoola Pota"/>
-        <a:font script="Mong" typeface="Mongolian Baiti"/>
-        <a:font script="Viet" typeface="Arial"/>
-        <a:font script="Uigh" typeface="Microsoft Uighur"/>
-        <a:font script="Geor" typeface="Sylfaen"/>
-        <a:font script="Armn" typeface="Arial"/>
-        <a:font script="Bugi" typeface="Leelawadee UI"/>
-        <a:font script="Bopo" typeface="Microsoft JhengHei"/>
-        <a:font script="Java" typeface="Javanese Text"/>
-        <a:font script="Lisu" typeface="Segoe UI"/>
-        <a:font script="Mymr" typeface="Myanmar Text"/>
-        <a:font script="Nkoo" typeface="Ebrima"/>
-        <a:font script="Olck" typeface="Nirmala UI"/>
-        <a:font script="Osma" typeface="Ebrima"/>
-        <a:font script="Phag" typeface="Phagspa"/>
-        <a:font script="Syrn" typeface="Estrangelo Edessa"/>
-        <a:font script="Syrj" typeface="Estrangelo Edessa"/>
-        <a:font script="Syre" typeface="Estrangelo Edessa"/>
-        <a:font script="Sora" typeface="Nirmala UI"/>
-        <a:font script="Tale" typeface="Microsoft Tai Le"/>
-        <a:font script="Talu" typeface="Microsoft New Tai Lue"/>
-        <a:font script="Tfng" typeface="Ebrima"/>
       </a:minorFont>
     </a:fontScheme>
-    <a:fmtScheme name="Office">
+    <a:fmtScheme>
       <a:fillStyleLst>
         <a:solidFill>
           <a:schemeClr val="phClr"/>
         </a:solidFill>
-        <a:gradFill rotWithShape="1">
+        <a:gradFill>
           <a:gsLst>
             <a:gs pos="0">
               <a:schemeClr val="phClr">
                 <a:lumMod val="110000"/>
-                <a:satMod val="105000"/>
                 <a:tint val="67000"/>
               </a:schemeClr>
             </a:gs>
             <a:gs pos="50000">
               <a:schemeClr val="phClr">
                 <a:lumMod val="105000"/>
-                <a:satMod val="103000"/>
                 <a:tint val="73000"/>
               </a:schemeClr>
             </a:gs>
             <a:gs pos="100000">
               <a:schemeClr val="phClr">
                 <a:lumMod val="105000"/>
-                <a:satMod val="109000"/>
                 <a:tint val="81000"/>
               </a:schemeClr>
             </a:gs>
           </a:gsLst>
           <a:lin ang="5400000" scaled="0"/>
+          <a:tileRect l="0" t="0" r="0" b="0"/>
         </a:gradFill>
-        <a:gradFill rotWithShape="1">
+        <a:gradFill>
           <a:gsLst>
             <a:gs pos="0">
               <a:schemeClr val="phClr">
-                <a:satMod val="103000"/>
                 <a:lumMod val="102000"/>
                 <a:tint val="94000"/>
               </a:schemeClr>
             </a:gs>
             <a:gs pos="50000">
               <a:schemeClr val="phClr">
-                <a:satMod val="110000"/>
                 <a:lumMod val="100000"/>
                 <a:shade val="100000"/>
               </a:schemeClr>
@@ -3264,33 +4256,24 @@
             <a:gs pos="100000">
               <a:schemeClr val="phClr">
                 <a:lumMod val="99000"/>
-                <a:satMod val="120000"/>
                 <a:shade val="78000"/>
               </a:schemeClr>
             </a:gs>
           </a:gsLst>
           <a:lin ang="5400000" scaled="0"/>
+          <a:tileRect l="0" t="0" r="0" b="0"/>
         </a:gradFill>
       </a:fillStyleLst>
       <a:lnStyleLst>
         <a:ln w="6350" cap="flat" cmpd="sng" algn="ctr">
-          <a:solidFill>
-            <a:schemeClr val="phClr"/>
-          </a:solidFill>
           <a:prstDash val="solid"/>
           <a:miter lim="800000"/>
         </a:ln>
         <a:ln w="12700" cap="flat" cmpd="sng" algn="ctr">
-          <a:solidFill>
-            <a:schemeClr val="phClr"/>
-          </a:solidFill>
           <a:prstDash val="solid"/>
           <a:miter lim="800000"/>
         </a:ln>
         <a:ln w="19050" cap="flat" cmpd="sng" algn="ctr">
-          <a:solidFill>
-            <a:schemeClr val="phClr"/>
-          </a:solidFill>
           <a:prstDash val="solid"/>
           <a:miter lim="800000"/>
         </a:ln>
@@ -3303,13 +4286,7 @@
           <a:effectLst/>
         </a:effectStyle>
         <a:effectStyle>
-          <a:effectLst>
-            <a:outerShdw blurRad="57150" dist="19050" dir="5400000" algn="ctr" rotWithShape="0">
-              <a:srgbClr val="000000">
-                <a:alpha val="63000"/>
-              </a:srgbClr>
-            </a:outerShdw>
-          </a:effectLst>
+          <a:effectLst/>
         </a:effectStyle>
       </a:effectStyleLst>
       <a:bgFillStyleLst>
@@ -3319,15 +4296,13 @@
         <a:solidFill>
           <a:schemeClr val="phClr">
             <a:tint val="95000"/>
-            <a:satMod val="170000"/>
           </a:schemeClr>
         </a:solidFill>
-        <a:gradFill rotWithShape="1">
+        <a:gradFill>
           <a:gsLst>
             <a:gs pos="0">
               <a:schemeClr val="phClr">
                 <a:tint val="93000"/>
-                <a:satMod val="150000"/>
                 <a:shade val="98000"/>
                 <a:lumMod val="102000"/>
               </a:schemeClr>
@@ -3335,7 +4310,6 @@
             <a:gs pos="50000">
               <a:schemeClr val="phClr">
                 <a:tint val="98000"/>
-                <a:satMod val="130000"/>
                 <a:shade val="90000"/>
                 <a:lumMod val="103000"/>
               </a:schemeClr>
@@ -3343,22 +4317,15 @@
             <a:gs pos="100000">
               <a:schemeClr val="phClr">
                 <a:shade val="63000"/>
-                <a:satMod val="120000"/>
               </a:schemeClr>
             </a:gs>
           </a:gsLst>
           <a:lin ang="5400000" scaled="0"/>
+          <a:tileRect l="0" t="0" r="0" b="0"/>
         </a:gradFill>
       </a:bgFillStyleLst>
     </a:fmtScheme>
   </a:themeElements>
-  <a:objectDefaults/>
-  <a:extraClrSchemeLst/>
-  <a:extLst>
-    <a:ext uri="{05A4C25C-085E-4340-85A3-A5531E510DB2}">
-      <thm15:themeFamily xmlns:thm15="http://schemas.microsoft.com/office/thememl/2012/main" name="Office Theme" id="{62F939B6-93AF-4DB8-9C6B-D6C7DFDC589F}" vid="{4A3C46E8-61CC-4603-A589-7422A47A8E4A}"/>
-    </a:ext>
-  </a:extLst>
 </a:theme>
 </file>
 
